--- a/Documentation mongoDB.docx
+++ b/Documentation mongoDB.docx
@@ -163,7 +163,6 @@
                                     <w:dataBinding w:prefixMappings="xmlns:ns0='http://purl.org/dc/elements/1.1/' xmlns:ns1='http://schemas.openxmlformats.org/package/2006/metadata/core-properties' " w:xpath="/ns1:coreProperties[1]/ns0:title[1]" w:storeItemID="{6C3C8BC8-F283-45AE-878A-BAB7291924A1}"/>
                                     <w:text/>
                                   </w:sdtPr>
-                                  <w:sdtEndPr/>
                                   <w:sdtContent>
                                     <w:p>
                                       <w:pPr>
@@ -203,7 +202,6 @@
                                     <w:dataBinding w:prefixMappings="xmlns:ns0='http://purl.org/dc/elements/1.1/' xmlns:ns1='http://schemas.openxmlformats.org/package/2006/metadata/core-properties' " w:xpath="/ns1:coreProperties[1]/ns0:subject[1]" w:storeItemID="{6C3C8BC8-F283-45AE-878A-BAB7291924A1}"/>
                                     <w:text/>
                                   </w:sdtPr>
-                                  <w:sdtEndPr/>
                                   <w:sdtContent>
                                     <w:p>
                                       <w:pPr>
@@ -341,6 +339,7 @@
                                     </w:rPr>
                                     <w:t xml:space="preserve">Documentación Curso </w:t>
                                   </w:r>
+                                  <w:proofErr w:type="spellStart"/>
                                   <w:r>
                                     <w:rPr>
                                       <w:rFonts w:ascii="Arial" w:hAnsi="Arial" w:cs="Arial"/>
@@ -352,6 +351,7 @@
                                     </w:rPr>
                                     <w:t>MongoDB</w:t>
                                   </w:r>
+                                  <w:proofErr w:type="spellEnd"/>
                                 </w:p>
                                 <w:p>
                                   <w:pPr>
@@ -526,17 +526,7 @@
                                       <w:sz w:val="24"/>
                                       <w:szCs w:val="24"/>
                                     </w:rPr>
-                                    <w:t>22/09</w:t>
-                                  </w:r>
-                                  <w:r>
-                                    <w:rPr>
-                                      <w:rFonts w:ascii="Arial" w:hAnsi="Arial" w:cs="Arial"/>
-                                      <w:b/>
-                                      <w:color w:val="000000" w:themeColor="text1"/>
-                                      <w:sz w:val="24"/>
-                                      <w:szCs w:val="24"/>
-                                    </w:rPr>
-                                    <w:t>/2025</w:t>
+                                    <w:t>22/09/2025</w:t>
                                   </w:r>
                                 </w:p>
                                 <w:p>
@@ -687,7 +677,6 @@
                                     <w:dataBinding w:prefixMappings="xmlns:ns0='http://schemas.microsoft.com/office/2006/coverPageProps' " w:xpath="/ns0:CoverPageProperties[1]/ns0:Abstract[1]" w:storeItemID="{55AF091B-3C7A-41E3-B477-F2FDAA23CFDA}"/>
                                     <w:text/>
                                   </w:sdtPr>
-                                  <w:sdtEndPr/>
                                   <w:sdtContent>
                                     <w:p>
                                       <w:pPr>
@@ -843,7 +832,6 @@
                               <w:dataBinding w:prefixMappings="xmlns:ns0='http://purl.org/dc/elements/1.1/' xmlns:ns1='http://schemas.openxmlformats.org/package/2006/metadata/core-properties' " w:xpath="/ns1:coreProperties[1]/ns0:title[1]" w:storeItemID="{6C3C8BC8-F283-45AE-878A-BAB7291924A1}"/>
                               <w:text/>
                             </w:sdtPr>
-                            <w:sdtEndPr/>
                             <w:sdtContent>
                               <w:p>
                                 <w:pPr>
@@ -883,7 +871,6 @@
                               <w:dataBinding w:prefixMappings="xmlns:ns0='http://purl.org/dc/elements/1.1/' xmlns:ns1='http://schemas.openxmlformats.org/package/2006/metadata/core-properties' " w:xpath="/ns1:coreProperties[1]/ns0:subject[1]" w:storeItemID="{6C3C8BC8-F283-45AE-878A-BAB7291924A1}"/>
                               <w:text/>
                             </w:sdtPr>
-                            <w:sdtEndPr/>
                             <w:sdtContent>
                               <w:p>
                                 <w:pPr>
@@ -1021,6 +1008,7 @@
                               </w:rPr>
                               <w:t xml:space="preserve">Documentación Curso </w:t>
                             </w:r>
+                            <w:proofErr w:type="spellStart"/>
                             <w:r>
                               <w:rPr>
                                 <w:rFonts w:ascii="Arial" w:hAnsi="Arial" w:cs="Arial"/>
@@ -1032,6 +1020,7 @@
                               </w:rPr>
                               <w:t>MongoDB</w:t>
                             </w:r>
+                            <w:proofErr w:type="spellEnd"/>
                           </w:p>
                           <w:p>
                             <w:pPr>
@@ -1206,17 +1195,7 @@
                                 <w:sz w:val="24"/>
                                 <w:szCs w:val="24"/>
                               </w:rPr>
-                              <w:t>22/09</w:t>
-                            </w:r>
-                            <w:r>
-                              <w:rPr>
-                                <w:rFonts w:ascii="Arial" w:hAnsi="Arial" w:cs="Arial"/>
-                                <w:b/>
-                                <w:color w:val="000000" w:themeColor="text1"/>
-                                <w:sz w:val="24"/>
-                                <w:szCs w:val="24"/>
-                              </w:rPr>
-                              <w:t>/2025</w:t>
+                              <w:t>22/09/2025</w:t>
                             </w:r>
                           </w:p>
                           <w:p>
@@ -1367,7 +1346,6 @@
                               <w:dataBinding w:prefixMappings="xmlns:ns0='http://schemas.microsoft.com/office/2006/coverPageProps' " w:xpath="/ns0:CoverPageProperties[1]/ns0:Abstract[1]" w:storeItemID="{55AF091B-3C7A-41E3-B477-F2FDAA23CFDA}"/>
                               <w:text/>
                             </w:sdtPr>
-                            <w:sdtEndPr/>
                             <w:sdtContent>
                               <w:p>
                                 <w:pPr>
@@ -1465,7 +1443,7 @@
           <w:r>
             <w:fldChar w:fldCharType="separate"/>
           </w:r>
-          <w:hyperlink w:anchor="_Toc221875707" w:history="1">
+          <w:hyperlink w:anchor="_Toc222148410" w:history="1">
             <w:r>
               <w:rPr>
                 <w:rStyle w:val="Hipervnculo"/>
@@ -1495,7 +1473,7 @@
                 <w:noProof/>
                 <w:webHidden/>
               </w:rPr>
-              <w:instrText xml:space="preserve"> PAGEREF _Toc221875707 \h </w:instrText>
+              <w:instrText xml:space="preserve"> PAGEREF _Toc222148410 \h </w:instrText>
             </w:r>
             <w:r>
               <w:rPr>
@@ -1515,7 +1493,7 @@
                 <w:noProof/>
                 <w:webHidden/>
               </w:rPr>
-              <w:t>3</w:t>
+              <w:t>4</w:t>
             </w:r>
             <w:r>
               <w:rPr>
@@ -1540,7 +1518,7 @@
               <w14:ligatures w14:val="none"/>
             </w:rPr>
           </w:pPr>
-          <w:hyperlink w:anchor="_Toc221875708" w:history="1">
+          <w:hyperlink w:anchor="_Toc222148411" w:history="1">
             <w:r>
               <w:rPr>
                 <w:rStyle w:val="Hipervnculo"/>
@@ -1568,7 +1546,7 @@
                 <w:noProof/>
                 <w:webHidden/>
               </w:rPr>
-              <w:instrText xml:space="preserve"> PAGEREF _Toc221875708 \h </w:instrText>
+              <w:instrText xml:space="preserve"> PAGEREF _Toc222148411 \h </w:instrText>
             </w:r>
             <w:r>
               <w:rPr>
@@ -1588,7 +1566,7 @@
                 <w:noProof/>
                 <w:webHidden/>
               </w:rPr>
-              <w:t>3</w:t>
+              <w:t>4</w:t>
             </w:r>
             <w:r>
               <w:rPr>
@@ -1613,7 +1591,7 @@
               <w14:ligatures w14:val="none"/>
             </w:rPr>
           </w:pPr>
-          <w:hyperlink w:anchor="_Toc221875709" w:history="1">
+          <w:hyperlink w:anchor="_Toc222148412" w:history="1">
             <w:r>
               <w:rPr>
                 <w:rStyle w:val="Hipervnculo"/>
@@ -1640,7 +1618,7 @@
                 <w:noProof/>
                 <w:webHidden/>
               </w:rPr>
-              <w:instrText xml:space="preserve"> PAGEREF _Toc221875709 \h </w:instrText>
+              <w:instrText xml:space="preserve"> PAGEREF _Toc222148412 \h </w:instrText>
             </w:r>
             <w:r>
               <w:rPr>
@@ -1660,7 +1638,7 @@
                 <w:noProof/>
                 <w:webHidden/>
               </w:rPr>
-              <w:t>3</w:t>
+              <w:t>4</w:t>
             </w:r>
             <w:r>
               <w:rPr>
@@ -1685,7 +1663,7 @@
               <w14:ligatures w14:val="none"/>
             </w:rPr>
           </w:pPr>
-          <w:hyperlink w:anchor="_Toc221875710" w:history="1">
+          <w:hyperlink w:anchor="_Toc222148413" w:history="1">
             <w:r>
               <w:rPr>
                 <w:rStyle w:val="Hipervnculo"/>
@@ -1712,7 +1690,7 @@
                 <w:noProof/>
                 <w:webHidden/>
               </w:rPr>
-              <w:instrText xml:space="preserve"> PAGEREF _Toc221875710 \h </w:instrText>
+              <w:instrText xml:space="preserve"> PAGEREF _Toc222148413 \h </w:instrText>
             </w:r>
             <w:r>
               <w:rPr>
@@ -1732,7 +1710,7 @@
                 <w:noProof/>
                 <w:webHidden/>
               </w:rPr>
-              <w:t>4</w:t>
+              <w:t>5</w:t>
             </w:r>
             <w:r>
               <w:rPr>
@@ -1757,7 +1735,7 @@
               <w14:ligatures w14:val="none"/>
             </w:rPr>
           </w:pPr>
-          <w:hyperlink w:anchor="_Toc221875711" w:history="1">
+          <w:hyperlink w:anchor="_Toc222148414" w:history="1">
             <w:r>
               <w:rPr>
                 <w:rStyle w:val="Hipervnculo"/>
@@ -1785,7 +1763,7 @@
                 <w:noProof/>
                 <w:webHidden/>
               </w:rPr>
-              <w:instrText xml:space="preserve"> PAGEREF _Toc221875711 \h </w:instrText>
+              <w:instrText xml:space="preserve"> PAGEREF _Toc222148414 \h </w:instrText>
             </w:r>
             <w:r>
               <w:rPr>
@@ -1805,7 +1783,7 @@
                 <w:noProof/>
                 <w:webHidden/>
               </w:rPr>
-              <w:t>5</w:t>
+              <w:t>6</w:t>
             </w:r>
             <w:r>
               <w:rPr>
@@ -1830,7 +1808,7 @@
               <w14:ligatures w14:val="none"/>
             </w:rPr>
           </w:pPr>
-          <w:hyperlink w:anchor="_Toc221875712" w:history="1">
+          <w:hyperlink w:anchor="_Toc222148415" w:history="1">
             <w:r>
               <w:rPr>
                 <w:rStyle w:val="Hipervnculo"/>
@@ -1860,7 +1838,7 @@
                 <w:noProof/>
                 <w:webHidden/>
               </w:rPr>
-              <w:instrText xml:space="preserve"> PAGEREF _Toc221875712 \h </w:instrText>
+              <w:instrText xml:space="preserve"> PAGEREF _Toc222148415 \h </w:instrText>
             </w:r>
             <w:r>
               <w:rPr>
@@ -1880,7 +1858,7 @@
                 <w:noProof/>
                 <w:webHidden/>
               </w:rPr>
-              <w:t>5</w:t>
+              <w:t>6</w:t>
             </w:r>
             <w:r>
               <w:rPr>
@@ -1905,7 +1883,7 @@
               <w14:ligatures w14:val="none"/>
             </w:rPr>
           </w:pPr>
-          <w:hyperlink w:anchor="_Toc221875713" w:history="1">
+          <w:hyperlink w:anchor="_Toc222148416" w:history="1">
             <w:r>
               <w:rPr>
                 <w:rStyle w:val="Hipervnculo"/>
@@ -1934,7 +1912,7 @@
                 <w:noProof/>
                 <w:webHidden/>
               </w:rPr>
-              <w:instrText xml:space="preserve"> PAGEREF _Toc221875713 \h </w:instrText>
+              <w:instrText xml:space="preserve"> PAGEREF _Toc222148416 \h </w:instrText>
             </w:r>
             <w:r>
               <w:rPr>
@@ -1954,7 +1932,7 @@
                 <w:noProof/>
                 <w:webHidden/>
               </w:rPr>
-              <w:t>5</w:t>
+              <w:t>6</w:t>
             </w:r>
             <w:r>
               <w:rPr>
@@ -1979,7 +1957,7 @@
               <w14:ligatures w14:val="none"/>
             </w:rPr>
           </w:pPr>
-          <w:hyperlink w:anchor="_Toc221875714" w:history="1">
+          <w:hyperlink w:anchor="_Toc222148417" w:history="1">
             <w:r>
               <w:rPr>
                 <w:rStyle w:val="Hipervnculo"/>
@@ -2007,7 +1985,7 @@
                 <w:noProof/>
                 <w:webHidden/>
               </w:rPr>
-              <w:instrText xml:space="preserve"> PAGEREF _Toc221875714 \h </w:instrText>
+              <w:instrText xml:space="preserve"> PAGEREF _Toc222148417 \h </w:instrText>
             </w:r>
             <w:r>
               <w:rPr>
@@ -2027,7 +2005,7 @@
                 <w:noProof/>
                 <w:webHidden/>
               </w:rPr>
-              <w:t>6</w:t>
+              <w:t>7</w:t>
             </w:r>
             <w:r>
               <w:rPr>
@@ -2052,7 +2030,7 @@
               <w14:ligatures w14:val="none"/>
             </w:rPr>
           </w:pPr>
-          <w:hyperlink w:anchor="_Toc221875715" w:history="1">
+          <w:hyperlink w:anchor="_Toc222148418" w:history="1">
             <w:r>
               <w:rPr>
                 <w:rStyle w:val="Hipervnculo"/>
@@ -2080,7 +2058,7 @@
                 <w:noProof/>
                 <w:webHidden/>
               </w:rPr>
-              <w:instrText xml:space="preserve"> PAGEREF _Toc221875715 \h </w:instrText>
+              <w:instrText xml:space="preserve"> PAGEREF _Toc222148418 \h </w:instrText>
             </w:r>
             <w:r>
               <w:rPr>
@@ -2100,7 +2078,7 @@
                 <w:noProof/>
                 <w:webHidden/>
               </w:rPr>
-              <w:t>6</w:t>
+              <w:t>7</w:t>
             </w:r>
             <w:r>
               <w:rPr>
@@ -2125,7 +2103,7 @@
               <w14:ligatures w14:val="none"/>
             </w:rPr>
           </w:pPr>
-          <w:hyperlink w:anchor="_Toc221875716" w:history="1">
+          <w:hyperlink w:anchor="_Toc222148419" w:history="1">
             <w:r>
               <w:rPr>
                 <w:rStyle w:val="Hipervnculo"/>
@@ -2153,7 +2131,7 @@
                 <w:noProof/>
                 <w:webHidden/>
               </w:rPr>
-              <w:instrText xml:space="preserve"> PAGEREF _Toc221875716 \h </w:instrText>
+              <w:instrText xml:space="preserve"> PAGEREF _Toc222148419 \h </w:instrText>
             </w:r>
             <w:r>
               <w:rPr>
@@ -2173,7 +2151,7 @@
                 <w:noProof/>
                 <w:webHidden/>
               </w:rPr>
-              <w:t>6</w:t>
+              <w:t>7</w:t>
             </w:r>
             <w:r>
               <w:rPr>
@@ -2198,7 +2176,7 @@
               <w14:ligatures w14:val="none"/>
             </w:rPr>
           </w:pPr>
-          <w:hyperlink w:anchor="_Toc221875717" w:history="1">
+          <w:hyperlink w:anchor="_Toc222148420" w:history="1">
             <w:r>
               <w:rPr>
                 <w:rStyle w:val="Hipervnculo"/>
@@ -2226,7 +2204,7 @@
                 <w:noProof/>
                 <w:webHidden/>
               </w:rPr>
-              <w:instrText xml:space="preserve"> PAGEREF _Toc221875717 \h </w:instrText>
+              <w:instrText xml:space="preserve"> PAGEREF _Toc222148420 \h </w:instrText>
             </w:r>
             <w:r>
               <w:rPr>
@@ -2246,7 +2224,7 @@
                 <w:noProof/>
                 <w:webHidden/>
               </w:rPr>
-              <w:t>8</w:t>
+              <w:t>9</w:t>
             </w:r>
             <w:r>
               <w:rPr>
@@ -2271,7 +2249,7 @@
               <w14:ligatures w14:val="none"/>
             </w:rPr>
           </w:pPr>
-          <w:hyperlink w:anchor="_Toc221875718" w:history="1">
+          <w:hyperlink w:anchor="_Toc222148421" w:history="1">
             <w:r>
               <w:rPr>
                 <w:rStyle w:val="Hipervnculo"/>
@@ -2298,7 +2276,7 @@
                 <w:noProof/>
                 <w:webHidden/>
               </w:rPr>
-              <w:instrText xml:space="preserve"> PAGEREF _Toc221875718 \h </w:instrText>
+              <w:instrText xml:space="preserve"> PAGEREF _Toc222148421 \h </w:instrText>
             </w:r>
             <w:r>
               <w:rPr>
@@ -2318,7 +2296,7 @@
                 <w:noProof/>
                 <w:webHidden/>
               </w:rPr>
-              <w:t>9</w:t>
+              <w:t>10</w:t>
             </w:r>
             <w:r>
               <w:rPr>
@@ -2343,7 +2321,7 @@
               <w14:ligatures w14:val="none"/>
             </w:rPr>
           </w:pPr>
-          <w:hyperlink w:anchor="_Toc221875719" w:history="1">
+          <w:hyperlink w:anchor="_Toc222148422" w:history="1">
             <w:r>
               <w:rPr>
                 <w:rStyle w:val="Hipervnculo"/>
@@ -2370,7 +2348,7 @@
                 <w:noProof/>
                 <w:webHidden/>
               </w:rPr>
-              <w:instrText xml:space="preserve"> PAGEREF _Toc221875719 \h </w:instrText>
+              <w:instrText xml:space="preserve"> PAGEREF _Toc222148422 \h </w:instrText>
             </w:r>
             <w:r>
               <w:rPr>
@@ -2390,7 +2368,7 @@
                 <w:noProof/>
                 <w:webHidden/>
               </w:rPr>
-              <w:t>12</w:t>
+              <w:t>13</w:t>
             </w:r>
             <w:r>
               <w:rPr>
@@ -2415,7 +2393,7 @@
               <w14:ligatures w14:val="none"/>
             </w:rPr>
           </w:pPr>
-          <w:hyperlink w:anchor="_Toc221875720" w:history="1">
+          <w:hyperlink w:anchor="_Toc222148423" w:history="1">
             <w:r>
               <w:rPr>
                 <w:rStyle w:val="Hipervnculo"/>
@@ -2445,7 +2423,7 @@
                 <w:noProof/>
                 <w:webHidden/>
               </w:rPr>
-              <w:instrText xml:space="preserve"> PAGEREF _Toc221875720 \h </w:instrText>
+              <w:instrText xml:space="preserve"> PAGEREF _Toc222148423 \h </w:instrText>
             </w:r>
             <w:r>
               <w:rPr>
@@ -2465,7 +2443,7 @@
                 <w:noProof/>
                 <w:webHidden/>
               </w:rPr>
-              <w:t>15</w:t>
+              <w:t>16</w:t>
             </w:r>
             <w:r>
               <w:rPr>
@@ -2490,7 +2468,7 @@
               <w14:ligatures w14:val="none"/>
             </w:rPr>
           </w:pPr>
-          <w:hyperlink w:anchor="_Toc221875721" w:history="1">
+          <w:hyperlink w:anchor="_Toc222148424" w:history="1">
             <w:r>
               <w:rPr>
                 <w:rStyle w:val="Hipervnculo"/>
@@ -2518,7 +2496,7 @@
                 <w:noProof/>
                 <w:webHidden/>
               </w:rPr>
-              <w:instrText xml:space="preserve"> PAGEREF _Toc221875721 \h </w:instrText>
+              <w:instrText xml:space="preserve"> PAGEREF _Toc222148424 \h </w:instrText>
             </w:r>
             <w:r>
               <w:rPr>
@@ -2538,7 +2516,7 @@
                 <w:noProof/>
                 <w:webHidden/>
               </w:rPr>
-              <w:t>15</w:t>
+              <w:t>16</w:t>
             </w:r>
             <w:r>
               <w:rPr>
@@ -2563,7 +2541,7 @@
               <w14:ligatures w14:val="none"/>
             </w:rPr>
           </w:pPr>
-          <w:hyperlink w:anchor="_Toc221875722" w:history="1">
+          <w:hyperlink w:anchor="_Toc222148425" w:history="1">
             <w:r>
               <w:rPr>
                 <w:rStyle w:val="Hipervnculo"/>
@@ -2591,7 +2569,7 @@
                 <w:noProof/>
                 <w:webHidden/>
               </w:rPr>
-              <w:instrText xml:space="preserve"> PAGEREF _Toc221875722 \h </w:instrText>
+              <w:instrText xml:space="preserve"> PAGEREF _Toc222148425 \h </w:instrText>
             </w:r>
             <w:r>
               <w:rPr>
@@ -2611,7 +2589,7 @@
                 <w:noProof/>
                 <w:webHidden/>
               </w:rPr>
-              <w:t>16</w:t>
+              <w:t>17</w:t>
             </w:r>
             <w:r>
               <w:rPr>
@@ -2636,7 +2614,7 @@
               <w14:ligatures w14:val="none"/>
             </w:rPr>
           </w:pPr>
-          <w:hyperlink w:anchor="_Toc221875723" w:history="1">
+          <w:hyperlink w:anchor="_Toc222148426" w:history="1">
             <w:r>
               <w:rPr>
                 <w:rStyle w:val="Hipervnculo"/>
@@ -2663,7 +2641,7 @@
                 <w:noProof/>
                 <w:webHidden/>
               </w:rPr>
-              <w:instrText xml:space="preserve"> PAGEREF _Toc221875723 \h </w:instrText>
+              <w:instrText xml:space="preserve"> PAGEREF _Toc222148426 \h </w:instrText>
             </w:r>
             <w:r>
               <w:rPr>
@@ -2683,7 +2661,7 @@
                 <w:noProof/>
                 <w:webHidden/>
               </w:rPr>
-              <w:t>16</w:t>
+              <w:t>17</w:t>
             </w:r>
             <w:r>
               <w:rPr>
@@ -2708,7 +2686,7 @@
               <w14:ligatures w14:val="none"/>
             </w:rPr>
           </w:pPr>
-          <w:hyperlink w:anchor="_Toc221875724" w:history="1">
+          <w:hyperlink w:anchor="_Toc222148427" w:history="1">
             <w:r>
               <w:rPr>
                 <w:rStyle w:val="Hipervnculo"/>
@@ -2736,7 +2714,7 @@
                 <w:noProof/>
                 <w:webHidden/>
               </w:rPr>
-              <w:instrText xml:space="preserve"> PAGEREF _Toc221875724 \h </w:instrText>
+              <w:instrText xml:space="preserve"> PAGEREF _Toc222148427 \h </w:instrText>
             </w:r>
             <w:r>
               <w:rPr>
@@ -2756,7 +2734,2772 @@
                 <w:noProof/>
                 <w:webHidden/>
               </w:rPr>
-              <w:t>18</w:t>
+              <w:t>19</w:t>
+            </w:r>
+            <w:r>
+              <w:rPr>
+                <w:noProof/>
+                <w:webHidden/>
+              </w:rPr>
+              <w:fldChar w:fldCharType="end"/>
+            </w:r>
+          </w:hyperlink>
+        </w:p>
+        <w:p>
+          <w:pPr>
+            <w:pStyle w:val="TDC2"/>
+            <w:tabs>
+              <w:tab w:val="right" w:leader="dot" w:pos="8828"/>
+            </w:tabs>
+            <w:rPr>
+              <w:rFonts w:eastAsiaTheme="minorEastAsia"/>
+              <w:noProof/>
+              <w:kern w:val="0"/>
+              <w:lang w:val="en-US" w:eastAsia="en-US"/>
+              <w14:ligatures w14:val="none"/>
+            </w:rPr>
+          </w:pPr>
+          <w:hyperlink w:anchor="_Toc222148428" w:history="1">
+            <w:r>
+              <w:rPr>
+                <w:rStyle w:val="Hipervnculo"/>
+                <w:b/>
+                <w:noProof/>
+                <w:lang w:val="en-US"/>
+              </w:rPr>
+              <w:t>21. Shell vs Drivers en MongoDB</w:t>
+            </w:r>
+            <w:r>
+              <w:rPr>
+                <w:noProof/>
+                <w:webHidden/>
+              </w:rPr>
+              <w:tab/>
+            </w:r>
+            <w:r>
+              <w:rPr>
+                <w:noProof/>
+                <w:webHidden/>
+              </w:rPr>
+              <w:fldChar w:fldCharType="begin"/>
+            </w:r>
+            <w:r>
+              <w:rPr>
+                <w:noProof/>
+                <w:webHidden/>
+              </w:rPr>
+              <w:instrText xml:space="preserve"> PAGEREF _Toc222148428 \h </w:instrText>
+            </w:r>
+            <w:r>
+              <w:rPr>
+                <w:noProof/>
+                <w:webHidden/>
+              </w:rPr>
+            </w:r>
+            <w:r>
+              <w:rPr>
+                <w:noProof/>
+                <w:webHidden/>
+              </w:rPr>
+              <w:fldChar w:fldCharType="separate"/>
+            </w:r>
+            <w:r>
+              <w:rPr>
+                <w:noProof/>
+                <w:webHidden/>
+              </w:rPr>
+              <w:t>20</w:t>
+            </w:r>
+            <w:r>
+              <w:rPr>
+                <w:noProof/>
+                <w:webHidden/>
+              </w:rPr>
+              <w:fldChar w:fldCharType="end"/>
+            </w:r>
+          </w:hyperlink>
+        </w:p>
+        <w:p>
+          <w:pPr>
+            <w:pStyle w:val="TDC1"/>
+            <w:tabs>
+              <w:tab w:val="right" w:leader="dot" w:pos="8828"/>
+            </w:tabs>
+            <w:rPr>
+              <w:rFonts w:eastAsiaTheme="minorEastAsia"/>
+              <w:noProof/>
+              <w:kern w:val="0"/>
+              <w:lang w:val="en-US" w:eastAsia="en-US"/>
+              <w14:ligatures w14:val="none"/>
+            </w:rPr>
+          </w:pPr>
+          <w:hyperlink w:anchor="_Toc222148429" w:history="1">
+            <w:r>
+              <w:rPr>
+                <w:rStyle w:val="Hipervnculo"/>
+                <w:rFonts w:ascii="Arial" w:hAnsi="Arial" w:cs="Arial"/>
+                <w:b/>
+                <w:noProof/>
+                <w:lang w:val="es-MX"/>
+              </w:rPr>
+              <w:t>Sección 4: Aprendiendo operaciones CRUD básicas</w:t>
+            </w:r>
+            <w:r>
+              <w:rPr>
+                <w:noProof/>
+                <w:webHidden/>
+              </w:rPr>
+              <w:tab/>
+            </w:r>
+            <w:r>
+              <w:rPr>
+                <w:noProof/>
+                <w:webHidden/>
+              </w:rPr>
+              <w:fldChar w:fldCharType="begin"/>
+            </w:r>
+            <w:r>
+              <w:rPr>
+                <w:noProof/>
+                <w:webHidden/>
+              </w:rPr>
+              <w:instrText xml:space="preserve"> PAGEREF _Toc222148429 \h </w:instrText>
+            </w:r>
+            <w:r>
+              <w:rPr>
+                <w:noProof/>
+                <w:webHidden/>
+              </w:rPr>
+            </w:r>
+            <w:r>
+              <w:rPr>
+                <w:noProof/>
+                <w:webHidden/>
+              </w:rPr>
+              <w:fldChar w:fldCharType="separate"/>
+            </w:r>
+            <w:r>
+              <w:rPr>
+                <w:noProof/>
+                <w:webHidden/>
+              </w:rPr>
+              <w:t>22</w:t>
+            </w:r>
+            <w:r>
+              <w:rPr>
+                <w:noProof/>
+                <w:webHidden/>
+              </w:rPr>
+              <w:fldChar w:fldCharType="end"/>
+            </w:r>
+          </w:hyperlink>
+        </w:p>
+        <w:p>
+          <w:pPr>
+            <w:pStyle w:val="TDC2"/>
+            <w:tabs>
+              <w:tab w:val="right" w:leader="dot" w:pos="8828"/>
+            </w:tabs>
+            <w:rPr>
+              <w:rFonts w:eastAsiaTheme="minorEastAsia"/>
+              <w:noProof/>
+              <w:kern w:val="0"/>
+              <w:lang w:val="en-US" w:eastAsia="en-US"/>
+              <w14:ligatures w14:val="none"/>
+            </w:rPr>
+          </w:pPr>
+          <w:hyperlink w:anchor="_Toc222148430" w:history="1">
+            <w:r>
+              <w:rPr>
+                <w:rStyle w:val="Hipervnculo"/>
+                <w:b/>
+                <w:noProof/>
+              </w:rPr>
+              <w:t>23. Como trabaja MongoDB internamente</w:t>
+            </w:r>
+            <w:r>
+              <w:rPr>
+                <w:noProof/>
+                <w:webHidden/>
+              </w:rPr>
+              <w:tab/>
+            </w:r>
+            <w:r>
+              <w:rPr>
+                <w:noProof/>
+                <w:webHidden/>
+              </w:rPr>
+              <w:fldChar w:fldCharType="begin"/>
+            </w:r>
+            <w:r>
+              <w:rPr>
+                <w:noProof/>
+                <w:webHidden/>
+              </w:rPr>
+              <w:instrText xml:space="preserve"> PAGEREF _Toc222148430 \h </w:instrText>
+            </w:r>
+            <w:r>
+              <w:rPr>
+                <w:noProof/>
+                <w:webHidden/>
+              </w:rPr>
+            </w:r>
+            <w:r>
+              <w:rPr>
+                <w:noProof/>
+                <w:webHidden/>
+              </w:rPr>
+              <w:fldChar w:fldCharType="separate"/>
+            </w:r>
+            <w:r>
+              <w:rPr>
+                <w:noProof/>
+                <w:webHidden/>
+              </w:rPr>
+              <w:t>22</w:t>
+            </w:r>
+            <w:r>
+              <w:rPr>
+                <w:noProof/>
+                <w:webHidden/>
+              </w:rPr>
+              <w:fldChar w:fldCharType="end"/>
+            </w:r>
+          </w:hyperlink>
+        </w:p>
+        <w:p>
+          <w:pPr>
+            <w:pStyle w:val="TDC2"/>
+            <w:tabs>
+              <w:tab w:val="right" w:leader="dot" w:pos="8828"/>
+            </w:tabs>
+            <w:rPr>
+              <w:rFonts w:eastAsiaTheme="minorEastAsia"/>
+              <w:noProof/>
+              <w:kern w:val="0"/>
+              <w:lang w:val="en-US" w:eastAsia="en-US"/>
+              <w14:ligatures w14:val="none"/>
+            </w:rPr>
+          </w:pPr>
+          <w:hyperlink w:anchor="_Toc222148431" w:history="1">
+            <w:r>
+              <w:rPr>
+                <w:rStyle w:val="Hipervnculo"/>
+                <w:b/>
+                <w:noProof/>
+              </w:rPr>
+              <w:t>24. Comprendiendo JSON</w:t>
+            </w:r>
+            <w:r>
+              <w:rPr>
+                <w:noProof/>
+                <w:webHidden/>
+              </w:rPr>
+              <w:tab/>
+            </w:r>
+            <w:r>
+              <w:rPr>
+                <w:noProof/>
+                <w:webHidden/>
+              </w:rPr>
+              <w:fldChar w:fldCharType="begin"/>
+            </w:r>
+            <w:r>
+              <w:rPr>
+                <w:noProof/>
+                <w:webHidden/>
+              </w:rPr>
+              <w:instrText xml:space="preserve"> PAGEREF _Toc222148431 \h </w:instrText>
+            </w:r>
+            <w:r>
+              <w:rPr>
+                <w:noProof/>
+                <w:webHidden/>
+              </w:rPr>
+            </w:r>
+            <w:r>
+              <w:rPr>
+                <w:noProof/>
+                <w:webHidden/>
+              </w:rPr>
+              <w:fldChar w:fldCharType="separate"/>
+            </w:r>
+            <w:r>
+              <w:rPr>
+                <w:noProof/>
+                <w:webHidden/>
+              </w:rPr>
+              <w:t>23</w:t>
+            </w:r>
+            <w:r>
+              <w:rPr>
+                <w:noProof/>
+                <w:webHidden/>
+              </w:rPr>
+              <w:fldChar w:fldCharType="end"/>
+            </w:r>
+          </w:hyperlink>
+        </w:p>
+        <w:p>
+          <w:pPr>
+            <w:pStyle w:val="TDC3"/>
+            <w:tabs>
+              <w:tab w:val="right" w:leader="dot" w:pos="8828"/>
+            </w:tabs>
+            <w:rPr>
+              <w:rFonts w:eastAsiaTheme="minorEastAsia"/>
+              <w:noProof/>
+              <w:kern w:val="0"/>
+              <w:lang w:val="en-US" w:eastAsia="en-US"/>
+              <w14:ligatures w14:val="none"/>
+            </w:rPr>
+          </w:pPr>
+          <w:hyperlink w:anchor="_Toc222148432" w:history="1">
+            <w:r>
+              <w:rPr>
+                <w:rStyle w:val="Hipervnculo"/>
+                <w:noProof/>
+              </w:rPr>
+              <w:t>Que es JSON ?</w:t>
+            </w:r>
+            <w:r>
+              <w:rPr>
+                <w:noProof/>
+                <w:webHidden/>
+              </w:rPr>
+              <w:tab/>
+            </w:r>
+            <w:r>
+              <w:rPr>
+                <w:noProof/>
+                <w:webHidden/>
+              </w:rPr>
+              <w:fldChar w:fldCharType="begin"/>
+            </w:r>
+            <w:r>
+              <w:rPr>
+                <w:noProof/>
+                <w:webHidden/>
+              </w:rPr>
+              <w:instrText xml:space="preserve"> PAGEREF _Toc222148432 \h </w:instrText>
+            </w:r>
+            <w:r>
+              <w:rPr>
+                <w:noProof/>
+                <w:webHidden/>
+              </w:rPr>
+            </w:r>
+            <w:r>
+              <w:rPr>
+                <w:noProof/>
+                <w:webHidden/>
+              </w:rPr>
+              <w:fldChar w:fldCharType="separate"/>
+            </w:r>
+            <w:r>
+              <w:rPr>
+                <w:noProof/>
+                <w:webHidden/>
+              </w:rPr>
+              <w:t>23</w:t>
+            </w:r>
+            <w:r>
+              <w:rPr>
+                <w:noProof/>
+                <w:webHidden/>
+              </w:rPr>
+              <w:fldChar w:fldCharType="end"/>
+            </w:r>
+          </w:hyperlink>
+        </w:p>
+        <w:p>
+          <w:pPr>
+            <w:pStyle w:val="TDC2"/>
+            <w:tabs>
+              <w:tab w:val="right" w:leader="dot" w:pos="8828"/>
+            </w:tabs>
+            <w:rPr>
+              <w:rFonts w:eastAsiaTheme="minorEastAsia"/>
+              <w:noProof/>
+              <w:kern w:val="0"/>
+              <w:lang w:val="en-US" w:eastAsia="en-US"/>
+              <w14:ligatures w14:val="none"/>
+            </w:rPr>
+          </w:pPr>
+          <w:hyperlink w:anchor="_Toc222148433" w:history="1">
+            <w:r>
+              <w:rPr>
+                <w:rStyle w:val="Hipervnculo"/>
+                <w:b/>
+                <w:noProof/>
+              </w:rPr>
+              <w:t>25. Entendiendo Database, Collections y Documents</w:t>
+            </w:r>
+            <w:r>
+              <w:rPr>
+                <w:noProof/>
+                <w:webHidden/>
+              </w:rPr>
+              <w:tab/>
+            </w:r>
+            <w:r>
+              <w:rPr>
+                <w:noProof/>
+                <w:webHidden/>
+              </w:rPr>
+              <w:fldChar w:fldCharType="begin"/>
+            </w:r>
+            <w:r>
+              <w:rPr>
+                <w:noProof/>
+                <w:webHidden/>
+              </w:rPr>
+              <w:instrText xml:space="preserve"> PAGEREF _Toc222148433 \h </w:instrText>
+            </w:r>
+            <w:r>
+              <w:rPr>
+                <w:noProof/>
+                <w:webHidden/>
+              </w:rPr>
+            </w:r>
+            <w:r>
+              <w:rPr>
+                <w:noProof/>
+                <w:webHidden/>
+              </w:rPr>
+              <w:fldChar w:fldCharType="separate"/>
+            </w:r>
+            <w:r>
+              <w:rPr>
+                <w:noProof/>
+                <w:webHidden/>
+              </w:rPr>
+              <w:t>24</w:t>
+            </w:r>
+            <w:r>
+              <w:rPr>
+                <w:noProof/>
+                <w:webHidden/>
+              </w:rPr>
+              <w:fldChar w:fldCharType="end"/>
+            </w:r>
+          </w:hyperlink>
+        </w:p>
+        <w:p>
+          <w:pPr>
+            <w:pStyle w:val="TDC2"/>
+            <w:tabs>
+              <w:tab w:val="right" w:leader="dot" w:pos="8828"/>
+            </w:tabs>
+            <w:rPr>
+              <w:rFonts w:eastAsiaTheme="minorEastAsia"/>
+              <w:noProof/>
+              <w:kern w:val="0"/>
+              <w:lang w:val="en-US" w:eastAsia="en-US"/>
+              <w14:ligatures w14:val="none"/>
+            </w:rPr>
+          </w:pPr>
+          <w:hyperlink w:anchor="_Toc222148434" w:history="1">
+            <w:r>
+              <w:rPr>
+                <w:rStyle w:val="Hipervnculo"/>
+                <w:b/>
+                <w:noProof/>
+                <w:lang w:val="es-CO"/>
+              </w:rPr>
+              <w:t>26. Creación de una Base de Datos</w:t>
+            </w:r>
+            <w:r>
+              <w:rPr>
+                <w:noProof/>
+                <w:webHidden/>
+              </w:rPr>
+              <w:tab/>
+            </w:r>
+            <w:r>
+              <w:rPr>
+                <w:noProof/>
+                <w:webHidden/>
+              </w:rPr>
+              <w:fldChar w:fldCharType="begin"/>
+            </w:r>
+            <w:r>
+              <w:rPr>
+                <w:noProof/>
+                <w:webHidden/>
+              </w:rPr>
+              <w:instrText xml:space="preserve"> PAGEREF _Toc222148434 \h </w:instrText>
+            </w:r>
+            <w:r>
+              <w:rPr>
+                <w:noProof/>
+                <w:webHidden/>
+              </w:rPr>
+            </w:r>
+            <w:r>
+              <w:rPr>
+                <w:noProof/>
+                <w:webHidden/>
+              </w:rPr>
+              <w:fldChar w:fldCharType="separate"/>
+            </w:r>
+            <w:r>
+              <w:rPr>
+                <w:noProof/>
+                <w:webHidden/>
+              </w:rPr>
+              <w:t>25</w:t>
+            </w:r>
+            <w:r>
+              <w:rPr>
+                <w:noProof/>
+                <w:webHidden/>
+              </w:rPr>
+              <w:fldChar w:fldCharType="end"/>
+            </w:r>
+          </w:hyperlink>
+        </w:p>
+        <w:p>
+          <w:pPr>
+            <w:pStyle w:val="TDC3"/>
+            <w:tabs>
+              <w:tab w:val="right" w:leader="dot" w:pos="8828"/>
+            </w:tabs>
+            <w:rPr>
+              <w:rFonts w:eastAsiaTheme="minorEastAsia"/>
+              <w:noProof/>
+              <w:kern w:val="0"/>
+              <w:lang w:val="en-US" w:eastAsia="en-US"/>
+              <w14:ligatures w14:val="none"/>
+            </w:rPr>
+          </w:pPr>
+          <w:hyperlink w:anchor="_Toc222148435" w:history="1">
+            <w:r>
+              <w:rPr>
+                <w:rStyle w:val="Hipervnculo"/>
+                <w:noProof/>
+                <w:lang w:val="es-CO"/>
+              </w:rPr>
+              <w:t>Creación de base de datos insertando datos:</w:t>
+            </w:r>
+            <w:r>
+              <w:rPr>
+                <w:noProof/>
+                <w:webHidden/>
+              </w:rPr>
+              <w:tab/>
+            </w:r>
+            <w:r>
+              <w:rPr>
+                <w:noProof/>
+                <w:webHidden/>
+              </w:rPr>
+              <w:fldChar w:fldCharType="begin"/>
+            </w:r>
+            <w:r>
+              <w:rPr>
+                <w:noProof/>
+                <w:webHidden/>
+              </w:rPr>
+              <w:instrText xml:space="preserve"> PAGEREF _Toc222148435 \h </w:instrText>
+            </w:r>
+            <w:r>
+              <w:rPr>
+                <w:noProof/>
+                <w:webHidden/>
+              </w:rPr>
+            </w:r>
+            <w:r>
+              <w:rPr>
+                <w:noProof/>
+                <w:webHidden/>
+              </w:rPr>
+              <w:fldChar w:fldCharType="separate"/>
+            </w:r>
+            <w:r>
+              <w:rPr>
+                <w:noProof/>
+                <w:webHidden/>
+              </w:rPr>
+              <w:t>25</w:t>
+            </w:r>
+            <w:r>
+              <w:rPr>
+                <w:noProof/>
+                <w:webHidden/>
+              </w:rPr>
+              <w:fldChar w:fldCharType="end"/>
+            </w:r>
+          </w:hyperlink>
+        </w:p>
+        <w:p>
+          <w:pPr>
+            <w:pStyle w:val="TDC2"/>
+            <w:tabs>
+              <w:tab w:val="right" w:leader="dot" w:pos="8828"/>
+            </w:tabs>
+            <w:rPr>
+              <w:rFonts w:eastAsiaTheme="minorEastAsia"/>
+              <w:noProof/>
+              <w:kern w:val="0"/>
+              <w:lang w:val="en-US" w:eastAsia="en-US"/>
+              <w14:ligatures w14:val="none"/>
+            </w:rPr>
+          </w:pPr>
+          <w:hyperlink w:anchor="_Toc222148436" w:history="1">
+            <w:r>
+              <w:rPr>
+                <w:rStyle w:val="Hipervnculo"/>
+                <w:b/>
+                <w:noProof/>
+              </w:rPr>
+              <w:t>27. Creación de una Collections</w:t>
+            </w:r>
+            <w:r>
+              <w:rPr>
+                <w:noProof/>
+                <w:webHidden/>
+              </w:rPr>
+              <w:tab/>
+            </w:r>
+            <w:r>
+              <w:rPr>
+                <w:noProof/>
+                <w:webHidden/>
+              </w:rPr>
+              <w:fldChar w:fldCharType="begin"/>
+            </w:r>
+            <w:r>
+              <w:rPr>
+                <w:noProof/>
+                <w:webHidden/>
+              </w:rPr>
+              <w:instrText xml:space="preserve"> PAGEREF _Toc222148436 \h </w:instrText>
+            </w:r>
+            <w:r>
+              <w:rPr>
+                <w:noProof/>
+                <w:webHidden/>
+              </w:rPr>
+            </w:r>
+            <w:r>
+              <w:rPr>
+                <w:noProof/>
+                <w:webHidden/>
+              </w:rPr>
+              <w:fldChar w:fldCharType="separate"/>
+            </w:r>
+            <w:r>
+              <w:rPr>
+                <w:noProof/>
+                <w:webHidden/>
+              </w:rPr>
+              <w:t>26</w:t>
+            </w:r>
+            <w:r>
+              <w:rPr>
+                <w:noProof/>
+                <w:webHidden/>
+              </w:rPr>
+              <w:fldChar w:fldCharType="end"/>
+            </w:r>
+          </w:hyperlink>
+        </w:p>
+        <w:p>
+          <w:pPr>
+            <w:pStyle w:val="TDC3"/>
+            <w:tabs>
+              <w:tab w:val="right" w:leader="dot" w:pos="8828"/>
+            </w:tabs>
+            <w:rPr>
+              <w:rFonts w:eastAsiaTheme="minorEastAsia"/>
+              <w:noProof/>
+              <w:kern w:val="0"/>
+              <w:lang w:val="en-US" w:eastAsia="en-US"/>
+              <w14:ligatures w14:val="none"/>
+            </w:rPr>
+          </w:pPr>
+          <w:hyperlink w:anchor="_Toc222148437" w:history="1">
+            <w:r>
+              <w:rPr>
+                <w:rStyle w:val="Hipervnculo"/>
+                <w:noProof/>
+              </w:rPr>
+              <w:t>Creación de una base de datos creando una collection:</w:t>
+            </w:r>
+            <w:r>
+              <w:rPr>
+                <w:noProof/>
+                <w:webHidden/>
+              </w:rPr>
+              <w:tab/>
+            </w:r>
+            <w:r>
+              <w:rPr>
+                <w:noProof/>
+                <w:webHidden/>
+              </w:rPr>
+              <w:fldChar w:fldCharType="begin"/>
+            </w:r>
+            <w:r>
+              <w:rPr>
+                <w:noProof/>
+                <w:webHidden/>
+              </w:rPr>
+              <w:instrText xml:space="preserve"> PAGEREF _Toc222148437 \h </w:instrText>
+            </w:r>
+            <w:r>
+              <w:rPr>
+                <w:noProof/>
+                <w:webHidden/>
+              </w:rPr>
+            </w:r>
+            <w:r>
+              <w:rPr>
+                <w:noProof/>
+                <w:webHidden/>
+              </w:rPr>
+              <w:fldChar w:fldCharType="separate"/>
+            </w:r>
+            <w:r>
+              <w:rPr>
+                <w:noProof/>
+                <w:webHidden/>
+              </w:rPr>
+              <w:t>26</w:t>
+            </w:r>
+            <w:r>
+              <w:rPr>
+                <w:noProof/>
+                <w:webHidden/>
+              </w:rPr>
+              <w:fldChar w:fldCharType="end"/>
+            </w:r>
+          </w:hyperlink>
+        </w:p>
+        <w:p>
+          <w:pPr>
+            <w:pStyle w:val="TDC2"/>
+            <w:tabs>
+              <w:tab w:val="right" w:leader="dot" w:pos="8828"/>
+            </w:tabs>
+            <w:rPr>
+              <w:rFonts w:eastAsiaTheme="minorEastAsia"/>
+              <w:noProof/>
+              <w:kern w:val="0"/>
+              <w:lang w:val="en-US" w:eastAsia="en-US"/>
+              <w14:ligatures w14:val="none"/>
+            </w:rPr>
+          </w:pPr>
+          <w:hyperlink w:anchor="_Toc222148438" w:history="1">
+            <w:r>
+              <w:rPr>
+                <w:rStyle w:val="Hipervnculo"/>
+                <w:b/>
+                <w:noProof/>
+              </w:rPr>
+              <w:t>28. Comparando JSON vs BSON</w:t>
+            </w:r>
+            <w:r>
+              <w:rPr>
+                <w:noProof/>
+                <w:webHidden/>
+              </w:rPr>
+              <w:tab/>
+            </w:r>
+            <w:r>
+              <w:rPr>
+                <w:noProof/>
+                <w:webHidden/>
+              </w:rPr>
+              <w:fldChar w:fldCharType="begin"/>
+            </w:r>
+            <w:r>
+              <w:rPr>
+                <w:noProof/>
+                <w:webHidden/>
+              </w:rPr>
+              <w:instrText xml:space="preserve"> PAGEREF _Toc222148438 \h </w:instrText>
+            </w:r>
+            <w:r>
+              <w:rPr>
+                <w:noProof/>
+                <w:webHidden/>
+              </w:rPr>
+            </w:r>
+            <w:r>
+              <w:rPr>
+                <w:noProof/>
+                <w:webHidden/>
+              </w:rPr>
+              <w:fldChar w:fldCharType="separate"/>
+            </w:r>
+            <w:r>
+              <w:rPr>
+                <w:noProof/>
+                <w:webHidden/>
+              </w:rPr>
+              <w:t>27</w:t>
+            </w:r>
+            <w:r>
+              <w:rPr>
+                <w:noProof/>
+                <w:webHidden/>
+              </w:rPr>
+              <w:fldChar w:fldCharType="end"/>
+            </w:r>
+          </w:hyperlink>
+        </w:p>
+        <w:p>
+          <w:pPr>
+            <w:pStyle w:val="TDC2"/>
+            <w:tabs>
+              <w:tab w:val="right" w:leader="dot" w:pos="8828"/>
+            </w:tabs>
+            <w:rPr>
+              <w:rFonts w:eastAsiaTheme="minorEastAsia"/>
+              <w:noProof/>
+              <w:kern w:val="0"/>
+              <w:lang w:val="en-US" w:eastAsia="en-US"/>
+              <w14:ligatures w14:val="none"/>
+            </w:rPr>
+          </w:pPr>
+          <w:hyperlink w:anchor="_Toc222148439" w:history="1">
+            <w:r>
+              <w:rPr>
+                <w:rStyle w:val="Hipervnculo"/>
+                <w:b/>
+                <w:noProof/>
+                <w:lang w:val="es-CO"/>
+              </w:rPr>
+              <w:t>29. Campo _id</w:t>
+            </w:r>
+            <w:r>
+              <w:rPr>
+                <w:noProof/>
+                <w:webHidden/>
+              </w:rPr>
+              <w:tab/>
+            </w:r>
+            <w:r>
+              <w:rPr>
+                <w:noProof/>
+                <w:webHidden/>
+              </w:rPr>
+              <w:fldChar w:fldCharType="begin"/>
+            </w:r>
+            <w:r>
+              <w:rPr>
+                <w:noProof/>
+                <w:webHidden/>
+              </w:rPr>
+              <w:instrText xml:space="preserve"> PAGEREF _Toc222148439 \h </w:instrText>
+            </w:r>
+            <w:r>
+              <w:rPr>
+                <w:noProof/>
+                <w:webHidden/>
+              </w:rPr>
+            </w:r>
+            <w:r>
+              <w:rPr>
+                <w:noProof/>
+                <w:webHidden/>
+              </w:rPr>
+              <w:fldChar w:fldCharType="separate"/>
+            </w:r>
+            <w:r>
+              <w:rPr>
+                <w:noProof/>
+                <w:webHidden/>
+              </w:rPr>
+              <w:t>29</w:t>
+            </w:r>
+            <w:r>
+              <w:rPr>
+                <w:noProof/>
+                <w:webHidden/>
+              </w:rPr>
+              <w:fldChar w:fldCharType="end"/>
+            </w:r>
+          </w:hyperlink>
+        </w:p>
+        <w:p>
+          <w:pPr>
+            <w:pStyle w:val="TDC3"/>
+            <w:tabs>
+              <w:tab w:val="right" w:leader="dot" w:pos="8828"/>
+            </w:tabs>
+            <w:rPr>
+              <w:rFonts w:eastAsiaTheme="minorEastAsia"/>
+              <w:noProof/>
+              <w:kern w:val="0"/>
+              <w:lang w:val="en-US" w:eastAsia="en-US"/>
+              <w14:ligatures w14:val="none"/>
+            </w:rPr>
+          </w:pPr>
+          <w:hyperlink w:anchor="_Toc222148440" w:history="1">
+            <w:r>
+              <w:rPr>
+                <w:rStyle w:val="Hipervnculo"/>
+                <w:noProof/>
+                <w:lang w:val="es-CO"/>
+              </w:rPr>
+              <w:t>Crear Documentos comando:</w:t>
+            </w:r>
+            <w:r>
+              <w:rPr>
+                <w:noProof/>
+                <w:webHidden/>
+              </w:rPr>
+              <w:tab/>
+            </w:r>
+            <w:r>
+              <w:rPr>
+                <w:noProof/>
+                <w:webHidden/>
+              </w:rPr>
+              <w:fldChar w:fldCharType="begin"/>
+            </w:r>
+            <w:r>
+              <w:rPr>
+                <w:noProof/>
+                <w:webHidden/>
+              </w:rPr>
+              <w:instrText xml:space="preserve"> PAGEREF _Toc222148440 \h </w:instrText>
+            </w:r>
+            <w:r>
+              <w:rPr>
+                <w:noProof/>
+                <w:webHidden/>
+              </w:rPr>
+            </w:r>
+            <w:r>
+              <w:rPr>
+                <w:noProof/>
+                <w:webHidden/>
+              </w:rPr>
+              <w:fldChar w:fldCharType="separate"/>
+            </w:r>
+            <w:r>
+              <w:rPr>
+                <w:noProof/>
+                <w:webHidden/>
+              </w:rPr>
+              <w:t>30</w:t>
+            </w:r>
+            <w:r>
+              <w:rPr>
+                <w:noProof/>
+                <w:webHidden/>
+              </w:rPr>
+              <w:fldChar w:fldCharType="end"/>
+            </w:r>
+          </w:hyperlink>
+        </w:p>
+        <w:p>
+          <w:pPr>
+            <w:pStyle w:val="TDC3"/>
+            <w:tabs>
+              <w:tab w:val="right" w:leader="dot" w:pos="8828"/>
+            </w:tabs>
+            <w:rPr>
+              <w:rFonts w:eastAsiaTheme="minorEastAsia"/>
+              <w:noProof/>
+              <w:kern w:val="0"/>
+              <w:lang w:val="en-US" w:eastAsia="en-US"/>
+              <w14:ligatures w14:val="none"/>
+            </w:rPr>
+          </w:pPr>
+          <w:hyperlink w:anchor="_Toc222148441" w:history="1">
+            <w:r>
+              <w:rPr>
+                <w:rStyle w:val="Hipervnculo"/>
+                <w:noProof/>
+                <w:lang w:val="es-CO"/>
+              </w:rPr>
+              <w:t>Creación de Documento Manualmente A través de Variable:</w:t>
+            </w:r>
+            <w:r>
+              <w:rPr>
+                <w:noProof/>
+                <w:webHidden/>
+              </w:rPr>
+              <w:tab/>
+            </w:r>
+            <w:r>
+              <w:rPr>
+                <w:noProof/>
+                <w:webHidden/>
+              </w:rPr>
+              <w:fldChar w:fldCharType="begin"/>
+            </w:r>
+            <w:r>
+              <w:rPr>
+                <w:noProof/>
+                <w:webHidden/>
+              </w:rPr>
+              <w:instrText xml:space="preserve"> PAGEREF _Toc222148441 \h </w:instrText>
+            </w:r>
+            <w:r>
+              <w:rPr>
+                <w:noProof/>
+                <w:webHidden/>
+              </w:rPr>
+            </w:r>
+            <w:r>
+              <w:rPr>
+                <w:noProof/>
+                <w:webHidden/>
+              </w:rPr>
+              <w:fldChar w:fldCharType="separate"/>
+            </w:r>
+            <w:r>
+              <w:rPr>
+                <w:noProof/>
+                <w:webHidden/>
+              </w:rPr>
+              <w:t>31</w:t>
+            </w:r>
+            <w:r>
+              <w:rPr>
+                <w:noProof/>
+                <w:webHidden/>
+              </w:rPr>
+              <w:fldChar w:fldCharType="end"/>
+            </w:r>
+          </w:hyperlink>
+        </w:p>
+        <w:p>
+          <w:pPr>
+            <w:pStyle w:val="TDC3"/>
+            <w:tabs>
+              <w:tab w:val="right" w:leader="dot" w:pos="8828"/>
+            </w:tabs>
+            <w:rPr>
+              <w:rFonts w:eastAsiaTheme="minorEastAsia"/>
+              <w:noProof/>
+              <w:kern w:val="0"/>
+              <w:lang w:val="en-US" w:eastAsia="en-US"/>
+              <w14:ligatures w14:val="none"/>
+            </w:rPr>
+          </w:pPr>
+          <w:hyperlink w:anchor="_Toc222148442" w:history="1">
+            <w:r>
+              <w:rPr>
+                <w:rStyle w:val="Hipervnculo"/>
+                <w:noProof/>
+                <w:lang w:val="es-CO"/>
+              </w:rPr>
+              <w:t>Insertando otro tipo de ID de tipo String Manualmente:</w:t>
+            </w:r>
+            <w:r>
+              <w:rPr>
+                <w:noProof/>
+                <w:webHidden/>
+              </w:rPr>
+              <w:tab/>
+            </w:r>
+            <w:r>
+              <w:rPr>
+                <w:noProof/>
+                <w:webHidden/>
+              </w:rPr>
+              <w:fldChar w:fldCharType="begin"/>
+            </w:r>
+            <w:r>
+              <w:rPr>
+                <w:noProof/>
+                <w:webHidden/>
+              </w:rPr>
+              <w:instrText xml:space="preserve"> PAGEREF _Toc222148442 \h </w:instrText>
+            </w:r>
+            <w:r>
+              <w:rPr>
+                <w:noProof/>
+                <w:webHidden/>
+              </w:rPr>
+            </w:r>
+            <w:r>
+              <w:rPr>
+                <w:noProof/>
+                <w:webHidden/>
+              </w:rPr>
+              <w:fldChar w:fldCharType="separate"/>
+            </w:r>
+            <w:r>
+              <w:rPr>
+                <w:noProof/>
+                <w:webHidden/>
+              </w:rPr>
+              <w:t>32</w:t>
+            </w:r>
+            <w:r>
+              <w:rPr>
+                <w:noProof/>
+                <w:webHidden/>
+              </w:rPr>
+              <w:fldChar w:fldCharType="end"/>
+            </w:r>
+          </w:hyperlink>
+        </w:p>
+        <w:p>
+          <w:pPr>
+            <w:pStyle w:val="TDC2"/>
+            <w:tabs>
+              <w:tab w:val="right" w:leader="dot" w:pos="8828"/>
+            </w:tabs>
+            <w:rPr>
+              <w:rFonts w:eastAsiaTheme="minorEastAsia"/>
+              <w:noProof/>
+              <w:kern w:val="0"/>
+              <w:lang w:val="en-US" w:eastAsia="en-US"/>
+              <w14:ligatures w14:val="none"/>
+            </w:rPr>
+          </w:pPr>
+          <w:hyperlink w:anchor="_Toc222148443" w:history="1">
+            <w:r>
+              <w:rPr>
+                <w:rStyle w:val="Hipervnculo"/>
+                <w:b/>
+                <w:noProof/>
+              </w:rPr>
+              <w:t>30. Entendiendo Create, Read, Update y Delete(CRUD)</w:t>
+            </w:r>
+            <w:r>
+              <w:rPr>
+                <w:noProof/>
+                <w:webHidden/>
+              </w:rPr>
+              <w:tab/>
+            </w:r>
+            <w:r>
+              <w:rPr>
+                <w:noProof/>
+                <w:webHidden/>
+              </w:rPr>
+              <w:fldChar w:fldCharType="begin"/>
+            </w:r>
+            <w:r>
+              <w:rPr>
+                <w:noProof/>
+                <w:webHidden/>
+              </w:rPr>
+              <w:instrText xml:space="preserve"> PAGEREF _Toc222148443 \h </w:instrText>
+            </w:r>
+            <w:r>
+              <w:rPr>
+                <w:noProof/>
+                <w:webHidden/>
+              </w:rPr>
+            </w:r>
+            <w:r>
+              <w:rPr>
+                <w:noProof/>
+                <w:webHidden/>
+              </w:rPr>
+              <w:fldChar w:fldCharType="separate"/>
+            </w:r>
+            <w:r>
+              <w:rPr>
+                <w:noProof/>
+                <w:webHidden/>
+              </w:rPr>
+              <w:t>34</w:t>
+            </w:r>
+            <w:r>
+              <w:rPr>
+                <w:noProof/>
+                <w:webHidden/>
+              </w:rPr>
+              <w:fldChar w:fldCharType="end"/>
+            </w:r>
+          </w:hyperlink>
+        </w:p>
+        <w:p>
+          <w:pPr>
+            <w:pStyle w:val="TDC2"/>
+            <w:tabs>
+              <w:tab w:val="right" w:leader="dot" w:pos="8828"/>
+            </w:tabs>
+            <w:rPr>
+              <w:rFonts w:eastAsiaTheme="minorEastAsia"/>
+              <w:noProof/>
+              <w:kern w:val="0"/>
+              <w:lang w:val="en-US" w:eastAsia="en-US"/>
+              <w14:ligatures w14:val="none"/>
+            </w:rPr>
+          </w:pPr>
+          <w:hyperlink w:anchor="_Toc222148444" w:history="1">
+            <w:r>
+              <w:rPr>
+                <w:rStyle w:val="Hipervnculo"/>
+                <w:b/>
+                <w:noProof/>
+              </w:rPr>
+              <w:t>31. Trabajando Create, Read, Update y Delete(CRUD)</w:t>
+            </w:r>
+            <w:r>
+              <w:rPr>
+                <w:noProof/>
+                <w:webHidden/>
+              </w:rPr>
+              <w:tab/>
+            </w:r>
+            <w:r>
+              <w:rPr>
+                <w:noProof/>
+                <w:webHidden/>
+              </w:rPr>
+              <w:fldChar w:fldCharType="begin"/>
+            </w:r>
+            <w:r>
+              <w:rPr>
+                <w:noProof/>
+                <w:webHidden/>
+              </w:rPr>
+              <w:instrText xml:space="preserve"> PAGEREF _Toc222148444 \h </w:instrText>
+            </w:r>
+            <w:r>
+              <w:rPr>
+                <w:noProof/>
+                <w:webHidden/>
+              </w:rPr>
+            </w:r>
+            <w:r>
+              <w:rPr>
+                <w:noProof/>
+                <w:webHidden/>
+              </w:rPr>
+              <w:fldChar w:fldCharType="separate"/>
+            </w:r>
+            <w:r>
+              <w:rPr>
+                <w:noProof/>
+                <w:webHidden/>
+              </w:rPr>
+              <w:t>35</w:t>
+            </w:r>
+            <w:r>
+              <w:rPr>
+                <w:noProof/>
+                <w:webHidden/>
+              </w:rPr>
+              <w:fldChar w:fldCharType="end"/>
+            </w:r>
+          </w:hyperlink>
+        </w:p>
+        <w:p>
+          <w:pPr>
+            <w:pStyle w:val="TDC3"/>
+            <w:tabs>
+              <w:tab w:val="right" w:leader="dot" w:pos="8828"/>
+            </w:tabs>
+            <w:rPr>
+              <w:rFonts w:eastAsiaTheme="minorEastAsia"/>
+              <w:noProof/>
+              <w:kern w:val="0"/>
+              <w:lang w:val="en-US" w:eastAsia="en-US"/>
+              <w14:ligatures w14:val="none"/>
+            </w:rPr>
+          </w:pPr>
+          <w:hyperlink w:anchor="_Toc222148445" w:history="1">
+            <w:r>
+              <w:rPr>
+                <w:rStyle w:val="Hipervnculo"/>
+                <w:noProof/>
+              </w:rPr>
+              <w:t>Read (Leer):</w:t>
+            </w:r>
+            <w:r>
+              <w:rPr>
+                <w:noProof/>
+                <w:webHidden/>
+              </w:rPr>
+              <w:tab/>
+            </w:r>
+            <w:r>
+              <w:rPr>
+                <w:noProof/>
+                <w:webHidden/>
+              </w:rPr>
+              <w:fldChar w:fldCharType="begin"/>
+            </w:r>
+            <w:r>
+              <w:rPr>
+                <w:noProof/>
+                <w:webHidden/>
+              </w:rPr>
+              <w:instrText xml:space="preserve"> PAGEREF _Toc222148445 \h </w:instrText>
+            </w:r>
+            <w:r>
+              <w:rPr>
+                <w:noProof/>
+                <w:webHidden/>
+              </w:rPr>
+            </w:r>
+            <w:r>
+              <w:rPr>
+                <w:noProof/>
+                <w:webHidden/>
+              </w:rPr>
+              <w:fldChar w:fldCharType="separate"/>
+            </w:r>
+            <w:r>
+              <w:rPr>
+                <w:noProof/>
+                <w:webHidden/>
+              </w:rPr>
+              <w:t>35</w:t>
+            </w:r>
+            <w:r>
+              <w:rPr>
+                <w:noProof/>
+                <w:webHidden/>
+              </w:rPr>
+              <w:fldChar w:fldCharType="end"/>
+            </w:r>
+          </w:hyperlink>
+        </w:p>
+        <w:p>
+          <w:pPr>
+            <w:pStyle w:val="TDC3"/>
+            <w:tabs>
+              <w:tab w:val="right" w:leader="dot" w:pos="8828"/>
+            </w:tabs>
+            <w:rPr>
+              <w:rFonts w:eastAsiaTheme="minorEastAsia"/>
+              <w:noProof/>
+              <w:kern w:val="0"/>
+              <w:lang w:val="en-US" w:eastAsia="en-US"/>
+              <w14:ligatures w14:val="none"/>
+            </w:rPr>
+          </w:pPr>
+          <w:hyperlink w:anchor="_Toc222148446" w:history="1">
+            <w:r>
+              <w:rPr>
+                <w:rStyle w:val="Hipervnculo"/>
+                <w:noProof/>
+              </w:rPr>
+              <w:t>Update (Editar):</w:t>
+            </w:r>
+            <w:r>
+              <w:rPr>
+                <w:noProof/>
+                <w:webHidden/>
+              </w:rPr>
+              <w:tab/>
+            </w:r>
+            <w:r>
+              <w:rPr>
+                <w:noProof/>
+                <w:webHidden/>
+              </w:rPr>
+              <w:fldChar w:fldCharType="begin"/>
+            </w:r>
+            <w:r>
+              <w:rPr>
+                <w:noProof/>
+                <w:webHidden/>
+              </w:rPr>
+              <w:instrText xml:space="preserve"> PAGEREF _Toc222148446 \h </w:instrText>
+            </w:r>
+            <w:r>
+              <w:rPr>
+                <w:noProof/>
+                <w:webHidden/>
+              </w:rPr>
+            </w:r>
+            <w:r>
+              <w:rPr>
+                <w:noProof/>
+                <w:webHidden/>
+              </w:rPr>
+              <w:fldChar w:fldCharType="separate"/>
+            </w:r>
+            <w:r>
+              <w:rPr>
+                <w:noProof/>
+                <w:webHidden/>
+              </w:rPr>
+              <w:t>37</w:t>
+            </w:r>
+            <w:r>
+              <w:rPr>
+                <w:noProof/>
+                <w:webHidden/>
+              </w:rPr>
+              <w:fldChar w:fldCharType="end"/>
+            </w:r>
+          </w:hyperlink>
+        </w:p>
+        <w:p>
+          <w:pPr>
+            <w:pStyle w:val="TDC3"/>
+            <w:tabs>
+              <w:tab w:val="right" w:leader="dot" w:pos="8828"/>
+            </w:tabs>
+            <w:rPr>
+              <w:rFonts w:eastAsiaTheme="minorEastAsia"/>
+              <w:noProof/>
+              <w:kern w:val="0"/>
+              <w:lang w:val="en-US" w:eastAsia="en-US"/>
+              <w14:ligatures w14:val="none"/>
+            </w:rPr>
+          </w:pPr>
+          <w:hyperlink w:anchor="_Toc222148447" w:history="1">
+            <w:r>
+              <w:rPr>
+                <w:rStyle w:val="Hipervnculo"/>
+                <w:noProof/>
+              </w:rPr>
+              <w:t>Delete (Eliminar):</w:t>
+            </w:r>
+            <w:r>
+              <w:rPr>
+                <w:noProof/>
+                <w:webHidden/>
+              </w:rPr>
+              <w:tab/>
+            </w:r>
+            <w:r>
+              <w:rPr>
+                <w:noProof/>
+                <w:webHidden/>
+              </w:rPr>
+              <w:fldChar w:fldCharType="begin"/>
+            </w:r>
+            <w:r>
+              <w:rPr>
+                <w:noProof/>
+                <w:webHidden/>
+              </w:rPr>
+              <w:instrText xml:space="preserve"> PAGEREF _Toc222148447 \h </w:instrText>
+            </w:r>
+            <w:r>
+              <w:rPr>
+                <w:noProof/>
+                <w:webHidden/>
+              </w:rPr>
+            </w:r>
+            <w:r>
+              <w:rPr>
+                <w:noProof/>
+                <w:webHidden/>
+              </w:rPr>
+              <w:fldChar w:fldCharType="separate"/>
+            </w:r>
+            <w:r>
+              <w:rPr>
+                <w:noProof/>
+                <w:webHidden/>
+              </w:rPr>
+              <w:t>39</w:t>
+            </w:r>
+            <w:r>
+              <w:rPr>
+                <w:noProof/>
+                <w:webHidden/>
+              </w:rPr>
+              <w:fldChar w:fldCharType="end"/>
+            </w:r>
+          </w:hyperlink>
+        </w:p>
+        <w:p>
+          <w:pPr>
+            <w:pStyle w:val="TDC2"/>
+            <w:tabs>
+              <w:tab w:val="right" w:leader="dot" w:pos="8828"/>
+            </w:tabs>
+            <w:rPr>
+              <w:rFonts w:eastAsiaTheme="minorEastAsia"/>
+              <w:noProof/>
+              <w:kern w:val="0"/>
+              <w:lang w:val="en-US" w:eastAsia="en-US"/>
+              <w14:ligatures w14:val="none"/>
+            </w:rPr>
+          </w:pPr>
+          <w:hyperlink w:anchor="_Toc222148448" w:history="1">
+            <w:r>
+              <w:rPr>
+                <w:rStyle w:val="Hipervnculo"/>
+                <w:b/>
+                <w:noProof/>
+              </w:rPr>
+              <w:t>32. Profundizando sobre “insertOne()” &amp; “insertMany()”</w:t>
+            </w:r>
+            <w:r>
+              <w:rPr>
+                <w:noProof/>
+                <w:webHidden/>
+              </w:rPr>
+              <w:tab/>
+            </w:r>
+            <w:r>
+              <w:rPr>
+                <w:noProof/>
+                <w:webHidden/>
+              </w:rPr>
+              <w:fldChar w:fldCharType="begin"/>
+            </w:r>
+            <w:r>
+              <w:rPr>
+                <w:noProof/>
+                <w:webHidden/>
+              </w:rPr>
+              <w:instrText xml:space="preserve"> PAGEREF _Toc222148448 \h </w:instrText>
+            </w:r>
+            <w:r>
+              <w:rPr>
+                <w:noProof/>
+                <w:webHidden/>
+              </w:rPr>
+            </w:r>
+            <w:r>
+              <w:rPr>
+                <w:noProof/>
+                <w:webHidden/>
+              </w:rPr>
+              <w:fldChar w:fldCharType="separate"/>
+            </w:r>
+            <w:r>
+              <w:rPr>
+                <w:noProof/>
+                <w:webHidden/>
+              </w:rPr>
+              <w:t>41</w:t>
+            </w:r>
+            <w:r>
+              <w:rPr>
+                <w:noProof/>
+                <w:webHidden/>
+              </w:rPr>
+              <w:fldChar w:fldCharType="end"/>
+            </w:r>
+          </w:hyperlink>
+        </w:p>
+        <w:p>
+          <w:pPr>
+            <w:pStyle w:val="TDC3"/>
+            <w:tabs>
+              <w:tab w:val="right" w:leader="dot" w:pos="8828"/>
+            </w:tabs>
+            <w:rPr>
+              <w:rFonts w:eastAsiaTheme="minorEastAsia"/>
+              <w:noProof/>
+              <w:kern w:val="0"/>
+              <w:lang w:val="en-US" w:eastAsia="en-US"/>
+              <w14:ligatures w14:val="none"/>
+            </w:rPr>
+          </w:pPr>
+          <w:hyperlink w:anchor="_Toc222148449" w:history="1">
+            <w:r>
+              <w:rPr>
+                <w:rStyle w:val="Hipervnculo"/>
+                <w:noProof/>
+              </w:rPr>
+              <w:t>Create (Crear Nueva Collection):</w:t>
+            </w:r>
+            <w:r>
+              <w:rPr>
+                <w:noProof/>
+                <w:webHidden/>
+              </w:rPr>
+              <w:tab/>
+            </w:r>
+            <w:r>
+              <w:rPr>
+                <w:noProof/>
+                <w:webHidden/>
+              </w:rPr>
+              <w:fldChar w:fldCharType="begin"/>
+            </w:r>
+            <w:r>
+              <w:rPr>
+                <w:noProof/>
+                <w:webHidden/>
+              </w:rPr>
+              <w:instrText xml:space="preserve"> PAGEREF _Toc222148449 \h </w:instrText>
+            </w:r>
+            <w:r>
+              <w:rPr>
+                <w:noProof/>
+                <w:webHidden/>
+              </w:rPr>
+            </w:r>
+            <w:r>
+              <w:rPr>
+                <w:noProof/>
+                <w:webHidden/>
+              </w:rPr>
+              <w:fldChar w:fldCharType="separate"/>
+            </w:r>
+            <w:r>
+              <w:rPr>
+                <w:noProof/>
+                <w:webHidden/>
+              </w:rPr>
+              <w:t>41</w:t>
+            </w:r>
+            <w:r>
+              <w:rPr>
+                <w:noProof/>
+                <w:webHidden/>
+              </w:rPr>
+              <w:fldChar w:fldCharType="end"/>
+            </w:r>
+          </w:hyperlink>
+        </w:p>
+        <w:p>
+          <w:pPr>
+            <w:pStyle w:val="TDC3"/>
+            <w:tabs>
+              <w:tab w:val="right" w:leader="dot" w:pos="8828"/>
+            </w:tabs>
+            <w:rPr>
+              <w:rFonts w:eastAsiaTheme="minorEastAsia"/>
+              <w:noProof/>
+              <w:kern w:val="0"/>
+              <w:lang w:val="en-US" w:eastAsia="en-US"/>
+              <w14:ligatures w14:val="none"/>
+            </w:rPr>
+          </w:pPr>
+          <w:hyperlink w:anchor="_Toc222148450" w:history="1">
+            <w:r>
+              <w:rPr>
+                <w:rStyle w:val="Hipervnculo"/>
+                <w:noProof/>
+              </w:rPr>
+              <w:t>Create (Crear):</w:t>
+            </w:r>
+            <w:r>
+              <w:rPr>
+                <w:noProof/>
+                <w:webHidden/>
+              </w:rPr>
+              <w:tab/>
+            </w:r>
+            <w:r>
+              <w:rPr>
+                <w:noProof/>
+                <w:webHidden/>
+              </w:rPr>
+              <w:fldChar w:fldCharType="begin"/>
+            </w:r>
+            <w:r>
+              <w:rPr>
+                <w:noProof/>
+                <w:webHidden/>
+              </w:rPr>
+              <w:instrText xml:space="preserve"> PAGEREF _Toc222148450 \h </w:instrText>
+            </w:r>
+            <w:r>
+              <w:rPr>
+                <w:noProof/>
+                <w:webHidden/>
+              </w:rPr>
+            </w:r>
+            <w:r>
+              <w:rPr>
+                <w:noProof/>
+                <w:webHidden/>
+              </w:rPr>
+              <w:fldChar w:fldCharType="separate"/>
+            </w:r>
+            <w:r>
+              <w:rPr>
+                <w:noProof/>
+                <w:webHidden/>
+              </w:rPr>
+              <w:t>41</w:t>
+            </w:r>
+            <w:r>
+              <w:rPr>
+                <w:noProof/>
+                <w:webHidden/>
+              </w:rPr>
+              <w:fldChar w:fldCharType="end"/>
+            </w:r>
+          </w:hyperlink>
+        </w:p>
+        <w:p>
+          <w:pPr>
+            <w:pStyle w:val="TDC2"/>
+            <w:tabs>
+              <w:tab w:val="right" w:leader="dot" w:pos="8828"/>
+            </w:tabs>
+            <w:rPr>
+              <w:rFonts w:eastAsiaTheme="minorEastAsia"/>
+              <w:noProof/>
+              <w:kern w:val="0"/>
+              <w:lang w:val="en-US" w:eastAsia="en-US"/>
+              <w14:ligatures w14:val="none"/>
+            </w:rPr>
+          </w:pPr>
+          <w:hyperlink w:anchor="_Toc222148451" w:history="1">
+            <w:r>
+              <w:rPr>
+                <w:rStyle w:val="Hipervnculo"/>
+                <w:b/>
+                <w:noProof/>
+              </w:rPr>
+              <w:t>33. Profundizando en la búsqueda de datos</w:t>
+            </w:r>
+            <w:r>
+              <w:rPr>
+                <w:noProof/>
+                <w:webHidden/>
+              </w:rPr>
+              <w:tab/>
+            </w:r>
+            <w:r>
+              <w:rPr>
+                <w:noProof/>
+                <w:webHidden/>
+              </w:rPr>
+              <w:fldChar w:fldCharType="begin"/>
+            </w:r>
+            <w:r>
+              <w:rPr>
+                <w:noProof/>
+                <w:webHidden/>
+              </w:rPr>
+              <w:instrText xml:space="preserve"> PAGEREF _Toc222148451 \h </w:instrText>
+            </w:r>
+            <w:r>
+              <w:rPr>
+                <w:noProof/>
+                <w:webHidden/>
+              </w:rPr>
+            </w:r>
+            <w:r>
+              <w:rPr>
+                <w:noProof/>
+                <w:webHidden/>
+              </w:rPr>
+              <w:fldChar w:fldCharType="separate"/>
+            </w:r>
+            <w:r>
+              <w:rPr>
+                <w:noProof/>
+                <w:webHidden/>
+              </w:rPr>
+              <w:t>42</w:t>
+            </w:r>
+            <w:r>
+              <w:rPr>
+                <w:noProof/>
+                <w:webHidden/>
+              </w:rPr>
+              <w:fldChar w:fldCharType="end"/>
+            </w:r>
+          </w:hyperlink>
+        </w:p>
+        <w:p>
+          <w:pPr>
+            <w:pStyle w:val="TDC3"/>
+            <w:tabs>
+              <w:tab w:val="right" w:leader="dot" w:pos="8828"/>
+            </w:tabs>
+            <w:rPr>
+              <w:rFonts w:eastAsiaTheme="minorEastAsia"/>
+              <w:noProof/>
+              <w:kern w:val="0"/>
+              <w:lang w:val="en-US" w:eastAsia="en-US"/>
+              <w14:ligatures w14:val="none"/>
+            </w:rPr>
+          </w:pPr>
+          <w:hyperlink w:anchor="_Toc222148452" w:history="1">
+            <w:r>
+              <w:rPr>
+                <w:rStyle w:val="Hipervnculo"/>
+                <w:noProof/>
+              </w:rPr>
+              <w:t>Read(Leer o Visualizar):</w:t>
+            </w:r>
+            <w:r>
+              <w:rPr>
+                <w:noProof/>
+                <w:webHidden/>
+              </w:rPr>
+              <w:tab/>
+            </w:r>
+            <w:r>
+              <w:rPr>
+                <w:noProof/>
+                <w:webHidden/>
+              </w:rPr>
+              <w:fldChar w:fldCharType="begin"/>
+            </w:r>
+            <w:r>
+              <w:rPr>
+                <w:noProof/>
+                <w:webHidden/>
+              </w:rPr>
+              <w:instrText xml:space="preserve"> PAGEREF _Toc222148452 \h </w:instrText>
+            </w:r>
+            <w:r>
+              <w:rPr>
+                <w:noProof/>
+                <w:webHidden/>
+              </w:rPr>
+            </w:r>
+            <w:r>
+              <w:rPr>
+                <w:noProof/>
+                <w:webHidden/>
+              </w:rPr>
+              <w:fldChar w:fldCharType="separate"/>
+            </w:r>
+            <w:r>
+              <w:rPr>
+                <w:noProof/>
+                <w:webHidden/>
+              </w:rPr>
+              <w:t>42</w:t>
+            </w:r>
+            <w:r>
+              <w:rPr>
+                <w:noProof/>
+                <w:webHidden/>
+              </w:rPr>
+              <w:fldChar w:fldCharType="end"/>
+            </w:r>
+          </w:hyperlink>
+        </w:p>
+        <w:p>
+          <w:pPr>
+            <w:pStyle w:val="TDC2"/>
+            <w:tabs>
+              <w:tab w:val="right" w:leader="dot" w:pos="8828"/>
+            </w:tabs>
+            <w:rPr>
+              <w:rFonts w:eastAsiaTheme="minorEastAsia"/>
+              <w:noProof/>
+              <w:kern w:val="0"/>
+              <w:lang w:val="en-US" w:eastAsia="en-US"/>
+              <w14:ligatures w14:val="none"/>
+            </w:rPr>
+          </w:pPr>
+          <w:hyperlink w:anchor="_Toc222148453" w:history="1">
+            <w:r>
+              <w:rPr>
+                <w:rStyle w:val="Hipervnculo"/>
+                <w:b/>
+                <w:noProof/>
+              </w:rPr>
+              <w:t>34. Profundizando sobre “updateOne()” &amp; “updateMany()”</w:t>
+            </w:r>
+            <w:r>
+              <w:rPr>
+                <w:noProof/>
+                <w:webHidden/>
+              </w:rPr>
+              <w:tab/>
+            </w:r>
+            <w:r>
+              <w:rPr>
+                <w:noProof/>
+                <w:webHidden/>
+              </w:rPr>
+              <w:fldChar w:fldCharType="begin"/>
+            </w:r>
+            <w:r>
+              <w:rPr>
+                <w:noProof/>
+                <w:webHidden/>
+              </w:rPr>
+              <w:instrText xml:space="preserve"> PAGEREF _Toc222148453 \h </w:instrText>
+            </w:r>
+            <w:r>
+              <w:rPr>
+                <w:noProof/>
+                <w:webHidden/>
+              </w:rPr>
+            </w:r>
+            <w:r>
+              <w:rPr>
+                <w:noProof/>
+                <w:webHidden/>
+              </w:rPr>
+              <w:fldChar w:fldCharType="separate"/>
+            </w:r>
+            <w:r>
+              <w:rPr>
+                <w:noProof/>
+                <w:webHidden/>
+              </w:rPr>
+              <w:t>45</w:t>
+            </w:r>
+            <w:r>
+              <w:rPr>
+                <w:noProof/>
+                <w:webHidden/>
+              </w:rPr>
+              <w:fldChar w:fldCharType="end"/>
+            </w:r>
+          </w:hyperlink>
+        </w:p>
+        <w:p>
+          <w:pPr>
+            <w:pStyle w:val="TDC3"/>
+            <w:tabs>
+              <w:tab w:val="right" w:leader="dot" w:pos="8828"/>
+            </w:tabs>
+            <w:rPr>
+              <w:rFonts w:eastAsiaTheme="minorEastAsia"/>
+              <w:noProof/>
+              <w:kern w:val="0"/>
+              <w:lang w:val="en-US" w:eastAsia="en-US"/>
+              <w14:ligatures w14:val="none"/>
+            </w:rPr>
+          </w:pPr>
+          <w:hyperlink w:anchor="_Toc222148454" w:history="1">
+            <w:r>
+              <w:rPr>
+                <w:rStyle w:val="Hipervnculo"/>
+                <w:noProof/>
+              </w:rPr>
+              <w:t>Update(Editar):</w:t>
+            </w:r>
+            <w:r>
+              <w:rPr>
+                <w:noProof/>
+                <w:webHidden/>
+              </w:rPr>
+              <w:tab/>
+            </w:r>
+            <w:r>
+              <w:rPr>
+                <w:noProof/>
+                <w:webHidden/>
+              </w:rPr>
+              <w:fldChar w:fldCharType="begin"/>
+            </w:r>
+            <w:r>
+              <w:rPr>
+                <w:noProof/>
+                <w:webHidden/>
+              </w:rPr>
+              <w:instrText xml:space="preserve"> PAGEREF _Toc222148454 \h </w:instrText>
+            </w:r>
+            <w:r>
+              <w:rPr>
+                <w:noProof/>
+                <w:webHidden/>
+              </w:rPr>
+            </w:r>
+            <w:r>
+              <w:rPr>
+                <w:noProof/>
+                <w:webHidden/>
+              </w:rPr>
+              <w:fldChar w:fldCharType="separate"/>
+            </w:r>
+            <w:r>
+              <w:rPr>
+                <w:noProof/>
+                <w:webHidden/>
+              </w:rPr>
+              <w:t>45</w:t>
+            </w:r>
+            <w:r>
+              <w:rPr>
+                <w:noProof/>
+                <w:webHidden/>
+              </w:rPr>
+              <w:fldChar w:fldCharType="end"/>
+            </w:r>
+          </w:hyperlink>
+        </w:p>
+        <w:p>
+          <w:pPr>
+            <w:pStyle w:val="TDC2"/>
+            <w:tabs>
+              <w:tab w:val="right" w:leader="dot" w:pos="8828"/>
+            </w:tabs>
+            <w:rPr>
+              <w:rFonts w:eastAsiaTheme="minorEastAsia"/>
+              <w:noProof/>
+              <w:kern w:val="0"/>
+              <w:lang w:val="en-US" w:eastAsia="en-US"/>
+              <w14:ligatures w14:val="none"/>
+            </w:rPr>
+          </w:pPr>
+          <w:hyperlink w:anchor="_Toc222148455" w:history="1">
+            <w:r>
+              <w:rPr>
+                <w:rStyle w:val="Hipervnculo"/>
+                <w:b/>
+                <w:noProof/>
+              </w:rPr>
+              <w:t>35. Aprendiendo sobre “find()” &amp; Cursor Object</w:t>
+            </w:r>
+            <w:r>
+              <w:rPr>
+                <w:noProof/>
+                <w:webHidden/>
+              </w:rPr>
+              <w:tab/>
+            </w:r>
+            <w:r>
+              <w:rPr>
+                <w:noProof/>
+                <w:webHidden/>
+              </w:rPr>
+              <w:fldChar w:fldCharType="begin"/>
+            </w:r>
+            <w:r>
+              <w:rPr>
+                <w:noProof/>
+                <w:webHidden/>
+              </w:rPr>
+              <w:instrText xml:space="preserve"> PAGEREF _Toc222148455 \h </w:instrText>
+            </w:r>
+            <w:r>
+              <w:rPr>
+                <w:noProof/>
+                <w:webHidden/>
+              </w:rPr>
+            </w:r>
+            <w:r>
+              <w:rPr>
+                <w:noProof/>
+                <w:webHidden/>
+              </w:rPr>
+              <w:fldChar w:fldCharType="separate"/>
+            </w:r>
+            <w:r>
+              <w:rPr>
+                <w:noProof/>
+                <w:webHidden/>
+              </w:rPr>
+              <w:t>47</w:t>
+            </w:r>
+            <w:r>
+              <w:rPr>
+                <w:noProof/>
+                <w:webHidden/>
+              </w:rPr>
+              <w:fldChar w:fldCharType="end"/>
+            </w:r>
+          </w:hyperlink>
+        </w:p>
+        <w:p>
+          <w:pPr>
+            <w:pStyle w:val="TDC3"/>
+            <w:tabs>
+              <w:tab w:val="right" w:leader="dot" w:pos="8828"/>
+            </w:tabs>
+            <w:rPr>
+              <w:rFonts w:eastAsiaTheme="minorEastAsia"/>
+              <w:noProof/>
+              <w:kern w:val="0"/>
+              <w:lang w:val="en-US" w:eastAsia="en-US"/>
+              <w14:ligatures w14:val="none"/>
+            </w:rPr>
+          </w:pPr>
+          <w:hyperlink w:anchor="_Toc222148456" w:history="1">
+            <w:r>
+              <w:rPr>
+                <w:rStyle w:val="Hipervnculo"/>
+                <w:noProof/>
+              </w:rPr>
+              <w:t>ToArray() Traernos todos los documentos:</w:t>
+            </w:r>
+            <w:r>
+              <w:rPr>
+                <w:noProof/>
+                <w:webHidden/>
+              </w:rPr>
+              <w:tab/>
+            </w:r>
+            <w:r>
+              <w:rPr>
+                <w:noProof/>
+                <w:webHidden/>
+              </w:rPr>
+              <w:fldChar w:fldCharType="begin"/>
+            </w:r>
+            <w:r>
+              <w:rPr>
+                <w:noProof/>
+                <w:webHidden/>
+              </w:rPr>
+              <w:instrText xml:space="preserve"> PAGEREF _Toc222148456 \h </w:instrText>
+            </w:r>
+            <w:r>
+              <w:rPr>
+                <w:noProof/>
+                <w:webHidden/>
+              </w:rPr>
+            </w:r>
+            <w:r>
+              <w:rPr>
+                <w:noProof/>
+                <w:webHidden/>
+              </w:rPr>
+              <w:fldChar w:fldCharType="separate"/>
+            </w:r>
+            <w:r>
+              <w:rPr>
+                <w:noProof/>
+                <w:webHidden/>
+              </w:rPr>
+              <w:t>48</w:t>
+            </w:r>
+            <w:r>
+              <w:rPr>
+                <w:noProof/>
+                <w:webHidden/>
+              </w:rPr>
+              <w:fldChar w:fldCharType="end"/>
+            </w:r>
+          </w:hyperlink>
+        </w:p>
+        <w:p>
+          <w:pPr>
+            <w:pStyle w:val="TDC3"/>
+            <w:tabs>
+              <w:tab w:val="right" w:leader="dot" w:pos="8828"/>
+            </w:tabs>
+            <w:rPr>
+              <w:rFonts w:eastAsiaTheme="minorEastAsia"/>
+              <w:noProof/>
+              <w:kern w:val="0"/>
+              <w:lang w:val="en-US" w:eastAsia="en-US"/>
+              <w14:ligatures w14:val="none"/>
+            </w:rPr>
+          </w:pPr>
+          <w:hyperlink w:anchor="_Toc222148457" w:history="1">
+            <w:r>
+              <w:rPr>
+                <w:rStyle w:val="Hipervnculo"/>
+                <w:noProof/>
+              </w:rPr>
+              <w:t>ForEach() Iterar documento por documento, sin array :</w:t>
+            </w:r>
+            <w:r>
+              <w:rPr>
+                <w:noProof/>
+                <w:webHidden/>
+              </w:rPr>
+              <w:tab/>
+            </w:r>
+            <w:r>
+              <w:rPr>
+                <w:noProof/>
+                <w:webHidden/>
+              </w:rPr>
+              <w:fldChar w:fldCharType="begin"/>
+            </w:r>
+            <w:r>
+              <w:rPr>
+                <w:noProof/>
+                <w:webHidden/>
+              </w:rPr>
+              <w:instrText xml:space="preserve"> PAGEREF _Toc222148457 \h </w:instrText>
+            </w:r>
+            <w:r>
+              <w:rPr>
+                <w:noProof/>
+                <w:webHidden/>
+              </w:rPr>
+            </w:r>
+            <w:r>
+              <w:rPr>
+                <w:noProof/>
+                <w:webHidden/>
+              </w:rPr>
+              <w:fldChar w:fldCharType="separate"/>
+            </w:r>
+            <w:r>
+              <w:rPr>
+                <w:noProof/>
+                <w:webHidden/>
+              </w:rPr>
+              <w:t>49</w:t>
+            </w:r>
+            <w:r>
+              <w:rPr>
+                <w:noProof/>
+                <w:webHidden/>
+              </w:rPr>
+              <w:fldChar w:fldCharType="end"/>
+            </w:r>
+          </w:hyperlink>
+        </w:p>
+        <w:p>
+          <w:pPr>
+            <w:pStyle w:val="TDC2"/>
+            <w:tabs>
+              <w:tab w:val="right" w:leader="dot" w:pos="8828"/>
+            </w:tabs>
+            <w:rPr>
+              <w:rFonts w:eastAsiaTheme="minorEastAsia"/>
+              <w:noProof/>
+              <w:kern w:val="0"/>
+              <w:lang w:val="en-US" w:eastAsia="en-US"/>
+              <w14:ligatures w14:val="none"/>
+            </w:rPr>
+          </w:pPr>
+          <w:hyperlink w:anchor="_Toc222148458" w:history="1">
+            <w:r>
+              <w:rPr>
+                <w:rStyle w:val="Hipervnculo"/>
+                <w:b/>
+                <w:noProof/>
+              </w:rPr>
+              <w:t>36. Aprendiendo sobre “Projection”</w:t>
+            </w:r>
+            <w:r>
+              <w:rPr>
+                <w:noProof/>
+                <w:webHidden/>
+              </w:rPr>
+              <w:tab/>
+            </w:r>
+            <w:r>
+              <w:rPr>
+                <w:noProof/>
+                <w:webHidden/>
+              </w:rPr>
+              <w:fldChar w:fldCharType="begin"/>
+            </w:r>
+            <w:r>
+              <w:rPr>
+                <w:noProof/>
+                <w:webHidden/>
+              </w:rPr>
+              <w:instrText xml:space="preserve"> PAGEREF _Toc222148458 \h </w:instrText>
+            </w:r>
+            <w:r>
+              <w:rPr>
+                <w:noProof/>
+                <w:webHidden/>
+              </w:rPr>
+            </w:r>
+            <w:r>
+              <w:rPr>
+                <w:noProof/>
+                <w:webHidden/>
+              </w:rPr>
+              <w:fldChar w:fldCharType="separate"/>
+            </w:r>
+            <w:r>
+              <w:rPr>
+                <w:noProof/>
+                <w:webHidden/>
+              </w:rPr>
+              <w:t>49</w:t>
+            </w:r>
+            <w:r>
+              <w:rPr>
+                <w:noProof/>
+                <w:webHidden/>
+              </w:rPr>
+              <w:fldChar w:fldCharType="end"/>
+            </w:r>
+          </w:hyperlink>
+        </w:p>
+        <w:p>
+          <w:pPr>
+            <w:pStyle w:val="TDC2"/>
+            <w:tabs>
+              <w:tab w:val="right" w:leader="dot" w:pos="8828"/>
+            </w:tabs>
+            <w:rPr>
+              <w:rFonts w:eastAsiaTheme="minorEastAsia"/>
+              <w:noProof/>
+              <w:kern w:val="0"/>
+              <w:lang w:val="en-US" w:eastAsia="en-US"/>
+              <w14:ligatures w14:val="none"/>
+            </w:rPr>
+          </w:pPr>
+          <w:hyperlink w:anchor="_Toc222148459" w:history="1">
+            <w:r>
+              <w:rPr>
+                <w:rStyle w:val="Hipervnculo"/>
+                <w:b/>
+                <w:noProof/>
+              </w:rPr>
+              <w:t>37. Entendiendo Documentos Embebidos &amp; Arrays</w:t>
+            </w:r>
+            <w:r>
+              <w:rPr>
+                <w:noProof/>
+                <w:webHidden/>
+              </w:rPr>
+              <w:tab/>
+            </w:r>
+            <w:r>
+              <w:rPr>
+                <w:noProof/>
+                <w:webHidden/>
+              </w:rPr>
+              <w:fldChar w:fldCharType="begin"/>
+            </w:r>
+            <w:r>
+              <w:rPr>
+                <w:noProof/>
+                <w:webHidden/>
+              </w:rPr>
+              <w:instrText xml:space="preserve"> PAGEREF _Toc222148459 \h </w:instrText>
+            </w:r>
+            <w:r>
+              <w:rPr>
+                <w:noProof/>
+                <w:webHidden/>
+              </w:rPr>
+            </w:r>
+            <w:r>
+              <w:rPr>
+                <w:noProof/>
+                <w:webHidden/>
+              </w:rPr>
+              <w:fldChar w:fldCharType="separate"/>
+            </w:r>
+            <w:r>
+              <w:rPr>
+                <w:noProof/>
+                <w:webHidden/>
+              </w:rPr>
+              <w:t>51</w:t>
+            </w:r>
+            <w:r>
+              <w:rPr>
+                <w:noProof/>
+                <w:webHidden/>
+              </w:rPr>
+              <w:fldChar w:fldCharType="end"/>
+            </w:r>
+          </w:hyperlink>
+        </w:p>
+        <w:p>
+          <w:pPr>
+            <w:pStyle w:val="TDC2"/>
+            <w:tabs>
+              <w:tab w:val="right" w:leader="dot" w:pos="8828"/>
+            </w:tabs>
+            <w:rPr>
+              <w:rFonts w:eastAsiaTheme="minorEastAsia"/>
+              <w:noProof/>
+              <w:kern w:val="0"/>
+              <w:lang w:val="en-US" w:eastAsia="en-US"/>
+              <w14:ligatures w14:val="none"/>
+            </w:rPr>
+          </w:pPr>
+          <w:hyperlink w:anchor="_Toc222148460" w:history="1">
+            <w:r>
+              <w:rPr>
+                <w:rStyle w:val="Hipervnculo"/>
+                <w:b/>
+                <w:noProof/>
+              </w:rPr>
+              <w:t>38. Trabajando con Documentos Embebidos o Anidados</w:t>
+            </w:r>
+            <w:r>
+              <w:rPr>
+                <w:noProof/>
+                <w:webHidden/>
+              </w:rPr>
+              <w:tab/>
+            </w:r>
+            <w:r>
+              <w:rPr>
+                <w:noProof/>
+                <w:webHidden/>
+              </w:rPr>
+              <w:fldChar w:fldCharType="begin"/>
+            </w:r>
+            <w:r>
+              <w:rPr>
+                <w:noProof/>
+                <w:webHidden/>
+              </w:rPr>
+              <w:instrText xml:space="preserve"> PAGEREF _Toc222148460 \h </w:instrText>
+            </w:r>
+            <w:r>
+              <w:rPr>
+                <w:noProof/>
+                <w:webHidden/>
+              </w:rPr>
+            </w:r>
+            <w:r>
+              <w:rPr>
+                <w:noProof/>
+                <w:webHidden/>
+              </w:rPr>
+              <w:fldChar w:fldCharType="separate"/>
+            </w:r>
+            <w:r>
+              <w:rPr>
+                <w:noProof/>
+                <w:webHidden/>
+              </w:rPr>
+              <w:t>52</w:t>
+            </w:r>
+            <w:r>
+              <w:rPr>
+                <w:noProof/>
+                <w:webHidden/>
+              </w:rPr>
+              <w:fldChar w:fldCharType="end"/>
+            </w:r>
+          </w:hyperlink>
+        </w:p>
+        <w:p>
+          <w:pPr>
+            <w:pStyle w:val="TDC2"/>
+            <w:tabs>
+              <w:tab w:val="right" w:leader="dot" w:pos="8828"/>
+            </w:tabs>
+            <w:rPr>
+              <w:rFonts w:eastAsiaTheme="minorEastAsia"/>
+              <w:noProof/>
+              <w:kern w:val="0"/>
+              <w:lang w:val="en-US" w:eastAsia="en-US"/>
+              <w14:ligatures w14:val="none"/>
+            </w:rPr>
+          </w:pPr>
+          <w:hyperlink w:anchor="_Toc222148461" w:history="1">
+            <w:r>
+              <w:rPr>
+                <w:rStyle w:val="Hipervnculo"/>
+                <w:b/>
+                <w:noProof/>
+              </w:rPr>
+              <w:t>39. Trabajando con Arrays</w:t>
+            </w:r>
+            <w:r>
+              <w:rPr>
+                <w:noProof/>
+                <w:webHidden/>
+              </w:rPr>
+              <w:tab/>
+            </w:r>
+            <w:r>
+              <w:rPr>
+                <w:noProof/>
+                <w:webHidden/>
+              </w:rPr>
+              <w:fldChar w:fldCharType="begin"/>
+            </w:r>
+            <w:r>
+              <w:rPr>
+                <w:noProof/>
+                <w:webHidden/>
+              </w:rPr>
+              <w:instrText xml:space="preserve"> PAGEREF _Toc222148461 \h </w:instrText>
+            </w:r>
+            <w:r>
+              <w:rPr>
+                <w:noProof/>
+                <w:webHidden/>
+              </w:rPr>
+            </w:r>
+            <w:r>
+              <w:rPr>
+                <w:noProof/>
+                <w:webHidden/>
+              </w:rPr>
+              <w:fldChar w:fldCharType="separate"/>
+            </w:r>
+            <w:r>
+              <w:rPr>
+                <w:noProof/>
+                <w:webHidden/>
+              </w:rPr>
+              <w:t>53</w:t>
+            </w:r>
+            <w:r>
+              <w:rPr>
+                <w:noProof/>
+                <w:webHidden/>
+              </w:rPr>
+              <w:fldChar w:fldCharType="end"/>
+            </w:r>
+          </w:hyperlink>
+        </w:p>
+        <w:p>
+          <w:pPr>
+            <w:pStyle w:val="TDC2"/>
+            <w:tabs>
+              <w:tab w:val="right" w:leader="dot" w:pos="8828"/>
+            </w:tabs>
+            <w:rPr>
+              <w:rFonts w:eastAsiaTheme="minorEastAsia"/>
+              <w:noProof/>
+              <w:kern w:val="0"/>
+              <w:lang w:val="en-US" w:eastAsia="en-US"/>
+              <w14:ligatures w14:val="none"/>
+            </w:rPr>
+          </w:pPr>
+          <w:hyperlink w:anchor="_Toc222148462" w:history="1">
+            <w:r>
+              <w:rPr>
+                <w:rStyle w:val="Hipervnculo"/>
+                <w:b/>
+                <w:noProof/>
+              </w:rPr>
+              <w:t>40. Accediendo a la Estructura de Datos</w:t>
+            </w:r>
+            <w:r>
+              <w:rPr>
+                <w:noProof/>
+                <w:webHidden/>
+              </w:rPr>
+              <w:tab/>
+            </w:r>
+            <w:r>
+              <w:rPr>
+                <w:noProof/>
+                <w:webHidden/>
+              </w:rPr>
+              <w:fldChar w:fldCharType="begin"/>
+            </w:r>
+            <w:r>
+              <w:rPr>
+                <w:noProof/>
+                <w:webHidden/>
+              </w:rPr>
+              <w:instrText xml:space="preserve"> PAGEREF _Toc222148462 \h </w:instrText>
+            </w:r>
+            <w:r>
+              <w:rPr>
+                <w:noProof/>
+                <w:webHidden/>
+              </w:rPr>
+            </w:r>
+            <w:r>
+              <w:rPr>
+                <w:noProof/>
+                <w:webHidden/>
+              </w:rPr>
+              <w:fldChar w:fldCharType="separate"/>
+            </w:r>
+            <w:r>
+              <w:rPr>
+                <w:noProof/>
+                <w:webHidden/>
+              </w:rPr>
+              <w:t>53</w:t>
+            </w:r>
+            <w:r>
+              <w:rPr>
+                <w:noProof/>
+                <w:webHidden/>
+              </w:rPr>
+              <w:fldChar w:fldCharType="end"/>
+            </w:r>
+          </w:hyperlink>
+        </w:p>
+        <w:p>
+          <w:pPr>
+            <w:pStyle w:val="TDC3"/>
+            <w:tabs>
+              <w:tab w:val="right" w:leader="dot" w:pos="8828"/>
+            </w:tabs>
+            <w:rPr>
+              <w:rFonts w:eastAsiaTheme="minorEastAsia"/>
+              <w:noProof/>
+              <w:kern w:val="0"/>
+              <w:lang w:val="en-US" w:eastAsia="en-US"/>
+              <w14:ligatures w14:val="none"/>
+            </w:rPr>
+          </w:pPr>
+          <w:hyperlink w:anchor="_Toc222148463" w:history="1">
+            <w:r>
+              <w:rPr>
+                <w:rStyle w:val="Hipervnculo"/>
+                <w:noProof/>
+              </w:rPr>
+              <w:t>Acceder a un Array:</w:t>
+            </w:r>
+            <w:r>
+              <w:rPr>
+                <w:noProof/>
+                <w:webHidden/>
+              </w:rPr>
+              <w:tab/>
+            </w:r>
+            <w:r>
+              <w:rPr>
+                <w:noProof/>
+                <w:webHidden/>
+              </w:rPr>
+              <w:fldChar w:fldCharType="begin"/>
+            </w:r>
+            <w:r>
+              <w:rPr>
+                <w:noProof/>
+                <w:webHidden/>
+              </w:rPr>
+              <w:instrText xml:space="preserve"> PAGEREF _Toc222148463 \h </w:instrText>
+            </w:r>
+            <w:r>
+              <w:rPr>
+                <w:noProof/>
+                <w:webHidden/>
+              </w:rPr>
+            </w:r>
+            <w:r>
+              <w:rPr>
+                <w:noProof/>
+                <w:webHidden/>
+              </w:rPr>
+              <w:fldChar w:fldCharType="separate"/>
+            </w:r>
+            <w:r>
+              <w:rPr>
+                <w:noProof/>
+                <w:webHidden/>
+              </w:rPr>
+              <w:t>53</w:t>
+            </w:r>
+            <w:r>
+              <w:rPr>
+                <w:noProof/>
+                <w:webHidden/>
+              </w:rPr>
+              <w:fldChar w:fldCharType="end"/>
+            </w:r>
+          </w:hyperlink>
+        </w:p>
+        <w:p>
+          <w:pPr>
+            <w:pStyle w:val="TDC3"/>
+            <w:tabs>
+              <w:tab w:val="right" w:leader="dot" w:pos="8828"/>
+            </w:tabs>
+            <w:rPr>
+              <w:rFonts w:eastAsiaTheme="minorEastAsia"/>
+              <w:noProof/>
+              <w:kern w:val="0"/>
+              <w:lang w:val="en-US" w:eastAsia="en-US"/>
+              <w14:ligatures w14:val="none"/>
+            </w:rPr>
+          </w:pPr>
+          <w:hyperlink w:anchor="_Toc222148464" w:history="1">
+            <w:r>
+              <w:rPr>
+                <w:rStyle w:val="Hipervnculo"/>
+                <w:noProof/>
+              </w:rPr>
+              <w:t>Acceder a un Documento Anidado:</w:t>
+            </w:r>
+            <w:r>
+              <w:rPr>
+                <w:noProof/>
+                <w:webHidden/>
+              </w:rPr>
+              <w:tab/>
+            </w:r>
+            <w:r>
+              <w:rPr>
+                <w:noProof/>
+                <w:webHidden/>
+              </w:rPr>
+              <w:fldChar w:fldCharType="begin"/>
+            </w:r>
+            <w:r>
+              <w:rPr>
+                <w:noProof/>
+                <w:webHidden/>
+              </w:rPr>
+              <w:instrText xml:space="preserve"> PAGEREF _Toc222148464 \h </w:instrText>
+            </w:r>
+            <w:r>
+              <w:rPr>
+                <w:noProof/>
+                <w:webHidden/>
+              </w:rPr>
+            </w:r>
+            <w:r>
+              <w:rPr>
+                <w:noProof/>
+                <w:webHidden/>
+              </w:rPr>
+              <w:fldChar w:fldCharType="separate"/>
+            </w:r>
+            <w:r>
+              <w:rPr>
+                <w:noProof/>
+                <w:webHidden/>
+              </w:rPr>
+              <w:t>53</w:t>
+            </w:r>
+            <w:r>
+              <w:rPr>
+                <w:noProof/>
+                <w:webHidden/>
+              </w:rPr>
+              <w:fldChar w:fldCharType="end"/>
+            </w:r>
+          </w:hyperlink>
+        </w:p>
+        <w:p>
+          <w:pPr>
+            <w:pStyle w:val="TDC3"/>
+            <w:tabs>
+              <w:tab w:val="right" w:leader="dot" w:pos="8828"/>
+            </w:tabs>
+            <w:rPr>
+              <w:rFonts w:eastAsiaTheme="minorEastAsia"/>
+              <w:noProof/>
+              <w:kern w:val="0"/>
+              <w:lang w:val="en-US" w:eastAsia="en-US"/>
+              <w14:ligatures w14:val="none"/>
+            </w:rPr>
+          </w:pPr>
+          <w:hyperlink w:anchor="_Toc222148465" w:history="1">
+            <w:r>
+              <w:rPr>
+                <w:rStyle w:val="Hipervnculo"/>
+                <w:noProof/>
+              </w:rPr>
+              <w:t>Acceder a al responsable:</w:t>
+            </w:r>
+            <w:r>
+              <w:rPr>
+                <w:noProof/>
+                <w:webHidden/>
+              </w:rPr>
+              <w:tab/>
+            </w:r>
+            <w:r>
+              <w:rPr>
+                <w:noProof/>
+                <w:webHidden/>
+              </w:rPr>
+              <w:fldChar w:fldCharType="begin"/>
+            </w:r>
+            <w:r>
+              <w:rPr>
+                <w:noProof/>
+                <w:webHidden/>
+              </w:rPr>
+              <w:instrText xml:space="preserve"> PAGEREF _Toc222148465 \h </w:instrText>
+            </w:r>
+            <w:r>
+              <w:rPr>
+                <w:noProof/>
+                <w:webHidden/>
+              </w:rPr>
+            </w:r>
+            <w:r>
+              <w:rPr>
+                <w:noProof/>
+                <w:webHidden/>
+              </w:rPr>
+              <w:fldChar w:fldCharType="separate"/>
+            </w:r>
+            <w:r>
+              <w:rPr>
+                <w:noProof/>
+                <w:webHidden/>
+              </w:rPr>
+              <w:t>54</w:t>
             </w:r>
             <w:r>
               <w:rPr>
@@ -2807,7 +5550,7 @@
           <w:lang w:val="es-MX"/>
         </w:rPr>
       </w:pPr>
-      <w:bookmarkStart w:id="0" w:name="_Toc221875707"/>
+      <w:bookmarkStart w:id="0" w:name="_Toc222148410"/>
       <w:r>
         <w:rPr>
           <w:rFonts w:ascii="Arial" w:hAnsi="Arial" w:cs="Arial"/>
@@ -2816,9 +5559,21 @@
           <w:szCs w:val="24"/>
           <w:lang w:val="es-MX"/>
         </w:rPr>
-        <w:t>Sección 1: Introducción a MongoDB</w:t>
+        <w:t xml:space="preserve">Sección 1: Introducción a </w:t>
+      </w:r>
+      <w:proofErr w:type="spellStart"/>
+      <w:r>
+        <w:rPr>
+          <w:rFonts w:ascii="Arial" w:hAnsi="Arial" w:cs="Arial"/>
+          <w:b/>
+          <w:sz w:val="24"/>
+          <w:szCs w:val="24"/>
+          <w:lang w:val="es-MX"/>
+        </w:rPr>
+        <w:t>MongoDB</w:t>
       </w:r>
       <w:bookmarkEnd w:id="0"/>
+      <w:proofErr w:type="spellEnd"/>
     </w:p>
     <w:p>
       <w:pPr>
@@ -2834,7 +5589,7 @@
           <w:b/>
         </w:rPr>
       </w:pPr>
-      <w:bookmarkStart w:id="1" w:name="_Toc221875708"/>
+      <w:bookmarkStart w:id="1" w:name="_Toc222148411"/>
       <w:r>
         <w:rPr>
           <w:b/>
@@ -2848,16 +5603,26 @@
       <w:pPr>
         <w:pStyle w:val="Ttulo3"/>
       </w:pPr>
-      <w:bookmarkStart w:id="2" w:name="_Toc221875709"/>
+      <w:bookmarkStart w:id="2" w:name="_Toc222148412"/>
+      <w:proofErr w:type="gramStart"/>
       <w:r>
         <w:t>SQL :</w:t>
       </w:r>
       <w:bookmarkEnd w:id="2"/>
+      <w:proofErr w:type="gramEnd"/>
     </w:p>
     <w:p/>
     <w:p>
       <w:r>
-        <w:t xml:space="preserve">Lenguaje de consulta estructurada, nos permite realizar consultas a la BD, los datos se guardan en tablas que tienen filas y columnas como una hoja de Excel. Se llaman bases de datos de relaciones porque existen relación entre las tablas </w:t>
+        <w:t xml:space="preserve">Lenguaje de consulta estructurada, nos permite realizar consultas </w:t>
+      </w:r>
+      <w:proofErr w:type="gramStart"/>
+      <w:r>
+        <w:t>a la BD</w:t>
+      </w:r>
+      <w:proofErr w:type="gramEnd"/>
+      <w:r>
+        <w:t xml:space="preserve">, los datos se guardan en tablas que tienen filas y columnas como una hoja de Excel. Se llaman bases de datos de relaciones porque existen relación entre las tablas </w:t>
       </w:r>
       <w:r>
         <w:t xml:space="preserve">que se establecen como </w:t>
@@ -2885,7 +5650,7 @@
           <w:lang w:val="en-US" w:eastAsia="en-US"/>
         </w:rPr>
         <w:drawing>
-          <wp:inline distT="0" distB="0" distL="0" distR="0" wp14:anchorId="236209DD" wp14:editId="0321394F">
+          <wp:inline distT="0" distB="0" distL="0" distR="0" wp14:anchorId="36E6FB27" wp14:editId="563DE8F3">
             <wp:extent cx="5612130" cy="3143885"/>
             <wp:effectExtent l="0" t="0" r="7620" b="0"/>
             <wp:docPr id="1" name="Imagen 1"/>
@@ -2932,7 +5697,7 @@
         </w:rPr>
         <w:lastRenderedPageBreak/>
         <w:drawing>
-          <wp:inline distT="0" distB="0" distL="0" distR="0" wp14:anchorId="2CA02CE5" wp14:editId="17E71295">
+          <wp:inline distT="0" distB="0" distL="0" distR="0" wp14:anchorId="201E8DB1" wp14:editId="4F2E89DB">
             <wp:extent cx="5612130" cy="3030855"/>
             <wp:effectExtent l="0" t="0" r="7620" b="0"/>
             <wp:docPr id="13" name="Imagen 13"/>
@@ -2979,14 +5744,16 @@
       <w:pPr>
         <w:pStyle w:val="Ttulo3"/>
       </w:pPr>
-      <w:bookmarkStart w:id="3" w:name="_Toc221875710"/>
+      <w:bookmarkStart w:id="3" w:name="_Toc222148413"/>
       <w:r>
         <w:t xml:space="preserve">NO </w:t>
       </w:r>
+      <w:proofErr w:type="gramStart"/>
       <w:r>
         <w:t>SQL :</w:t>
       </w:r>
       <w:bookmarkEnd w:id="3"/>
+      <w:proofErr w:type="gramEnd"/>
       <w:r>
         <w:t xml:space="preserve"> </w:t>
       </w:r>
@@ -3005,7 +5772,31 @@
     </w:p>
     <w:p>
       <w:r>
-        <w:t xml:space="preserve"> En bases de datos NOSQL no son estructuradas no tienen una estructura bien definida y para realizar CRUDS se requiere apis y cada api No sql tiene su propia documentación y cada BD No SQL  trabaja cada  una con sus propias reglas. </w:t>
+        <w:t xml:space="preserve"> En bases de datos NOSQL no son estructuradas no tienen una estructura bien definida y para realizar CRUDS se requiere </w:t>
+      </w:r>
+      <w:proofErr w:type="spellStart"/>
+      <w:r>
+        <w:t>apis</w:t>
+      </w:r>
+      <w:proofErr w:type="spellEnd"/>
+      <w:r>
+        <w:t xml:space="preserve"> y cada api No </w:t>
+      </w:r>
+      <w:proofErr w:type="spellStart"/>
+      <w:r>
+        <w:t>sql</w:t>
+      </w:r>
+      <w:proofErr w:type="spellEnd"/>
+      <w:r>
+        <w:t xml:space="preserve"> tiene su propia documentación y cada BD No </w:t>
+      </w:r>
+      <w:proofErr w:type="gramStart"/>
+      <w:r>
+        <w:t>SQL  trabaja</w:t>
+      </w:r>
+      <w:proofErr w:type="gramEnd"/>
+      <w:r>
+        <w:t xml:space="preserve"> cada  una con sus propias reglas. </w:t>
       </w:r>
     </w:p>
     <w:p/>
@@ -3019,7 +5810,7 @@
           <w:lang w:val="en-US" w:eastAsia="en-US"/>
         </w:rPr>
         <w:drawing>
-          <wp:inline distT="0" distB="0" distL="0" distR="0" wp14:anchorId="16C089E4" wp14:editId="7376A64C">
+          <wp:inline distT="0" distB="0" distL="0" distR="0" wp14:anchorId="476B6622" wp14:editId="7E39FC71">
             <wp:extent cx="4791075" cy="2583104"/>
             <wp:effectExtent l="0" t="0" r="0" b="8255"/>
             <wp:docPr id="14" name="Imagen 14"/>
@@ -3071,7 +5862,7 @@
         </w:rPr>
         <w:lastRenderedPageBreak/>
         <w:drawing>
-          <wp:inline distT="0" distB="0" distL="0" distR="0" wp14:anchorId="29D6B3D6" wp14:editId="2CBDE6E5">
+          <wp:inline distT="0" distB="0" distL="0" distR="0" wp14:anchorId="11966FF1" wp14:editId="535131D0">
             <wp:extent cx="5612130" cy="2619375"/>
             <wp:effectExtent l="0" t="0" r="7620" b="9525"/>
             <wp:docPr id="16" name="Imagen 16"/>
@@ -3122,14 +5913,22 @@
           <w:b/>
         </w:rPr>
       </w:pPr>
-      <w:bookmarkStart w:id="4" w:name="_Toc221875711"/>
+      <w:bookmarkStart w:id="4" w:name="_Toc222148414"/>
       <w:r>
         <w:rPr>
           <w:b/>
         </w:rPr>
-        <w:t>8. Que es MongoDB</w:t>
+        <w:t xml:space="preserve">8. Que es </w:t>
+      </w:r>
+      <w:proofErr w:type="spellStart"/>
+      <w:r>
+        <w:rPr>
+          <w:b/>
+        </w:rPr>
+        <w:t>MongoDB</w:t>
       </w:r>
       <w:bookmarkEnd w:id="4"/>
+      <w:proofErr w:type="spellEnd"/>
     </w:p>
     <w:p/>
     <w:p>
@@ -3148,7 +5947,15 @@
     </w:p>
     <w:p>
       <w:r>
-        <w:t xml:space="preserve">Esta base de datos se guarda en documentos similares a json, </w:t>
+        <w:t xml:space="preserve">Esta base de datos se guarda en documentos similares a </w:t>
+      </w:r>
+      <w:proofErr w:type="spellStart"/>
+      <w:r>
+        <w:t>json</w:t>
+      </w:r>
+      <w:proofErr w:type="spellEnd"/>
+      <w:r>
+        <w:t xml:space="preserve">, </w:t>
       </w:r>
       <w:r>
         <w:t>que hay allí</w:t>
@@ -3176,7 +5983,7 @@
           <w:lang w:val="es-MX"/>
         </w:rPr>
       </w:pPr>
-      <w:bookmarkStart w:id="5" w:name="_Toc221875712"/>
+      <w:bookmarkStart w:id="5" w:name="_Toc222148415"/>
       <w:r>
         <w:rPr>
           <w:rFonts w:ascii="Arial" w:hAnsi="Arial" w:cs="Arial"/>
@@ -3185,9 +5992,21 @@
           <w:szCs w:val="24"/>
           <w:lang w:val="es-MX"/>
         </w:rPr>
-        <w:t>Sección 2: Instalación de MongoDB</w:t>
+        <w:t xml:space="preserve">Sección 2: Instalación de </w:t>
+      </w:r>
+      <w:proofErr w:type="spellStart"/>
+      <w:r>
+        <w:rPr>
+          <w:rFonts w:ascii="Arial" w:hAnsi="Arial" w:cs="Arial"/>
+          <w:b/>
+          <w:sz w:val="24"/>
+          <w:szCs w:val="24"/>
+          <w:lang w:val="es-MX"/>
+        </w:rPr>
+        <w:t>MongoDB</w:t>
       </w:r>
       <w:bookmarkEnd w:id="5"/>
+      <w:proofErr w:type="spellEnd"/>
     </w:p>
     <w:p>
       <w:pPr>
@@ -3204,7 +6023,7 @@
           <w:lang w:val="es-MX"/>
         </w:rPr>
       </w:pPr>
-      <w:bookmarkStart w:id="6" w:name="_Toc221875713"/>
+      <w:bookmarkStart w:id="6" w:name="_Toc222148416"/>
       <w:r>
         <w:rPr>
           <w:b/>
@@ -3235,7 +6054,7 @@
         </w:rPr>
         <w:lastRenderedPageBreak/>
         <w:drawing>
-          <wp:inline distT="0" distB="0" distL="0" distR="0" wp14:anchorId="0C4FA3FB" wp14:editId="66527DEB">
+          <wp:inline distT="0" distB="0" distL="0" distR="0" wp14:anchorId="6CF0DA6B" wp14:editId="6EF81D40">
             <wp:extent cx="4829175" cy="2680689"/>
             <wp:effectExtent l="0" t="0" r="0" b="5715"/>
             <wp:docPr id="17" name="Imagen 17"/>
@@ -3285,12 +6104,20 @@
           <w:lang w:val="es-MX"/>
         </w:rPr>
       </w:pPr>
-      <w:bookmarkStart w:id="7" w:name="_Toc221875714"/>
+      <w:bookmarkStart w:id="7" w:name="_Toc222148417"/>
+      <w:proofErr w:type="spellStart"/>
       <w:r>
         <w:rPr>
           <w:lang w:val="es-MX"/>
         </w:rPr>
-        <w:t>MongoDBServer:</w:t>
+        <w:t>MongoDBServer</w:t>
+      </w:r>
+      <w:proofErr w:type="spellEnd"/>
+      <w:r>
+        <w:rPr>
+          <w:lang w:val="es-MX"/>
+        </w:rPr>
+        <w:t>:</w:t>
       </w:r>
       <w:bookmarkEnd w:id="7"/>
     </w:p>
@@ -3333,12 +6160,20 @@
           <w:lang w:val="es-MX"/>
         </w:rPr>
       </w:pPr>
-      <w:bookmarkStart w:id="8" w:name="_Toc221875715"/>
+      <w:bookmarkStart w:id="8" w:name="_Toc222148418"/>
+      <w:proofErr w:type="spellStart"/>
       <w:r>
         <w:rPr>
           <w:lang w:val="es-MX"/>
         </w:rPr>
-        <w:t>MongoShell:</w:t>
+        <w:t>MongoShell</w:t>
+      </w:r>
+      <w:proofErr w:type="spellEnd"/>
+      <w:r>
+        <w:rPr>
+          <w:lang w:val="es-MX"/>
+        </w:rPr>
+        <w:t>:</w:t>
       </w:r>
       <w:bookmarkEnd w:id="8"/>
     </w:p>
@@ -3359,14 +6194,36 @@
         <w:rPr>
           <w:lang w:val="es-MX"/>
         </w:rPr>
-        <w:t>Es una interface de JavaScript interactiva que nos va permitir comunicarnos con el servidor de MongoDB, nos va permitir crear, leer, editar y eliminar datos. También podemos hacer configuraciones de administrador .</w:t>
-      </w:r>
-    </w:p>
-    <w:p>
-      <w:pPr>
+        <w:t xml:space="preserve">Es una interface de JavaScript interactiva que nos va permitir comunicarnos con el servidor de </w:t>
+      </w:r>
+      <w:proofErr w:type="spellStart"/>
+      <w:r>
         <w:rPr>
           <w:lang w:val="es-MX"/>
         </w:rPr>
+        <w:t>MongoDB</w:t>
+      </w:r>
+      <w:proofErr w:type="spellEnd"/>
+      <w:r>
+        <w:rPr>
+          <w:lang w:val="es-MX"/>
+        </w:rPr>
+        <w:t xml:space="preserve">, nos va permitir crear, leer, editar y eliminar datos. También podemos hacer configuraciones de </w:t>
+      </w:r>
+      <w:proofErr w:type="gramStart"/>
+      <w:r>
+        <w:rPr>
+          <w:lang w:val="es-MX"/>
+        </w:rPr>
+        <w:t>administrador .</w:t>
+      </w:r>
+      <w:proofErr w:type="gramEnd"/>
+    </w:p>
+    <w:p>
+      <w:pPr>
+        <w:rPr>
+          <w:lang w:val="es-MX"/>
+        </w:rPr>
       </w:pPr>
     </w:p>
     <w:p>
@@ -3376,12 +6233,26 @@
           <w:b/>
         </w:rPr>
       </w:pPr>
-      <w:bookmarkStart w:id="9" w:name="_Toc221875716"/>
+      <w:bookmarkStart w:id="9" w:name="_Toc222148419"/>
       <w:r>
         <w:rPr>
           <w:b/>
         </w:rPr>
-        <w:t>11. Instalando MongoDB en Windows - Como servicio</w:t>
+        <w:t xml:space="preserve">11. Instalando </w:t>
+      </w:r>
+      <w:proofErr w:type="spellStart"/>
+      <w:r>
+        <w:rPr>
+          <w:b/>
+        </w:rPr>
+        <w:t>MongoDB</w:t>
+      </w:r>
+      <w:proofErr w:type="spellEnd"/>
+      <w:r>
+        <w:rPr>
+          <w:b/>
+        </w:rPr>
+        <w:t xml:space="preserve"> en Windows - Como servicio</w:t>
       </w:r>
       <w:bookmarkEnd w:id="9"/>
     </w:p>
@@ -3409,7 +6280,7 @@
         </w:rPr>
         <w:lastRenderedPageBreak/>
         <w:drawing>
-          <wp:inline distT="0" distB="0" distL="0" distR="0" wp14:anchorId="05B580E2" wp14:editId="1F1E0FC8">
+          <wp:inline distT="0" distB="0" distL="0" distR="0" wp14:anchorId="3F870D1F" wp14:editId="3B0F3541">
             <wp:extent cx="5104262" cy="2533650"/>
             <wp:effectExtent l="0" t="0" r="1270" b="0"/>
             <wp:docPr id="19" name="Imagen 19"/>
@@ -3448,7 +6319,15 @@
     <w:p/>
     <w:p>
       <w:r>
-        <w:t xml:space="preserve">Luego de damos en el instalador y damos complete : </w:t>
+        <w:t xml:space="preserve">Luego de damos en el instalador y damos </w:t>
+      </w:r>
+      <w:proofErr w:type="gramStart"/>
+      <w:r>
+        <w:t>complete :</w:t>
+      </w:r>
+      <w:proofErr w:type="gramEnd"/>
+      <w:r>
+        <w:t xml:space="preserve"> </w:t>
       </w:r>
     </w:p>
     <w:p>
@@ -3461,7 +6340,7 @@
           <w:lang w:val="en-US" w:eastAsia="en-US"/>
         </w:rPr>
         <w:drawing>
-          <wp:inline distT="0" distB="0" distL="0" distR="0" wp14:anchorId="5F502F8A" wp14:editId="223CB0B4">
+          <wp:inline distT="0" distB="0" distL="0" distR="0" wp14:anchorId="517AD408" wp14:editId="70251371">
             <wp:extent cx="3448050" cy="2629449"/>
             <wp:effectExtent l="0" t="0" r="0" b="0"/>
             <wp:docPr id="2" name="Imagen 2"/>
@@ -3507,7 +6386,7 @@
           <w:lang w:val="en-US" w:eastAsia="en-US"/>
         </w:rPr>
         <w:drawing>
-          <wp:inline distT="0" distB="0" distL="0" distR="0" wp14:anchorId="0D53AEA1" wp14:editId="5E5F03AB">
+          <wp:inline distT="0" distB="0" distL="0" distR="0" wp14:anchorId="5967BC67" wp14:editId="7BB39A0D">
             <wp:extent cx="2781300" cy="2201641"/>
             <wp:effectExtent l="0" t="0" r="0" b="8255"/>
             <wp:docPr id="3" name="Imagen 3"/>
@@ -3554,14 +6433,22 @@
           <w:lang w:val="es-MX"/>
         </w:rPr>
         <w:lastRenderedPageBreak/>
-        <w:t>Damos todo next</w:t>
-      </w:r>
-    </w:p>
-    <w:p>
-      <w:pPr>
+        <w:t xml:space="preserve">Damos todo </w:t>
+      </w:r>
+      <w:proofErr w:type="spellStart"/>
+      <w:r>
         <w:rPr>
           <w:lang w:val="es-MX"/>
         </w:rPr>
+        <w:t>next</w:t>
+      </w:r>
+      <w:proofErr w:type="spellEnd"/>
+    </w:p>
+    <w:p>
+      <w:pPr>
+        <w:rPr>
+          <w:lang w:val="es-MX"/>
+        </w:rPr>
       </w:pPr>
     </w:p>
     <w:p>
@@ -3571,7 +6458,7 @@
           <w:lang w:val="es-MX"/>
         </w:rPr>
       </w:pPr>
-      <w:bookmarkStart w:id="10" w:name="_Toc221875717"/>
+      <w:bookmarkStart w:id="10" w:name="_Toc222148420"/>
       <w:r>
         <w:rPr>
           <w:lang w:val="es-MX"/>
@@ -3622,7 +6509,7 @@
           <w:lang w:val="en-US" w:eastAsia="en-US"/>
         </w:rPr>
         <w:drawing>
-          <wp:inline distT="0" distB="0" distL="0" distR="0" wp14:anchorId="7E1CA543" wp14:editId="2BFCFBFE">
+          <wp:inline distT="0" distB="0" distL="0" distR="0" wp14:anchorId="3429CE5F" wp14:editId="42DEF0D9">
             <wp:extent cx="4842488" cy="2505075"/>
             <wp:effectExtent l="0" t="0" r="0" b="0"/>
             <wp:docPr id="4" name="Imagen 4"/>
@@ -3683,7 +6570,7 @@
           <w:lang w:val="en-US" w:eastAsia="en-US"/>
         </w:rPr>
         <w:drawing>
-          <wp:inline distT="0" distB="0" distL="0" distR="0" wp14:anchorId="235C1478" wp14:editId="1E8A073A">
+          <wp:inline distT="0" distB="0" distL="0" distR="0" wp14:anchorId="7DCA829B" wp14:editId="5D0162FA">
             <wp:extent cx="5612130" cy="1125220"/>
             <wp:effectExtent l="0" t="0" r="7620" b="0"/>
             <wp:docPr id="6" name="Imagen 6"/>
@@ -3748,7 +6635,21 @@
         <w:rPr>
           <w:lang w:val="es-MX"/>
         </w:rPr>
-        <w:t xml:space="preserve"> en nuestro mongoDB ya instalado: </w:t>
+        <w:t xml:space="preserve"> en nuestro </w:t>
+      </w:r>
+      <w:proofErr w:type="spellStart"/>
+      <w:r>
+        <w:rPr>
+          <w:lang w:val="es-MX"/>
+        </w:rPr>
+        <w:t>mongoDB</w:t>
+      </w:r>
+      <w:proofErr w:type="spellEnd"/>
+      <w:r>
+        <w:rPr>
+          <w:lang w:val="es-MX"/>
+        </w:rPr>
+        <w:t xml:space="preserve"> ya instalado: </w:t>
       </w:r>
     </w:p>
     <w:p>
@@ -3766,7 +6667,7 @@
         <mc:AlternateContent>
           <mc:Choice Requires="wps">
             <w:drawing>
-              <wp:anchor distT="0" distB="0" distL="114300" distR="114300" simplePos="0" relativeHeight="251660288" behindDoc="0" locked="0" layoutInCell="1" allowOverlap="1" wp14:anchorId="3044086C" wp14:editId="3D03F498">
+              <wp:anchor distT="0" distB="0" distL="114300" distR="114300" simplePos="0" relativeHeight="251660288" behindDoc="0" locked="0" layoutInCell="1" allowOverlap="1" wp14:anchorId="193EF59A" wp14:editId="1F60D430">
                 <wp:simplePos x="0" y="0"/>
                 <wp:positionH relativeFrom="column">
                   <wp:posOffset>967740</wp:posOffset>
@@ -3839,7 +6740,7 @@
           <w:lang w:val="en-US" w:eastAsia="en-US"/>
         </w:rPr>
         <w:drawing>
-          <wp:inline distT="0" distB="0" distL="0" distR="0" wp14:anchorId="5BCB517F" wp14:editId="22024CA8">
+          <wp:inline distT="0" distB="0" distL="0" distR="0" wp14:anchorId="60B8F49A" wp14:editId="328C9682">
             <wp:extent cx="5612130" cy="1783715"/>
             <wp:effectExtent l="0" t="0" r="7620" b="6985"/>
             <wp:docPr id="7" name="Imagen 7"/>
@@ -3893,7 +6794,7 @@
       <w:pPr>
         <w:pStyle w:val="Ttulo3"/>
       </w:pPr>
-      <w:bookmarkStart w:id="11" w:name="_Toc221875718"/>
+      <w:bookmarkStart w:id="11" w:name="_Toc222148421"/>
       <w:r>
         <w:t>Configuración de variables de entorno:</w:t>
       </w:r>
@@ -3905,8 +6806,13 @@
     <w:p/>
     <w:p>
       <w:r>
-        <w:t>Copiamos la ruta :</w:t>
-      </w:r>
+        <w:t xml:space="preserve">Copiamos la </w:t>
+      </w:r>
+      <w:proofErr w:type="gramStart"/>
+      <w:r>
+        <w:t>ruta :</w:t>
+      </w:r>
+      <w:proofErr w:type="gramEnd"/>
     </w:p>
     <w:p>
       <w:r>
@@ -3915,7 +6821,7 @@
           <w:lang w:val="en-US" w:eastAsia="en-US"/>
         </w:rPr>
         <w:drawing>
-          <wp:inline distT="0" distB="0" distL="0" distR="0" wp14:anchorId="4D438280" wp14:editId="31F24E8E">
+          <wp:inline distT="0" distB="0" distL="0" distR="0" wp14:anchorId="5676B58B" wp14:editId="231F77CE">
             <wp:extent cx="5612130" cy="1842770"/>
             <wp:effectExtent l="0" t="0" r="7620" b="5080"/>
             <wp:docPr id="9" name="Imagen 9"/>
@@ -3963,7 +6869,7 @@
           <w:lang w:val="en-US" w:eastAsia="en-US"/>
         </w:rPr>
         <w:drawing>
-          <wp:inline distT="0" distB="0" distL="0" distR="0" wp14:anchorId="37BC6033" wp14:editId="50C34A5C">
+          <wp:inline distT="0" distB="0" distL="0" distR="0" wp14:anchorId="0943D94E" wp14:editId="0AF4330C">
             <wp:extent cx="3848637" cy="2181529"/>
             <wp:effectExtent l="0" t="0" r="0" b="9525"/>
             <wp:docPr id="12" name="Imagen 12"/>
@@ -4009,7 +6915,7 @@
           <w:lang w:val="en-US" w:eastAsia="en-US"/>
         </w:rPr>
         <w:drawing>
-          <wp:inline distT="0" distB="0" distL="0" distR="0" wp14:anchorId="6F089059" wp14:editId="369699DF">
+          <wp:inline distT="0" distB="0" distL="0" distR="0" wp14:anchorId="5556FF31" wp14:editId="0588DE9C">
             <wp:extent cx="4867275" cy="2471637"/>
             <wp:effectExtent l="0" t="0" r="0" b="5080"/>
             <wp:docPr id="15" name="Imagen 15"/>
@@ -4070,7 +6976,7 @@
           <w:lang w:val="en-US" w:eastAsia="en-US"/>
         </w:rPr>
         <w:drawing>
-          <wp:inline distT="0" distB="0" distL="0" distR="0" wp14:anchorId="4A99DD72" wp14:editId="0BD14BAA">
+          <wp:inline distT="0" distB="0" distL="0" distR="0" wp14:anchorId="6ED0B80C" wp14:editId="58319919">
             <wp:extent cx="4210050" cy="3733216"/>
             <wp:effectExtent l="0" t="0" r="0" b="635"/>
             <wp:docPr id="18" name="Imagen 18"/>
@@ -4108,8 +7014,13 @@
     </w:p>
     <w:p>
       <w:r>
-        <w:t>Y pegamos la ruta dando backslash</w:t>
-      </w:r>
+        <w:t xml:space="preserve">Y pegamos la ruta dando </w:t>
+      </w:r>
+      <w:proofErr w:type="spellStart"/>
+      <w:r>
+        <w:t>backslash</w:t>
+      </w:r>
+      <w:proofErr w:type="spellEnd"/>
     </w:p>
     <w:p>
       <w:pPr>
@@ -4122,7 +7033,7 @@
         </w:rPr>
         <w:lastRenderedPageBreak/>
         <w:drawing>
-          <wp:inline distT="0" distB="0" distL="0" distR="0" wp14:anchorId="775065C9" wp14:editId="625DD697">
+          <wp:inline distT="0" distB="0" distL="0" distR="0" wp14:anchorId="01CB2DED" wp14:editId="6AAD8867">
             <wp:extent cx="4781550" cy="4381194"/>
             <wp:effectExtent l="0" t="0" r="0" b="635"/>
             <wp:docPr id="20" name="Imagen 20"/>
@@ -4169,8 +7080,18 @@
     <w:p/>
     <w:p>
       <w:r>
-        <w:t>Lugo vamos al disco local C y creamos la carpeta llamada data con db :</w:t>
-      </w:r>
+        <w:t xml:space="preserve">Lugo vamos al disco local C y creamos la carpeta llamada data con </w:t>
+      </w:r>
+      <w:proofErr w:type="spellStart"/>
+      <w:proofErr w:type="gramStart"/>
+      <w:r>
+        <w:t>db</w:t>
+      </w:r>
+      <w:proofErr w:type="spellEnd"/>
+      <w:r>
+        <w:t xml:space="preserve"> :</w:t>
+      </w:r>
+      <w:proofErr w:type="gramEnd"/>
     </w:p>
     <w:p>
       <w:r>
@@ -4179,7 +7100,7 @@
           <w:lang w:val="en-US" w:eastAsia="en-US"/>
         </w:rPr>
         <w:drawing>
-          <wp:inline distT="0" distB="0" distL="0" distR="0" wp14:anchorId="44FE4163" wp14:editId="691F4755">
+          <wp:inline distT="0" distB="0" distL="0" distR="0" wp14:anchorId="1E56D72D" wp14:editId="04899837">
             <wp:extent cx="5612130" cy="2835275"/>
             <wp:effectExtent l="0" t="0" r="7620" b="3175"/>
             <wp:docPr id="21" name="Imagen 21"/>
@@ -4226,7 +7147,7 @@
         </w:rPr>
         <w:lastRenderedPageBreak/>
         <w:drawing>
-          <wp:inline distT="0" distB="0" distL="0" distR="0" wp14:anchorId="700075F2" wp14:editId="5CB9BE99">
+          <wp:inline distT="0" distB="0" distL="0" distR="0" wp14:anchorId="2DA138AB" wp14:editId="1D07C4ED">
             <wp:extent cx="4201111" cy="1762371"/>
             <wp:effectExtent l="0" t="0" r="9525" b="9525"/>
             <wp:docPr id="22" name="Imagen 22"/>
@@ -4278,9 +7199,17 @@
       <w:pPr>
         <w:pStyle w:val="Ttulo3"/>
       </w:pPr>
-      <w:bookmarkStart w:id="12" w:name="_Toc221875719"/>
-      <w:r>
-        <w:t>Arrancar MongoDB:</w:t>
+      <w:bookmarkStart w:id="12" w:name="_Toc222148422"/>
+      <w:r>
+        <w:t xml:space="preserve">Arrancar </w:t>
+      </w:r>
+      <w:proofErr w:type="spellStart"/>
+      <w:r>
+        <w:t>MongoDB</w:t>
+      </w:r>
+      <w:proofErr w:type="spellEnd"/>
+      <w:r>
+        <w:t>:</w:t>
       </w:r>
       <w:bookmarkEnd w:id="12"/>
     </w:p>
@@ -4297,7 +7226,7 @@
           <w:lang w:val="en-US" w:eastAsia="en-US"/>
         </w:rPr>
         <w:drawing>
-          <wp:inline distT="0" distB="0" distL="0" distR="0" wp14:anchorId="5CD1CCD2" wp14:editId="77AB7AF0">
+          <wp:inline distT="0" distB="0" distL="0" distR="0" wp14:anchorId="4E1A728B" wp14:editId="67A90C0B">
             <wp:extent cx="5612130" cy="1967230"/>
             <wp:effectExtent l="0" t="0" r="7620" b="0"/>
             <wp:docPr id="23" name="Imagen 23"/>
@@ -4355,7 +7284,7 @@
         </w:rPr>
         <w:lastRenderedPageBreak/>
         <w:drawing>
-          <wp:inline distT="0" distB="0" distL="0" distR="0" wp14:anchorId="0898438D" wp14:editId="54641D29">
+          <wp:inline distT="0" distB="0" distL="0" distR="0" wp14:anchorId="5B40021F" wp14:editId="419E5054">
             <wp:extent cx="5675392" cy="2962275"/>
             <wp:effectExtent l="0" t="0" r="1905" b="0"/>
             <wp:docPr id="24" name="Imagen 24"/>
@@ -4393,8 +7322,26 @@
     </w:p>
     <w:p>
       <w:r>
-        <w:t xml:space="preserve"> Damos click en sh :</w:t>
-      </w:r>
+        <w:t xml:space="preserve"> Damos </w:t>
+      </w:r>
+      <w:proofErr w:type="spellStart"/>
+      <w:r>
+        <w:t>click</w:t>
+      </w:r>
+      <w:proofErr w:type="spellEnd"/>
+      <w:r>
+        <w:t xml:space="preserve"> en </w:t>
+      </w:r>
+      <w:proofErr w:type="spellStart"/>
+      <w:proofErr w:type="gramStart"/>
+      <w:r>
+        <w:t>sh</w:t>
+      </w:r>
+      <w:proofErr w:type="spellEnd"/>
+      <w:r>
+        <w:t xml:space="preserve"> :</w:t>
+      </w:r>
+      <w:proofErr w:type="gramEnd"/>
     </w:p>
     <w:p>
       <w:r>
@@ -4403,7 +7350,7 @@
           <w:lang w:val="en-US" w:eastAsia="en-US"/>
         </w:rPr>
         <w:drawing>
-          <wp:inline distT="0" distB="0" distL="0" distR="0" wp14:anchorId="1FBF9CCA" wp14:editId="14EEC4A2">
+          <wp:inline distT="0" distB="0" distL="0" distR="0" wp14:anchorId="717C8406" wp14:editId="50E1CE65">
             <wp:extent cx="5612130" cy="2696845"/>
             <wp:effectExtent l="0" t="0" r="7620" b="8255"/>
             <wp:docPr id="25" name="Imagen 25"/>
@@ -4447,7 +7394,7 @@
         </w:rPr>
         <w:lastRenderedPageBreak/>
         <w:drawing>
-          <wp:inline distT="0" distB="0" distL="0" distR="0" wp14:anchorId="26FA26C3" wp14:editId="65ADCB3F">
+          <wp:inline distT="0" distB="0" distL="0" distR="0" wp14:anchorId="01B7C80B" wp14:editId="02820F30">
             <wp:extent cx="5612130" cy="2949575"/>
             <wp:effectExtent l="0" t="0" r="7620" b="3175"/>
             <wp:docPr id="26" name="Imagen 26"/>
@@ -4491,15 +7438,28 @@
         <w:t>listo</w:t>
       </w:r>
       <w:r>
-        <w:t xml:space="preserve"> ya estamos en MongoDB</w:t>
-      </w:r>
+        <w:t xml:space="preserve"> ya estamos en </w:t>
+      </w:r>
+      <w:proofErr w:type="spellStart"/>
+      <w:r>
+        <w:t>MongoDB</w:t>
+      </w:r>
+      <w:proofErr w:type="spellEnd"/>
       <w:r>
         <w:t>.</w:t>
       </w:r>
     </w:p>
     <w:p>
       <w:r>
-        <w:t xml:space="preserve">Para poder iniciar MongoDB más rápidamente: </w:t>
+        <w:t xml:space="preserve">Para poder iniciar </w:t>
+      </w:r>
+      <w:proofErr w:type="spellStart"/>
+      <w:r>
+        <w:t>MongoDB</w:t>
+      </w:r>
+      <w:proofErr w:type="spellEnd"/>
+      <w:r>
+        <w:t xml:space="preserve"> más rápidamente: </w:t>
       </w:r>
     </w:p>
     <w:p>
@@ -4509,7 +7469,7 @@
           <w:lang w:val="en-US" w:eastAsia="en-US"/>
         </w:rPr>
         <w:drawing>
-          <wp:inline distT="0" distB="0" distL="0" distR="0" wp14:anchorId="575B29DE" wp14:editId="5F621EC2">
+          <wp:inline distT="0" distB="0" distL="0" distR="0" wp14:anchorId="528D58F7" wp14:editId="139AD2DF">
             <wp:extent cx="5612130" cy="2009775"/>
             <wp:effectExtent l="0" t="0" r="7620" b="9525"/>
             <wp:docPr id="27" name="Imagen 27"/>
@@ -4571,7 +7531,7 @@
           <w:lang w:val="es-MX"/>
         </w:rPr>
       </w:pPr>
-      <w:bookmarkStart w:id="13" w:name="_Toc221875720"/>
+      <w:bookmarkStart w:id="13" w:name="_Toc222148423"/>
       <w:r>
         <w:rPr>
           <w:rFonts w:ascii="Arial" w:hAnsi="Arial" w:cs="Arial"/>
@@ -4581,7 +7541,29 @@
           <w:lang w:val="es-MX"/>
         </w:rPr>
         <w:lastRenderedPageBreak/>
-        <w:t>Sección 3: Introducción a MongoDB Shell</w:t>
+        <w:t xml:space="preserve">Sección 3: Introducción a </w:t>
+      </w:r>
+      <w:proofErr w:type="spellStart"/>
+      <w:r>
+        <w:rPr>
+          <w:rFonts w:ascii="Arial" w:hAnsi="Arial" w:cs="Arial"/>
+          <w:b/>
+          <w:sz w:val="24"/>
+          <w:szCs w:val="24"/>
+          <w:lang w:val="es-MX"/>
+        </w:rPr>
+        <w:t>MongoDB</w:t>
+      </w:r>
+      <w:proofErr w:type="spellEnd"/>
+      <w:r>
+        <w:rPr>
+          <w:rFonts w:ascii="Arial" w:hAnsi="Arial" w:cs="Arial"/>
+          <w:b/>
+          <w:sz w:val="24"/>
+          <w:szCs w:val="24"/>
+          <w:lang w:val="es-MX"/>
+        </w:rPr>
+        <w:t xml:space="preserve"> Shell</w:t>
       </w:r>
       <w:bookmarkEnd w:id="13"/>
     </w:p>
@@ -4599,14 +7581,36 @@
           <w:b/>
         </w:rPr>
       </w:pPr>
-      <w:bookmarkStart w:id="14" w:name="_Toc221875721"/>
+      <w:bookmarkStart w:id="14" w:name="_Toc222148424"/>
       <w:r>
         <w:rPr>
           <w:b/>
         </w:rPr>
-        <w:t>19. Accediendo a mongosh Help</w:t>
+        <w:t xml:space="preserve">19. Accediendo a </w:t>
+      </w:r>
+      <w:proofErr w:type="spellStart"/>
+      <w:r>
+        <w:rPr>
+          <w:b/>
+        </w:rPr>
+        <w:t>mongosh</w:t>
+      </w:r>
+      <w:proofErr w:type="spellEnd"/>
+      <w:r>
+        <w:rPr>
+          <w:b/>
+        </w:rPr>
+        <w:t xml:space="preserve"> </w:t>
+      </w:r>
+      <w:proofErr w:type="spellStart"/>
+      <w:r>
+        <w:rPr>
+          <w:b/>
+        </w:rPr>
+        <w:t>Help</w:t>
       </w:r>
       <w:bookmarkEnd w:id="14"/>
+      <w:proofErr w:type="spellEnd"/>
     </w:p>
     <w:p/>
     <w:p>
@@ -4617,8 +7621,13 @@
         <w:t>los comandos</w:t>
       </w:r>
       <w:r>
-        <w:t xml:space="preserve"> de mongoDB</w:t>
-      </w:r>
+        <w:t xml:space="preserve"> de </w:t>
+      </w:r>
+      <w:proofErr w:type="spellStart"/>
+      <w:r>
+        <w:t>mongoDB</w:t>
+      </w:r>
+      <w:proofErr w:type="spellEnd"/>
     </w:p>
     <w:p>
       <w:pPr>
@@ -4630,7 +7639,7 @@
           <w:lang w:val="en-US" w:eastAsia="en-US"/>
         </w:rPr>
         <w:drawing>
-          <wp:inline distT="0" distB="0" distL="0" distR="0" wp14:anchorId="5242F502" wp14:editId="6DBE2338">
+          <wp:inline distT="0" distB="0" distL="0" distR="0" wp14:anchorId="35986A5D" wp14:editId="333531DA">
             <wp:extent cx="5917449" cy="2486025"/>
             <wp:effectExtent l="0" t="0" r="7620" b="0"/>
             <wp:docPr id="28" name="Imagen 28"/>
@@ -4676,7 +7685,7 @@
           <w:lang w:val="en-US" w:eastAsia="en-US"/>
         </w:rPr>
         <w:drawing>
-          <wp:inline distT="0" distB="0" distL="0" distR="0" wp14:anchorId="3259FEDA" wp14:editId="4192AD10">
+          <wp:inline distT="0" distB="0" distL="0" distR="0" wp14:anchorId="1AC6374A" wp14:editId="4143C31C">
             <wp:extent cx="4333875" cy="1715678"/>
             <wp:effectExtent l="0" t="0" r="0" b="0"/>
             <wp:docPr id="29" name="Imagen 29"/>
@@ -4722,7 +7731,7 @@
           <w:lang w:val="en-US" w:eastAsia="en-US"/>
         </w:rPr>
         <w:drawing>
-          <wp:inline distT="0" distB="0" distL="0" distR="0" wp14:anchorId="33061DAC" wp14:editId="0CAD27AE">
+          <wp:inline distT="0" distB="0" distL="0" distR="0" wp14:anchorId="5FA0EFF9" wp14:editId="3C230564">
             <wp:extent cx="1705213" cy="1000265"/>
             <wp:effectExtent l="0" t="0" r="0" b="9525"/>
             <wp:docPr id="30" name="Imagen 30"/>
@@ -4800,7 +7809,7 @@
           <w:lang w:val="en-US" w:eastAsia="en-US"/>
         </w:rPr>
         <w:drawing>
-          <wp:inline distT="0" distB="0" distL="0" distR="0" wp14:anchorId="69D7E9AB" wp14:editId="1B2C2C73">
+          <wp:inline distT="0" distB="0" distL="0" distR="0" wp14:anchorId="26929051" wp14:editId="5FB735BC">
             <wp:extent cx="4458322" cy="1629002"/>
             <wp:effectExtent l="0" t="0" r="0" b="9525"/>
             <wp:docPr id="31" name="Imagen 31"/>
@@ -4844,17 +7853,39 @@
           <w:b/>
         </w:rPr>
       </w:pPr>
-      <w:bookmarkStart w:id="15" w:name="_Toc221875722"/>
+      <w:bookmarkStart w:id="15" w:name="_Toc222148425"/>
       <w:r>
         <w:rPr>
           <w:b/>
         </w:rPr>
-        <w:t>20. Configurando Mongod y Mongosh</w:t>
-      </w:r>
+        <w:t xml:space="preserve">20. Configurando </w:t>
+      </w:r>
+      <w:proofErr w:type="spellStart"/>
       <w:r>
         <w:rPr>
           <w:b/>
         </w:rPr>
+        <w:t>Mongod</w:t>
+      </w:r>
+      <w:proofErr w:type="spellEnd"/>
+      <w:r>
+        <w:rPr>
+          <w:b/>
+        </w:rPr>
+        <w:t xml:space="preserve"> y </w:t>
+      </w:r>
+      <w:proofErr w:type="spellStart"/>
+      <w:r>
+        <w:rPr>
+          <w:b/>
+        </w:rPr>
+        <w:t>Mongosh</w:t>
+      </w:r>
+      <w:proofErr w:type="spellEnd"/>
+      <w:r>
+        <w:rPr>
+          <w:b/>
+        </w:rPr>
         <w:t xml:space="preserve"> (Encender, apagar y configurar otro puerto)</w:t>
       </w:r>
       <w:bookmarkEnd w:id="15"/>
@@ -4864,22 +7895,51 @@
       <w:pPr>
         <w:pStyle w:val="Ttulo3"/>
       </w:pPr>
-      <w:bookmarkStart w:id="16" w:name="_Toc221875723"/>
-      <w:r>
-        <w:t>Encender y pagar el servidor MongoDB sin servicio:</w:t>
+      <w:bookmarkStart w:id="16" w:name="_Toc222148426"/>
+      <w:r>
+        <w:t xml:space="preserve">Encender y pagar el servidor </w:t>
+      </w:r>
+      <w:proofErr w:type="spellStart"/>
+      <w:r>
+        <w:t>MongoDB</w:t>
+      </w:r>
+      <w:proofErr w:type="spellEnd"/>
+      <w:r>
+        <w:t xml:space="preserve"> sin servicio:</w:t>
       </w:r>
       <w:bookmarkEnd w:id="16"/>
     </w:p>
     <w:p/>
     <w:p>
       <w:r>
-        <w:t>Necesitamos configurar nuestro servidor de mongo y mongo sh por que en nuestro ambiente laboral estamos trabajando y si nuestro servidor se encuentra en un puerto diferente nosotros debemos que conectarnos en ese puerto especifico.</w:t>
-      </w:r>
-    </w:p>
-    <w:p>
-      <w:r>
-        <w:t>Pagar el servidor de mongo DB :</w:t>
-      </w:r>
+        <w:t xml:space="preserve">Necesitamos configurar nuestro servidor de mongo y mongo </w:t>
+      </w:r>
+      <w:proofErr w:type="spellStart"/>
+      <w:r>
+        <w:t>sh</w:t>
+      </w:r>
+      <w:proofErr w:type="spellEnd"/>
+      <w:r>
+        <w:t xml:space="preserve"> por que en nuestro ambiente laboral estamos trabajando y si nuestro servidor se encuentra en un puerto diferente nosotros debemos que conectarnos en ese puerto </w:t>
+      </w:r>
+      <w:proofErr w:type="spellStart"/>
+      <w:r>
+        <w:t>especifico</w:t>
+      </w:r>
+      <w:proofErr w:type="spellEnd"/>
+      <w:r>
+        <w:t>.</w:t>
+      </w:r>
+    </w:p>
+    <w:p>
+      <w:r>
+        <w:t xml:space="preserve">Pagar el servidor de mongo </w:t>
+      </w:r>
+      <w:proofErr w:type="gramStart"/>
+      <w:r>
+        <w:t>DB :</w:t>
+      </w:r>
+      <w:proofErr w:type="gramEnd"/>
     </w:p>
     <w:p>
       <w:r>
@@ -4888,7 +7948,7 @@
           <w:lang w:val="en-US" w:eastAsia="en-US"/>
         </w:rPr>
         <w:drawing>
-          <wp:inline distT="0" distB="0" distL="0" distR="0" wp14:anchorId="08B1FDC4" wp14:editId="2F60EE58">
+          <wp:inline distT="0" distB="0" distL="0" distR="0" wp14:anchorId="129563FD" wp14:editId="0829899A">
             <wp:extent cx="5048955" cy="2248214"/>
             <wp:effectExtent l="0" t="0" r="0" b="0"/>
             <wp:docPr id="128" name="Imagen 128"/>
@@ -4925,8 +7985,15 @@
       </w:r>
     </w:p>
     <w:p>
-      <w:r>
-        <w:t>db.shutdownServer()</w:t>
+      <w:proofErr w:type="spellStart"/>
+      <w:proofErr w:type="gramStart"/>
+      <w:r>
+        <w:t>db.shutdownServer</w:t>
+      </w:r>
+      <w:proofErr w:type="spellEnd"/>
+      <w:proofErr w:type="gramEnd"/>
+      <w:r>
+        <w:t>()</w:t>
       </w:r>
     </w:p>
     <w:p>
@@ -4942,7 +8009,7 @@
         </w:rPr>
         <w:lastRenderedPageBreak/>
         <w:drawing>
-          <wp:inline distT="0" distB="0" distL="0" distR="0" wp14:anchorId="34A46AE7" wp14:editId="22A5FDF5">
+          <wp:inline distT="0" distB="0" distL="0" distR="0" wp14:anchorId="3C907E43" wp14:editId="0E48955A">
             <wp:extent cx="5612130" cy="1890395"/>
             <wp:effectExtent l="0" t="0" r="7620" b="0"/>
             <wp:docPr id="130" name="Imagen 130"/>
@@ -4985,7 +8052,7 @@
           <w:lang w:val="en-US" w:eastAsia="en-US"/>
         </w:rPr>
         <w:drawing>
-          <wp:inline distT="0" distB="0" distL="0" distR="0" wp14:anchorId="550C51E8" wp14:editId="54AF0A12">
+          <wp:inline distT="0" distB="0" distL="0" distR="0" wp14:anchorId="11965C57" wp14:editId="50612363">
             <wp:extent cx="5612130" cy="697230"/>
             <wp:effectExtent l="0" t="0" r="7620" b="7620"/>
             <wp:docPr id="131" name="Imagen 131"/>
@@ -5054,7 +8121,21 @@
         <w:rPr>
           <w:lang w:val="en-US"/>
         </w:rPr>
-        <w:t>"C:\Program Files\MongoDB\Server\8.2\bin\mongod.exe" --dbpath="c:\data\db"</w:t>
+        <w:t>"C:\Program Files\MongoDB\Server\8.2\bin\mongod.exe" --</w:t>
+      </w:r>
+      <w:proofErr w:type="spellStart"/>
+      <w:r>
+        <w:rPr>
+          <w:lang w:val="en-US"/>
+        </w:rPr>
+        <w:t>dbpath</w:t>
+      </w:r>
+      <w:proofErr w:type="spellEnd"/>
+      <w:r>
+        <w:rPr>
+          <w:lang w:val="en-US"/>
+        </w:rPr>
+        <w:t>="c:\data\db"</w:t>
       </w:r>
     </w:p>
     <w:p>
@@ -5086,7 +8167,7 @@
           <w:lang w:val="en-US" w:eastAsia="en-US"/>
         </w:rPr>
         <w:drawing>
-          <wp:inline distT="0" distB="0" distL="0" distR="0" wp14:anchorId="5A2237BE" wp14:editId="6DC160BE">
+          <wp:inline distT="0" distB="0" distL="0" distR="0" wp14:anchorId="39976621" wp14:editId="0035DFAD">
             <wp:extent cx="4705350" cy="2157817"/>
             <wp:effectExtent l="0" t="0" r="0" b="0"/>
             <wp:docPr id="132" name="Imagen 132"/>
@@ -5135,7 +8216,7 @@
           <w:lang w:val="en-US" w:eastAsia="en-US"/>
         </w:rPr>
         <w:drawing>
-          <wp:inline distT="0" distB="0" distL="0" distR="0" wp14:anchorId="2EA9485E" wp14:editId="2F4A14FE">
+          <wp:inline distT="0" distB="0" distL="0" distR="0" wp14:anchorId="2DD2A19A" wp14:editId="048E5BCE">
             <wp:extent cx="5612130" cy="1653540"/>
             <wp:effectExtent l="0" t="0" r="7620" b="3810"/>
             <wp:docPr id="133" name="Imagen 133"/>
@@ -5177,12 +8258,34 @@
           <w:lang w:val="en-US"/>
         </w:rPr>
       </w:pPr>
+      <w:proofErr w:type="spellStart"/>
       <w:r>
         <w:rPr>
           <w:lang w:val="en-US"/>
         </w:rPr>
         <w:lastRenderedPageBreak/>
-        <w:t xml:space="preserve">En otro </w:t>
+        <w:t>En</w:t>
+      </w:r>
+      <w:proofErr w:type="spellEnd"/>
+      <w:r>
+        <w:rPr>
+          <w:lang w:val="en-US"/>
+        </w:rPr>
+        <w:t xml:space="preserve"> </w:t>
+      </w:r>
+      <w:proofErr w:type="spellStart"/>
+      <w:r>
+        <w:rPr>
+          <w:lang w:val="en-US"/>
+        </w:rPr>
+        <w:t>otro</w:t>
+      </w:r>
+      <w:proofErr w:type="spellEnd"/>
+      <w:r>
+        <w:rPr>
+          <w:lang w:val="en-US"/>
+        </w:rPr>
+        <w:t xml:space="preserve"> </w:t>
       </w:r>
       <w:r>
         <w:rPr>
@@ -5209,7 +8312,7 @@
           <w:lang w:val="en-US" w:eastAsia="en-US"/>
         </w:rPr>
         <w:drawing>
-          <wp:inline distT="0" distB="0" distL="0" distR="0" wp14:anchorId="48141BC1" wp14:editId="46799FE4">
+          <wp:inline distT="0" distB="0" distL="0" distR="0" wp14:anchorId="64649AF1" wp14:editId="0298F6BB">
             <wp:extent cx="5612130" cy="1993900"/>
             <wp:effectExtent l="0" t="0" r="7620" b="6350"/>
             <wp:docPr id="134" name="Imagen 134"/>
@@ -5277,7 +8380,7 @@
           <w:lang w:val="en-US" w:eastAsia="en-US"/>
         </w:rPr>
         <w:drawing>
-          <wp:inline distT="0" distB="0" distL="0" distR="0" wp14:anchorId="42F7D36E" wp14:editId="3877087D">
+          <wp:inline distT="0" distB="0" distL="0" distR="0" wp14:anchorId="413E1BFB" wp14:editId="06C440EF">
             <wp:extent cx="4514850" cy="2169049"/>
             <wp:effectExtent l="0" t="0" r="0" b="3175"/>
             <wp:docPr id="135" name="Imagen 135"/>
@@ -5326,7 +8429,7 @@
           <w:lang w:val="en-US" w:eastAsia="en-US"/>
         </w:rPr>
         <w:drawing>
-          <wp:inline distT="0" distB="0" distL="0" distR="0" wp14:anchorId="498D81F8" wp14:editId="54BFE9C6">
+          <wp:inline distT="0" distB="0" distL="0" distR="0" wp14:anchorId="31FBC5A6" wp14:editId="22DA4D52">
             <wp:extent cx="4752975" cy="1217553"/>
             <wp:effectExtent l="0" t="0" r="0" b="1905"/>
             <wp:docPr id="136" name="Imagen 136"/>
@@ -5376,12 +8479,26 @@
           <w:lang w:val="es-CO"/>
         </w:rPr>
       </w:pPr>
-      <w:bookmarkStart w:id="17" w:name="_Toc221875724"/>
+      <w:bookmarkStart w:id="17" w:name="_Toc222148427"/>
       <w:r>
         <w:rPr>
           <w:lang w:val="es-CO"/>
         </w:rPr>
-        <w:t>Prender servidor desde otro puerto mongoDB:</w:t>
+        <w:t xml:space="preserve">Prender servidor desde otro puerto </w:t>
+      </w:r>
+      <w:proofErr w:type="spellStart"/>
+      <w:r>
+        <w:rPr>
+          <w:lang w:val="es-CO"/>
+        </w:rPr>
+        <w:t>mongoDB</w:t>
+      </w:r>
+      <w:proofErr w:type="spellEnd"/>
+      <w:r>
+        <w:rPr>
+          <w:lang w:val="es-CO"/>
+        </w:rPr>
+        <w:t>:</w:t>
       </w:r>
       <w:bookmarkEnd w:id="17"/>
     </w:p>
@@ -5419,7 +8536,7 @@
         </w:rPr>
         <w:lastRenderedPageBreak/>
         <w:drawing>
-          <wp:inline distT="0" distB="0" distL="0" distR="0" wp14:anchorId="0F3EF725" wp14:editId="5C2F2840">
+          <wp:inline distT="0" distB="0" distL="0" distR="0" wp14:anchorId="2BD4F85D" wp14:editId="2448DCC1">
             <wp:extent cx="6156590" cy="1866900"/>
             <wp:effectExtent l="0" t="0" r="0" b="0"/>
             <wp:docPr id="137" name="Imagen 137"/>
@@ -5480,7 +8597,7 @@
           <w:lang w:val="en-US" w:eastAsia="en-US"/>
         </w:rPr>
         <w:drawing>
-          <wp:inline distT="0" distB="0" distL="0" distR="0" wp14:anchorId="7094196F" wp14:editId="1C1D352F">
+          <wp:inline distT="0" distB="0" distL="0" distR="0" wp14:anchorId="1A49B135" wp14:editId="181FF09C">
             <wp:extent cx="6086475" cy="2942003"/>
             <wp:effectExtent l="0" t="0" r="0" b="0"/>
             <wp:docPr id="139" name="Imagen 139"/>
@@ -5533,8 +8650,16 @@
         <w:rPr>
           <w:lang w:val="en-US"/>
         </w:rPr>
-        <w:t>Y listo</w:t>
-      </w:r>
+        <w:t xml:space="preserve">Y </w:t>
+      </w:r>
+      <w:proofErr w:type="spellStart"/>
+      <w:r>
+        <w:rPr>
+          <w:lang w:val="en-US"/>
+        </w:rPr>
+        <w:t>listo</w:t>
+      </w:r>
+      <w:proofErr w:type="spellEnd"/>
     </w:p>
     <w:p>
       <w:pPr>
@@ -5551,13 +8676,31 @@
           <w:lang w:val="en-US"/>
         </w:rPr>
       </w:pPr>
+      <w:bookmarkStart w:id="18" w:name="_Toc222148428"/>
       <w:r>
         <w:rPr>
           <w:b/>
           <w:lang w:val="en-US"/>
         </w:rPr>
-        <w:t>21. Shell vs Drivers en MongoDB</w:t>
-      </w:r>
+        <w:t xml:space="preserve">21. Shell vs Drivers </w:t>
+      </w:r>
+      <w:proofErr w:type="spellStart"/>
+      <w:r>
+        <w:rPr>
+          <w:b/>
+          <w:lang w:val="en-US"/>
+        </w:rPr>
+        <w:t>en</w:t>
+      </w:r>
+      <w:proofErr w:type="spellEnd"/>
+      <w:r>
+        <w:rPr>
+          <w:b/>
+          <w:lang w:val="en-US"/>
+        </w:rPr>
+        <w:t xml:space="preserve"> MongoDB</w:t>
+      </w:r>
+      <w:bookmarkEnd w:id="18"/>
     </w:p>
     <w:p>
       <w:pPr>
@@ -5634,7 +8777,7 @@
         </w:rPr>
         <w:lastRenderedPageBreak/>
         <w:drawing>
-          <wp:inline distT="0" distB="0" distL="0" distR="0" wp14:anchorId="17D1EAE3" wp14:editId="3EC7C278">
+          <wp:inline distT="0" distB="0" distL="0" distR="0" wp14:anchorId="1C5E468C" wp14:editId="67C53356">
             <wp:extent cx="5612130" cy="2762250"/>
             <wp:effectExtent l="0" t="0" r="7620" b="0"/>
             <wp:docPr id="140" name="Imagen 140"/>
@@ -5680,7 +8823,63 @@
         <w:rPr>
           <w:lang w:val="es-CO"/>
         </w:rPr>
-        <w:t>Por ejemplo damos click en nodeJS y nos muestra como usar el driver node.js.</w:t>
+        <w:t xml:space="preserve">Por </w:t>
+      </w:r>
+      <w:proofErr w:type="gramStart"/>
+      <w:r>
+        <w:rPr>
+          <w:lang w:val="es-CO"/>
+        </w:rPr>
+        <w:t>ejemplo</w:t>
+      </w:r>
+      <w:proofErr w:type="gramEnd"/>
+      <w:r>
+        <w:rPr>
+          <w:lang w:val="es-CO"/>
+        </w:rPr>
+        <w:t xml:space="preserve"> damos </w:t>
+      </w:r>
+      <w:proofErr w:type="spellStart"/>
+      <w:r>
+        <w:rPr>
+          <w:lang w:val="es-CO"/>
+        </w:rPr>
+        <w:t>click</w:t>
+      </w:r>
+      <w:proofErr w:type="spellEnd"/>
+      <w:r>
+        <w:rPr>
+          <w:lang w:val="es-CO"/>
+        </w:rPr>
+        <w:t xml:space="preserve"> en </w:t>
+      </w:r>
+      <w:proofErr w:type="spellStart"/>
+      <w:r>
+        <w:rPr>
+          <w:lang w:val="es-CO"/>
+        </w:rPr>
+        <w:t>nodeJS</w:t>
+      </w:r>
+      <w:proofErr w:type="spellEnd"/>
+      <w:r>
+        <w:rPr>
+          <w:lang w:val="es-CO"/>
+        </w:rPr>
+        <w:t xml:space="preserve"> y nos muestra </w:t>
+      </w:r>
+      <w:proofErr w:type="spellStart"/>
+      <w:r>
+        <w:rPr>
+          <w:lang w:val="es-CO"/>
+        </w:rPr>
+        <w:t>como</w:t>
+      </w:r>
+      <w:proofErr w:type="spellEnd"/>
+      <w:r>
+        <w:rPr>
+          <w:lang w:val="es-CO"/>
+        </w:rPr>
+        <w:t xml:space="preserve"> usar el driver node.js.</w:t>
       </w:r>
     </w:p>
     <w:p>
@@ -5696,7 +8895,7 @@
           <w:lang w:val="en-US" w:eastAsia="en-US"/>
         </w:rPr>
         <w:drawing>
-          <wp:inline distT="0" distB="0" distL="0" distR="0" wp14:anchorId="3E9393BE" wp14:editId="0F34C412">
+          <wp:inline distT="0" distB="0" distL="0" distR="0" wp14:anchorId="134F5937" wp14:editId="661E46D4">
             <wp:extent cx="4619625" cy="2734768"/>
             <wp:effectExtent l="0" t="0" r="0" b="8890"/>
             <wp:docPr id="141" name="Imagen 141"/>
@@ -5742,7 +8941,21 @@
         <w:rPr>
           <w:lang w:val="es-CO"/>
         </w:rPr>
-        <w:t>En la parte izquierda desplegamos más información de cómo usar nodejs:</w:t>
+        <w:t xml:space="preserve">En la parte izquierda desplegamos más información de cómo usar </w:t>
+      </w:r>
+      <w:proofErr w:type="spellStart"/>
+      <w:r>
+        <w:rPr>
+          <w:lang w:val="es-CO"/>
+        </w:rPr>
+        <w:t>nodejs</w:t>
+      </w:r>
+      <w:proofErr w:type="spellEnd"/>
+      <w:r>
+        <w:rPr>
+          <w:lang w:val="es-CO"/>
+        </w:rPr>
+        <w:t>:</w:t>
       </w:r>
     </w:p>
     <w:p>
@@ -5758,7 +8971,7 @@
         </w:rPr>
         <w:lastRenderedPageBreak/>
         <w:drawing>
-          <wp:inline distT="0" distB="0" distL="0" distR="0" wp14:anchorId="61E5994D" wp14:editId="13BF43D4">
+          <wp:inline distT="0" distB="0" distL="0" distR="0" wp14:anchorId="32902788" wp14:editId="5F495130">
             <wp:extent cx="1695450" cy="3138020"/>
             <wp:effectExtent l="0" t="0" r="0" b="5715"/>
             <wp:docPr id="143" name="Imagen 143"/>
@@ -5799,7 +9012,7 @@
           <w:lang w:val="en-US" w:eastAsia="en-US"/>
         </w:rPr>
         <w:drawing>
-          <wp:inline distT="0" distB="0" distL="0" distR="0" wp14:anchorId="54E9BF5F" wp14:editId="265F8976">
+          <wp:inline distT="0" distB="0" distL="0" distR="0" wp14:anchorId="1ABC94E7" wp14:editId="4FA91C10">
             <wp:extent cx="2009775" cy="3135773"/>
             <wp:effectExtent l="0" t="0" r="0" b="7620"/>
             <wp:docPr id="142" name="Imagen 142"/>
@@ -5854,6 +9067,7 @@
           <w:lang w:val="es-MX"/>
         </w:rPr>
       </w:pPr>
+      <w:bookmarkStart w:id="19" w:name="_Toc222148429"/>
       <w:r>
         <w:rPr>
           <w:rFonts w:ascii="Arial" w:hAnsi="Arial" w:cs="Arial"/>
@@ -5864,6 +9078,7 @@
         </w:rPr>
         <w:t>Sección 4: Aprendiendo operaciones CRUD básicas</w:t>
       </w:r>
+      <w:bookmarkEnd w:id="19"/>
     </w:p>
     <w:p>
       <w:pPr>
@@ -5879,12 +9094,28 @@
           <w:b/>
         </w:rPr>
       </w:pPr>
+      <w:bookmarkStart w:id="20" w:name="_Toc222148430"/>
       <w:r>
         <w:rPr>
           <w:b/>
         </w:rPr>
-        <w:t>23. Como trabaja MongoDB internamente</w:t>
-      </w:r>
+        <w:t xml:space="preserve">23. Como trabaja </w:t>
+      </w:r>
+      <w:proofErr w:type="spellStart"/>
+      <w:r>
+        <w:rPr>
+          <w:b/>
+        </w:rPr>
+        <w:t>MongoDB</w:t>
+      </w:r>
+      <w:proofErr w:type="spellEnd"/>
+      <w:r>
+        <w:rPr>
+          <w:b/>
+        </w:rPr>
+        <w:t xml:space="preserve"> internamente</w:t>
+      </w:r>
+      <w:bookmarkEnd w:id="20"/>
     </w:p>
     <w:p/>
     <w:p>
@@ -5894,7 +9125,7 @@
           <w:lang w:val="en-US" w:eastAsia="en-US"/>
         </w:rPr>
         <w:drawing>
-          <wp:inline distT="0" distB="0" distL="0" distR="0" wp14:anchorId="18575307" wp14:editId="2B1A9849">
+          <wp:inline distT="0" distB="0" distL="0" distR="0" wp14:anchorId="25A669DB" wp14:editId="7C37BA71">
             <wp:extent cx="5612130" cy="3091180"/>
             <wp:effectExtent l="0" t="0" r="7620" b="0"/>
             <wp:docPr id="144" name="Imagen 144"/>
@@ -5952,6 +9183,7 @@
           <w:b/>
         </w:rPr>
       </w:pPr>
+      <w:bookmarkStart w:id="21" w:name="_Toc222148431"/>
       <w:r>
         <w:rPr>
           <w:b/>
@@ -5959,20 +9191,44 @@
         <w:lastRenderedPageBreak/>
         <w:t>24. Comprendiendo JSON</w:t>
       </w:r>
+      <w:bookmarkEnd w:id="21"/>
     </w:p>
     <w:p/>
     <w:p>
       <w:pPr>
         <w:pStyle w:val="Ttulo3"/>
       </w:pPr>
-      <w:r>
-        <w:t>Que es JSON ?</w:t>
-      </w:r>
+      <w:bookmarkStart w:id="22" w:name="_Toc222148432"/>
+      <w:r>
+        <w:t xml:space="preserve">Que es </w:t>
+      </w:r>
+      <w:proofErr w:type="gramStart"/>
+      <w:r>
+        <w:t>JSON ?</w:t>
+      </w:r>
+      <w:bookmarkEnd w:id="22"/>
+      <w:proofErr w:type="gramEnd"/>
     </w:p>
     <w:p/>
     <w:p>
       <w:r>
-        <w:t>JSON (JavaScript Object Notation),</w:t>
+        <w:t xml:space="preserve">JSON (JavaScript </w:t>
+      </w:r>
+      <w:proofErr w:type="spellStart"/>
+      <w:r>
+        <w:t>Object</w:t>
+      </w:r>
+      <w:proofErr w:type="spellEnd"/>
+      <w:r>
+        <w:t xml:space="preserve"> </w:t>
+      </w:r>
+      <w:proofErr w:type="spellStart"/>
+      <w:r>
+        <w:t>Notation</w:t>
+      </w:r>
+      <w:proofErr w:type="spellEnd"/>
+      <w:r>
+        <w:t>),</w:t>
       </w:r>
     </w:p>
     <w:p>
@@ -6050,7 +9306,15 @@
         <w:t>C</w:t>
       </w:r>
       <w:r>
-        <w:t>omúnmente usado en APIs web. Estructurado mediante pares clave-valor (objetos {}) y arreglos ([]), es independiente del lenguaje de programación, aunque derivado de JavaScript.</w:t>
+        <w:t xml:space="preserve">omúnmente usado en </w:t>
+      </w:r>
+      <w:proofErr w:type="spellStart"/>
+      <w:r>
+        <w:t>APIs</w:t>
+      </w:r>
+      <w:proofErr w:type="spellEnd"/>
+      <w:r>
+        <w:t xml:space="preserve"> web. Estructurado mediante pares clave-valor (objetos {}) y arreglos ([]), es independiente del lenguaje de programación, aunque derivado de JavaScript.</w:t>
       </w:r>
     </w:p>
     <w:p/>
@@ -6122,7 +9386,15 @@
         </w:numPr>
       </w:pPr>
       <w:r>
-        <w:t>Tipos de Datos: Soporta cadenas de texto, números, booleanos (true/false), null, objetos y arreglos.</w:t>
+        <w:t xml:space="preserve">Tipos de Datos: Soporta cadenas de texto, números, booleanos (true/false), </w:t>
+      </w:r>
+      <w:proofErr w:type="spellStart"/>
+      <w:r>
+        <w:t>null</w:t>
+      </w:r>
+      <w:proofErr w:type="spellEnd"/>
+      <w:r>
+        <w:t>, objetos y arreglos.</w:t>
       </w:r>
     </w:p>
     <w:p>
@@ -6164,7 +9436,7 @@
         </w:rPr>
         <w:lastRenderedPageBreak/>
         <w:drawing>
-          <wp:inline distT="0" distB="0" distL="0" distR="0" wp14:anchorId="46F839A2" wp14:editId="34D23D3B">
+          <wp:inline distT="0" distB="0" distL="0" distR="0" wp14:anchorId="00F870A0" wp14:editId="56054912">
             <wp:extent cx="4057650" cy="2812155"/>
             <wp:effectExtent l="0" t="0" r="0" b="7620"/>
             <wp:docPr id="145" name="Imagen 145"/>
@@ -6209,12 +9481,50 @@
           <w:b/>
         </w:rPr>
       </w:pPr>
+      <w:bookmarkStart w:id="23" w:name="_Toc222148433"/>
       <w:r>
         <w:rPr>
           <w:b/>
         </w:rPr>
-        <w:t>25. Entendiendo Database, Collections y Documents</w:t>
-      </w:r>
+        <w:t xml:space="preserve">25. Entendiendo </w:t>
+      </w:r>
+      <w:proofErr w:type="spellStart"/>
+      <w:r>
+        <w:rPr>
+          <w:b/>
+        </w:rPr>
+        <w:t>Database</w:t>
+      </w:r>
+      <w:proofErr w:type="spellEnd"/>
+      <w:r>
+        <w:rPr>
+          <w:b/>
+        </w:rPr>
+        <w:t xml:space="preserve">, </w:t>
+      </w:r>
+      <w:proofErr w:type="spellStart"/>
+      <w:r>
+        <w:rPr>
+          <w:b/>
+        </w:rPr>
+        <w:t>Collections</w:t>
+      </w:r>
+      <w:proofErr w:type="spellEnd"/>
+      <w:r>
+        <w:rPr>
+          <w:b/>
+        </w:rPr>
+        <w:t xml:space="preserve"> y </w:t>
+      </w:r>
+      <w:proofErr w:type="spellStart"/>
+      <w:r>
+        <w:rPr>
+          <w:b/>
+        </w:rPr>
+        <w:t>Documents</w:t>
+      </w:r>
+      <w:bookmarkEnd w:id="23"/>
+      <w:proofErr w:type="spellEnd"/>
     </w:p>
     <w:p/>
     <w:p>
@@ -6222,8 +9532,12 @@
         <w:jc w:val="center"/>
       </w:pPr>
       <w:r>
+        <w:rPr>
+          <w:noProof/>
+          <w:lang w:val="en-US" w:eastAsia="en-US"/>
+        </w:rPr>
         <w:drawing>
-          <wp:inline distT="0" distB="0" distL="0" distR="0" wp14:anchorId="3F70558E" wp14:editId="18C433D3">
+          <wp:inline distT="0" distB="0" distL="0" distR="0" wp14:anchorId="23D1120E" wp14:editId="26AE7236">
             <wp:extent cx="4991100" cy="2693771"/>
             <wp:effectExtent l="0" t="0" r="0" b="0"/>
             <wp:docPr id="5" name="Imagen 5"/>
@@ -6297,11 +9611,12 @@
       </w:pPr>
       <w:r>
         <w:rPr>
-          <w:lang w:val="es-CO"/>
+          <w:noProof/>
+          <w:lang w:val="en-US" w:eastAsia="en-US"/>
         </w:rPr>
         <w:lastRenderedPageBreak/>
         <w:drawing>
-          <wp:inline distT="0" distB="0" distL="0" distR="0" wp14:anchorId="70067E93" wp14:editId="6E5DC827">
+          <wp:inline distT="0" distB="0" distL="0" distR="0" wp14:anchorId="0D605444" wp14:editId="438D7597">
             <wp:extent cx="5133975" cy="2780177"/>
             <wp:effectExtent l="0" t="0" r="0" b="1270"/>
             <wp:docPr id="129" name="Imagen 129"/>
@@ -6353,6 +9668,7 @@
           <w:lang w:val="es-CO"/>
         </w:rPr>
       </w:pPr>
+      <w:bookmarkStart w:id="24" w:name="_Toc222148434"/>
       <w:r>
         <w:rPr>
           <w:b/>
@@ -6360,6 +9676,7 @@
         </w:rPr>
         <w:t>26. Creación de una Base de Datos</w:t>
       </w:r>
+      <w:bookmarkEnd w:id="24"/>
     </w:p>
     <w:p>
       <w:pPr>
@@ -6375,12 +9692,14 @@
           <w:lang w:val="es-CO"/>
         </w:rPr>
       </w:pPr>
+      <w:bookmarkStart w:id="25" w:name="_Toc222148435"/>
       <w:r>
         <w:rPr>
           <w:lang w:val="es-CO"/>
         </w:rPr>
         <w:t>Creación de base de datos insertando datos:</w:t>
       </w:r>
+      <w:bookmarkEnd w:id="25"/>
     </w:p>
     <w:p>
       <w:pPr>
@@ -6411,10 +9730,11 @@
       </w:pPr>
       <w:r>
         <w:rPr>
-          <w:lang w:val="es-CO"/>
+          <w:noProof/>
+          <w:lang w:val="en-US" w:eastAsia="en-US"/>
         </w:rPr>
         <w:drawing>
-          <wp:inline distT="0" distB="0" distL="0" distR="0" wp14:anchorId="1FD661D5" wp14:editId="3DA693A7">
+          <wp:inline distT="0" distB="0" distL="0" distR="0" wp14:anchorId="24E5073C" wp14:editId="0153596D">
             <wp:extent cx="3409950" cy="3231263"/>
             <wp:effectExtent l="0" t="0" r="0" b="7620"/>
             <wp:docPr id="146" name="Imagen 146"/>
@@ -6493,12 +9813,20 @@
         <w:rPr>
           <w:lang w:val="es-CO"/>
         </w:rPr>
-        <w:t xml:space="preserve"> datos de la nuestra collection</w:t>
-      </w:r>
+        <w:t xml:space="preserve"> datos de la nuestra </w:t>
+      </w:r>
+      <w:proofErr w:type="spellStart"/>
       <w:r>
         <w:rPr>
           <w:lang w:val="es-CO"/>
         </w:rPr>
+        <w:t>collection</w:t>
+      </w:r>
+      <w:proofErr w:type="spellEnd"/>
+      <w:r>
+        <w:rPr>
+          <w:lang w:val="es-CO"/>
+        </w:rPr>
         <w:t>:</w:t>
       </w:r>
     </w:p>
@@ -6510,10 +9838,11 @@
       </w:pPr>
       <w:r>
         <w:rPr>
-          <w:lang w:val="es-CO"/>
+          <w:noProof/>
+          <w:lang w:val="en-US" w:eastAsia="en-US"/>
         </w:rPr>
         <w:drawing>
-          <wp:inline distT="0" distB="0" distL="0" distR="0" wp14:anchorId="7CD22056" wp14:editId="01BE8571">
+          <wp:inline distT="0" distB="0" distL="0" distR="0" wp14:anchorId="759A48CA" wp14:editId="3AE7754E">
             <wp:extent cx="3705742" cy="2962688"/>
             <wp:effectExtent l="0" t="0" r="9525" b="9525"/>
             <wp:docPr id="147" name="Imagen 147"/>
@@ -6569,21 +9898,41 @@
           <w:b/>
         </w:rPr>
       </w:pPr>
+      <w:bookmarkStart w:id="26" w:name="_Toc222148436"/>
       <w:r>
         <w:rPr>
           <w:b/>
         </w:rPr>
-        <w:t>27. Creación de una Collections</w:t>
-      </w:r>
+        <w:t xml:space="preserve">27. Creación de una </w:t>
+      </w:r>
+      <w:proofErr w:type="spellStart"/>
+      <w:r>
+        <w:rPr>
+          <w:b/>
+        </w:rPr>
+        <w:t>Collections</w:t>
+      </w:r>
+      <w:bookmarkEnd w:id="26"/>
+      <w:proofErr w:type="spellEnd"/>
     </w:p>
     <w:p/>
     <w:p>
       <w:pPr>
         <w:pStyle w:val="Ttulo3"/>
       </w:pPr>
-      <w:r>
-        <w:t>Creación de una base de datos creando una collection:</w:t>
-      </w:r>
+      <w:bookmarkStart w:id="27" w:name="_Toc222148437"/>
+      <w:r>
+        <w:t xml:space="preserve">Creación de una base de datos creando una </w:t>
+      </w:r>
+      <w:proofErr w:type="spellStart"/>
+      <w:r>
+        <w:t>collection</w:t>
+      </w:r>
+      <w:proofErr w:type="spellEnd"/>
+      <w:r>
+        <w:t>:</w:t>
+      </w:r>
+      <w:bookmarkEnd w:id="27"/>
     </w:p>
     <w:p/>
     <w:p>
@@ -6591,8 +9940,12 @@
         <w:jc w:val="center"/>
       </w:pPr>
       <w:r>
+        <w:rPr>
+          <w:noProof/>
+          <w:lang w:val="en-US" w:eastAsia="en-US"/>
+        </w:rPr>
         <w:drawing>
-          <wp:inline distT="0" distB="0" distL="0" distR="0" wp14:anchorId="18ED9FCC" wp14:editId="6A1FB271">
+          <wp:inline distT="0" distB="0" distL="0" distR="0" wp14:anchorId="5C8C0362" wp14:editId="026A9C79">
             <wp:extent cx="3524742" cy="2638793"/>
             <wp:effectExtent l="0" t="0" r="0" b="9525"/>
             <wp:docPr id="148" name="Imagen 148"/>
@@ -6648,7 +10001,15 @@
         <w:t>porque</w:t>
       </w:r>
       <w:r>
-        <w:t xml:space="preserve"> por lógica no hay datos en la collection, pero la DB ya </w:t>
+        <w:t xml:space="preserve"> por lógica no hay datos en la </w:t>
+      </w:r>
+      <w:proofErr w:type="spellStart"/>
+      <w:r>
+        <w:t>collection</w:t>
+      </w:r>
+      <w:proofErr w:type="spellEnd"/>
+      <w:r>
+        <w:t xml:space="preserve">, pero la DB ya </w:t>
       </w:r>
       <w:r>
         <w:t>está</w:t>
@@ -6660,8 +10021,13 @@
         <w:t>así</w:t>
       </w:r>
       <w:r>
-        <w:t xml:space="preserve"> no insertemos datos en la collection</w:t>
-      </w:r>
+        <w:t xml:space="preserve"> no insertemos datos en la </w:t>
+      </w:r>
+      <w:proofErr w:type="spellStart"/>
+      <w:r>
+        <w:t>collection</w:t>
+      </w:r>
+      <w:proofErr w:type="spellEnd"/>
     </w:p>
     <w:p/>
     <w:p>
@@ -6671,12 +10037,14 @@
           <w:b/>
         </w:rPr>
       </w:pPr>
+      <w:bookmarkStart w:id="28" w:name="_Toc222148438"/>
       <w:r>
         <w:rPr>
           <w:b/>
         </w:rPr>
         <w:t>28. Comparando JSON vs BSON</w:t>
       </w:r>
+      <w:bookmarkEnd w:id="28"/>
     </w:p>
     <w:p/>
     <w:p>
@@ -6684,8 +10052,12 @@
         <w:jc w:val="center"/>
       </w:pPr>
       <w:r>
+        <w:rPr>
+          <w:noProof/>
+          <w:lang w:val="en-US" w:eastAsia="en-US"/>
+        </w:rPr>
         <w:drawing>
-          <wp:inline distT="0" distB="0" distL="0" distR="0" wp14:anchorId="69A1826F" wp14:editId="0C67FF7A">
+          <wp:inline distT="0" distB="0" distL="0" distR="0" wp14:anchorId="4F018794" wp14:editId="08BB0666">
             <wp:extent cx="5612130" cy="3170555"/>
             <wp:effectExtent l="0" t="0" r="7620" b="0"/>
             <wp:docPr id="149" name="Imagen 149"/>
@@ -6723,13 +10095,25 @@
     </w:p>
     <w:p>
       <w:r>
-        <w:t xml:space="preserve">El BSON se crea para convertir el JSON a lenguaje maquina o código binario para que MongoDB sea más rápido y eficiente: </w:t>
-      </w:r>
-    </w:p>
-    <w:p>
-      <w:r>
+        <w:t xml:space="preserve">El BSON se crea para convertir el JSON a lenguaje maquina o código binario para que </w:t>
+      </w:r>
+      <w:proofErr w:type="spellStart"/>
+      <w:r>
+        <w:t>MongoDB</w:t>
+      </w:r>
+      <w:proofErr w:type="spellEnd"/>
+      <w:r>
+        <w:t xml:space="preserve"> sea más rápido y eficiente: </w:t>
+      </w:r>
+    </w:p>
+    <w:p>
+      <w:r>
+        <w:rPr>
+          <w:noProof/>
+          <w:lang w:val="en-US" w:eastAsia="en-US"/>
+        </w:rPr>
         <w:drawing>
-          <wp:inline distT="0" distB="0" distL="0" distR="0" wp14:anchorId="61C955B2" wp14:editId="6B7CACD7">
+          <wp:inline distT="0" distB="0" distL="0" distR="0" wp14:anchorId="09F12211" wp14:editId="02B4A3B2">
             <wp:extent cx="5612130" cy="2478405"/>
             <wp:effectExtent l="0" t="0" r="7620" b="0"/>
             <wp:docPr id="150" name="Imagen 150"/>
@@ -6769,15 +10153,40 @@
     <w:p/>
     <w:p/>
     <w:p>
-      <w:r>
-        <w:t xml:space="preserve">MongoDB trabaja con formato BSON convierto estos datos para que pueda trabajar mas rápidamente, Mongo usa JSON para mostrar y usa BSON para hacer procesos internos y sea mas rápido </w:t>
+      <w:proofErr w:type="spellStart"/>
+      <w:r>
+        <w:t>MongoDB</w:t>
+      </w:r>
+      <w:proofErr w:type="spellEnd"/>
+      <w:r>
+        <w:t xml:space="preserve"> trabaja con formato BSON convierto estos datos para que pueda trabajar </w:t>
+      </w:r>
+      <w:proofErr w:type="spellStart"/>
+      <w:r>
+        <w:t>mas</w:t>
+      </w:r>
+      <w:proofErr w:type="spellEnd"/>
+      <w:r>
+        <w:t xml:space="preserve"> rápidamente, Mongo usa JSON para mostrar y usa BSON para hacer procesos internos y sea </w:t>
+      </w:r>
+      <w:proofErr w:type="spellStart"/>
+      <w:r>
+        <w:t>mas</w:t>
+      </w:r>
+      <w:proofErr w:type="spellEnd"/>
+      <w:r>
+        <w:t xml:space="preserve"> rápido </w:t>
       </w:r>
     </w:p>
     <w:p/>
     <w:p>
       <w:r>
+        <w:rPr>
+          <w:noProof/>
+          <w:lang w:val="en-US" w:eastAsia="en-US"/>
+        </w:rPr>
         <w:drawing>
-          <wp:inline distT="0" distB="0" distL="0" distR="0" wp14:anchorId="2AD477E6" wp14:editId="4DB9B6A4">
+          <wp:inline distT="0" distB="0" distL="0" distR="0" wp14:anchorId="66F89C02" wp14:editId="6A85E958">
             <wp:extent cx="5612130" cy="3030220"/>
             <wp:effectExtent l="0" t="0" r="7620" b="0"/>
             <wp:docPr id="151" name="Imagen 151"/>
@@ -6815,8 +10224,12 @@
     </w:p>
     <w:p>
       <w:r>
+        <w:rPr>
+          <w:noProof/>
+          <w:lang w:val="en-US" w:eastAsia="en-US"/>
+        </w:rPr>
         <w:drawing>
-          <wp:inline distT="0" distB="0" distL="0" distR="0" wp14:anchorId="3A76D5F4" wp14:editId="3FD945FF">
+          <wp:inline distT="0" distB="0" distL="0" distR="0" wp14:anchorId="2E55C609" wp14:editId="2B9B24C8">
             <wp:extent cx="5612130" cy="2614295"/>
             <wp:effectExtent l="0" t="0" r="7620" b="0"/>
             <wp:docPr id="152" name="Imagen 152"/>
@@ -6869,6 +10282,7 @@
           <w:lang w:val="es-CO"/>
         </w:rPr>
       </w:pPr>
+      <w:bookmarkStart w:id="29" w:name="_Toc222148439"/>
       <w:r>
         <w:rPr>
           <w:b/>
@@ -6877,6 +10291,7 @@
         <w:lastRenderedPageBreak/>
         <w:t>29. Campo _id</w:t>
       </w:r>
+      <w:bookmarkEnd w:id="29"/>
     </w:p>
     <w:p>
       <w:pPr>
@@ -6893,10 +10308,11 @@
       </w:pPr>
       <w:r>
         <w:rPr>
-          <w:lang w:val="es-CO"/>
+          <w:noProof/>
+          <w:lang w:val="en-US" w:eastAsia="en-US"/>
         </w:rPr>
         <w:drawing>
-          <wp:inline distT="0" distB="0" distL="0" distR="0" wp14:anchorId="67C0BA97" wp14:editId="74C53FD9">
+          <wp:inline distT="0" distB="0" distL="0" distR="0" wp14:anchorId="79DEDA81" wp14:editId="75717C7F">
             <wp:extent cx="5612130" cy="2477135"/>
             <wp:effectExtent l="0" t="0" r="7620" b="0"/>
             <wp:docPr id="153" name="Imagen 153"/>
@@ -6947,10 +10363,11 @@
       </w:pPr>
       <w:r>
         <w:rPr>
-          <w:lang w:val="es-CO"/>
+          <w:noProof/>
+          <w:lang w:val="en-US" w:eastAsia="en-US"/>
         </w:rPr>
         <w:drawing>
-          <wp:inline distT="0" distB="0" distL="0" distR="0" wp14:anchorId="2249DCCB" wp14:editId="51BCDDE9">
+          <wp:inline distT="0" distB="0" distL="0" distR="0" wp14:anchorId="1DC21B3C" wp14:editId="3A9B9374">
             <wp:extent cx="5612130" cy="2731770"/>
             <wp:effectExtent l="0" t="0" r="7620" b="0"/>
             <wp:docPr id="154" name="Imagen 154"/>
@@ -6995,11 +10412,12 @@
       </w:pPr>
       <w:r>
         <w:rPr>
-          <w:lang w:val="es-CO"/>
+          <w:noProof/>
+          <w:lang w:val="en-US" w:eastAsia="en-US"/>
         </w:rPr>
         <w:lastRenderedPageBreak/>
         <w:drawing>
-          <wp:inline distT="0" distB="0" distL="0" distR="0" wp14:anchorId="27B0CD2E" wp14:editId="0202810A">
+          <wp:inline distT="0" distB="0" distL="0" distR="0" wp14:anchorId="7D74ADFE" wp14:editId="0043D5D9">
             <wp:extent cx="2495550" cy="2066380"/>
             <wp:effectExtent l="0" t="0" r="0" b="0"/>
             <wp:docPr id="155" name="Imagen 155"/>
@@ -7037,24 +10455,25 @@
     </w:p>
     <w:p>
       <w:pPr>
+        <w:pStyle w:val="Ttulo3"/>
         <w:rPr>
           <w:lang w:val="es-CO"/>
         </w:rPr>
       </w:pPr>
+      <w:bookmarkStart w:id="30" w:name="_Toc222148440"/>
       <w:r>
         <w:rPr>
           <w:lang w:val="es-CO"/>
         </w:rPr>
-        <w:t>Quede en min 17</w:t>
+        <w:t>Crear</w:t>
       </w:r>
       <w:r>
         <w:rPr>
           <w:lang w:val="es-CO"/>
         </w:rPr>
-        <w:t>g</w:t>
-      </w:r>
-      <w:bookmarkStart w:id="18" w:name="_GoBack"/>
-      <w:bookmarkEnd w:id="18"/>
+        <w:t xml:space="preserve"> Documentos comando:</w:t>
+      </w:r>
+      <w:bookmarkEnd w:id="30"/>
     </w:p>
     <w:p>
       <w:pPr>
@@ -7063,6 +10482,3660 @@
         </w:rPr>
       </w:pPr>
     </w:p>
+    <w:p>
+      <w:pPr>
+        <w:jc w:val="center"/>
+        <w:rPr>
+          <w:lang w:val="es-CO"/>
+        </w:rPr>
+      </w:pPr>
+      <w:r>
+        <w:rPr>
+          <w:lang w:val="es-CO"/>
+        </w:rPr>
+        <w:drawing>
+          <wp:inline distT="0" distB="0" distL="0" distR="0" wp14:anchorId="456FA0F3" wp14:editId="667E702E">
+            <wp:extent cx="3295650" cy="3287243"/>
+            <wp:effectExtent l="0" t="0" r="0" b="8890"/>
+            <wp:docPr id="156" name="Imagen 156"/>
+            <wp:cNvGraphicFramePr>
+              <a:graphicFrameLocks xmlns:a="http://schemas.openxmlformats.org/drawingml/2006/main" noChangeAspect="1"/>
+            </wp:cNvGraphicFramePr>
+            <a:graphic xmlns:a="http://schemas.openxmlformats.org/drawingml/2006/main">
+              <a:graphicData uri="http://schemas.openxmlformats.org/drawingml/2006/picture">
+                <pic:pic xmlns:pic="http://schemas.openxmlformats.org/drawingml/2006/picture">
+                  <pic:nvPicPr>
+                    <pic:cNvPr id="1" name=""/>
+                    <pic:cNvPicPr/>
+                  </pic:nvPicPr>
+                  <pic:blipFill>
+                    <a:blip r:embed="rId69"/>
+                    <a:stretch>
+                      <a:fillRect/>
+                    </a:stretch>
+                  </pic:blipFill>
+                  <pic:spPr>
+                    <a:xfrm>
+                      <a:off x="0" y="0"/>
+                      <a:ext cx="3298613" cy="3290198"/>
+                    </a:xfrm>
+                    <a:prstGeom prst="rect">
+                      <a:avLst/>
+                    </a:prstGeom>
+                  </pic:spPr>
+                </pic:pic>
+              </a:graphicData>
+            </a:graphic>
+          </wp:inline>
+        </w:drawing>
+      </w:r>
+    </w:p>
+    <w:p>
+      <w:pPr>
+        <w:jc w:val="center"/>
+        <w:rPr>
+          <w:lang w:val="es-CO"/>
+        </w:rPr>
+      </w:pPr>
+      <w:r>
+        <w:rPr>
+          <w:lang w:val="es-CO"/>
+        </w:rPr>
+        <w:lastRenderedPageBreak/>
+        <w:drawing>
+          <wp:inline distT="0" distB="0" distL="0" distR="0" wp14:anchorId="1BA27E23" wp14:editId="43CDCDFF">
+            <wp:extent cx="3524250" cy="2621408"/>
+            <wp:effectExtent l="0" t="0" r="0" b="7620"/>
+            <wp:docPr id="157" name="Imagen 157"/>
+            <wp:cNvGraphicFramePr>
+              <a:graphicFrameLocks xmlns:a="http://schemas.openxmlformats.org/drawingml/2006/main" noChangeAspect="1"/>
+            </wp:cNvGraphicFramePr>
+            <a:graphic xmlns:a="http://schemas.openxmlformats.org/drawingml/2006/main">
+              <a:graphicData uri="http://schemas.openxmlformats.org/drawingml/2006/picture">
+                <pic:pic xmlns:pic="http://schemas.openxmlformats.org/drawingml/2006/picture">
+                  <pic:nvPicPr>
+                    <pic:cNvPr id="1" name=""/>
+                    <pic:cNvPicPr/>
+                  </pic:nvPicPr>
+                  <pic:blipFill>
+                    <a:blip r:embed="rId70"/>
+                    <a:stretch>
+                      <a:fillRect/>
+                    </a:stretch>
+                  </pic:blipFill>
+                  <pic:spPr>
+                    <a:xfrm>
+                      <a:off x="0" y="0"/>
+                      <a:ext cx="3531276" cy="2626634"/>
+                    </a:xfrm>
+                    <a:prstGeom prst="rect">
+                      <a:avLst/>
+                    </a:prstGeom>
+                  </pic:spPr>
+                </pic:pic>
+              </a:graphicData>
+            </a:graphic>
+          </wp:inline>
+        </w:drawing>
+      </w:r>
+    </w:p>
+    <w:p>
+      <w:pPr>
+        <w:pStyle w:val="Ttulo3"/>
+        <w:ind w:left="720"/>
+        <w:rPr>
+          <w:lang w:val="es-CO"/>
+        </w:rPr>
+      </w:pPr>
+      <w:bookmarkStart w:id="31" w:name="_Toc222148441"/>
+      <w:r>
+        <w:rPr>
+          <w:lang w:val="es-CO"/>
+        </w:rPr>
+        <w:t>Creación de Documento</w:t>
+      </w:r>
+      <w:r>
+        <w:rPr>
+          <w:lang w:val="es-CO"/>
+        </w:rPr>
+        <w:t xml:space="preserve"> M</w:t>
+      </w:r>
+      <w:r>
+        <w:rPr>
+          <w:lang w:val="es-CO"/>
+        </w:rPr>
+        <w:t>anualmente</w:t>
+      </w:r>
+      <w:r>
+        <w:rPr>
+          <w:lang w:val="es-CO"/>
+        </w:rPr>
+        <w:t xml:space="preserve"> A través de </w:t>
+      </w:r>
+      <w:r>
+        <w:rPr>
+          <w:lang w:val="es-CO"/>
+        </w:rPr>
+        <w:t>Variable:</w:t>
+      </w:r>
+      <w:bookmarkEnd w:id="31"/>
+    </w:p>
+    <w:p>
+      <w:pPr>
+        <w:rPr>
+          <w:lang w:val="es-CO"/>
+        </w:rPr>
+      </w:pPr>
+    </w:p>
+    <w:p>
+      <w:pPr>
+        <w:jc w:val="center"/>
+        <w:rPr>
+          <w:lang w:val="es-CO"/>
+        </w:rPr>
+      </w:pPr>
+      <w:r>
+        <w:rPr>
+          <w:lang w:val="es-CO"/>
+        </w:rPr>
+        <w:drawing>
+          <wp:inline distT="0" distB="0" distL="0" distR="0" wp14:anchorId="49647BD7" wp14:editId="2EEFB688">
+            <wp:extent cx="5612130" cy="1447800"/>
+            <wp:effectExtent l="0" t="0" r="7620" b="0"/>
+            <wp:docPr id="158" name="Imagen 158"/>
+            <wp:cNvGraphicFramePr>
+              <a:graphicFrameLocks xmlns:a="http://schemas.openxmlformats.org/drawingml/2006/main" noChangeAspect="1"/>
+            </wp:cNvGraphicFramePr>
+            <a:graphic xmlns:a="http://schemas.openxmlformats.org/drawingml/2006/main">
+              <a:graphicData uri="http://schemas.openxmlformats.org/drawingml/2006/picture">
+                <pic:pic xmlns:pic="http://schemas.openxmlformats.org/drawingml/2006/picture">
+                  <pic:nvPicPr>
+                    <pic:cNvPr id="1" name=""/>
+                    <pic:cNvPicPr/>
+                  </pic:nvPicPr>
+                  <pic:blipFill>
+                    <a:blip r:embed="rId71"/>
+                    <a:stretch>
+                      <a:fillRect/>
+                    </a:stretch>
+                  </pic:blipFill>
+                  <pic:spPr>
+                    <a:xfrm>
+                      <a:off x="0" y="0"/>
+                      <a:ext cx="5612130" cy="1447800"/>
+                    </a:xfrm>
+                    <a:prstGeom prst="rect">
+                      <a:avLst/>
+                    </a:prstGeom>
+                  </pic:spPr>
+                </pic:pic>
+              </a:graphicData>
+            </a:graphic>
+          </wp:inline>
+        </w:drawing>
+      </w:r>
+    </w:p>
+    <w:p>
+      <w:pPr>
+        <w:rPr>
+          <w:lang w:val="es-CO"/>
+        </w:rPr>
+      </w:pPr>
+      <w:r>
+        <w:rPr>
+          <w:lang w:val="es-CO"/>
+        </w:rPr>
+        <w:t>Insertamos ese documento guardado a la base datos:</w:t>
+      </w:r>
+    </w:p>
+    <w:p>
+      <w:pPr>
+        <w:jc w:val="center"/>
+        <w:rPr>
+          <w:lang w:val="es-CO"/>
+        </w:rPr>
+      </w:pPr>
+      <w:r>
+        <w:rPr>
+          <w:lang w:val="es-CO"/>
+        </w:rPr>
+        <w:lastRenderedPageBreak/>
+        <w:drawing>
+          <wp:inline distT="0" distB="0" distL="0" distR="0" wp14:anchorId="3D3A4790" wp14:editId="7FD83613">
+            <wp:extent cx="3364627" cy="4162425"/>
+            <wp:effectExtent l="0" t="0" r="7620" b="0"/>
+            <wp:docPr id="159" name="Imagen 159"/>
+            <wp:cNvGraphicFramePr>
+              <a:graphicFrameLocks xmlns:a="http://schemas.openxmlformats.org/drawingml/2006/main" noChangeAspect="1"/>
+            </wp:cNvGraphicFramePr>
+            <a:graphic xmlns:a="http://schemas.openxmlformats.org/drawingml/2006/main">
+              <a:graphicData uri="http://schemas.openxmlformats.org/drawingml/2006/picture">
+                <pic:pic xmlns:pic="http://schemas.openxmlformats.org/drawingml/2006/picture">
+                  <pic:nvPicPr>
+                    <pic:cNvPr id="1" name=""/>
+                    <pic:cNvPicPr/>
+                  </pic:nvPicPr>
+                  <pic:blipFill>
+                    <a:blip r:embed="rId72"/>
+                    <a:stretch>
+                      <a:fillRect/>
+                    </a:stretch>
+                  </pic:blipFill>
+                  <pic:spPr>
+                    <a:xfrm>
+                      <a:off x="0" y="0"/>
+                      <a:ext cx="3369575" cy="4168546"/>
+                    </a:xfrm>
+                    <a:prstGeom prst="rect">
+                      <a:avLst/>
+                    </a:prstGeom>
+                  </pic:spPr>
+                </pic:pic>
+              </a:graphicData>
+            </a:graphic>
+          </wp:inline>
+        </w:drawing>
+      </w:r>
+    </w:p>
+    <w:p>
+      <w:pPr>
+        <w:rPr>
+          <w:lang w:val="es-CO"/>
+        </w:rPr>
+      </w:pPr>
+    </w:p>
+    <w:p>
+      <w:pPr>
+        <w:pStyle w:val="Ttulo3"/>
+        <w:rPr>
+          <w:lang w:val="es-CO"/>
+        </w:rPr>
+      </w:pPr>
+      <w:bookmarkStart w:id="32" w:name="_Toc222148442"/>
+      <w:r>
+        <w:rPr>
+          <w:lang w:val="es-CO"/>
+        </w:rPr>
+        <w:t xml:space="preserve">Insertando otro tipo de ID de tipo </w:t>
+      </w:r>
+      <w:proofErr w:type="spellStart"/>
+      <w:r>
+        <w:rPr>
+          <w:lang w:val="es-CO"/>
+        </w:rPr>
+        <w:t>String</w:t>
+      </w:r>
+      <w:proofErr w:type="spellEnd"/>
+      <w:r>
+        <w:rPr>
+          <w:lang w:val="es-CO"/>
+        </w:rPr>
+        <w:t xml:space="preserve"> Manualmente:</w:t>
+      </w:r>
+      <w:bookmarkEnd w:id="32"/>
+    </w:p>
+    <w:p>
+      <w:pPr>
+        <w:pStyle w:val="Ttulo3"/>
+        <w:rPr>
+          <w:lang w:val="es-CO"/>
+        </w:rPr>
+      </w:pPr>
+      <w:r>
+        <w:rPr>
+          <w:lang w:val="es-CO"/>
+        </w:rPr>
+        <w:t xml:space="preserve"> </w:t>
+      </w:r>
+    </w:p>
+    <w:p>
+      <w:pPr>
+        <w:rPr>
+          <w:lang w:val="es-CO"/>
+        </w:rPr>
+      </w:pPr>
+      <w:r>
+        <w:rPr>
+          <w:lang w:val="es-CO"/>
+        </w:rPr>
+        <w:drawing>
+          <wp:inline distT="0" distB="0" distL="0" distR="0" wp14:anchorId="249F8425" wp14:editId="169D420E">
+            <wp:extent cx="5612130" cy="1537970"/>
+            <wp:effectExtent l="0" t="0" r="7620" b="5080"/>
+            <wp:docPr id="160" name="Imagen 160"/>
+            <wp:cNvGraphicFramePr>
+              <a:graphicFrameLocks xmlns:a="http://schemas.openxmlformats.org/drawingml/2006/main" noChangeAspect="1"/>
+            </wp:cNvGraphicFramePr>
+            <a:graphic xmlns:a="http://schemas.openxmlformats.org/drawingml/2006/main">
+              <a:graphicData uri="http://schemas.openxmlformats.org/drawingml/2006/picture">
+                <pic:pic xmlns:pic="http://schemas.openxmlformats.org/drawingml/2006/picture">
+                  <pic:nvPicPr>
+                    <pic:cNvPr id="1" name=""/>
+                    <pic:cNvPicPr/>
+                  </pic:nvPicPr>
+                  <pic:blipFill>
+                    <a:blip r:embed="rId73"/>
+                    <a:stretch>
+                      <a:fillRect/>
+                    </a:stretch>
+                  </pic:blipFill>
+                  <pic:spPr>
+                    <a:xfrm>
+                      <a:off x="0" y="0"/>
+                      <a:ext cx="5612130" cy="1537970"/>
+                    </a:xfrm>
+                    <a:prstGeom prst="rect">
+                      <a:avLst/>
+                    </a:prstGeom>
+                  </pic:spPr>
+                </pic:pic>
+              </a:graphicData>
+            </a:graphic>
+          </wp:inline>
+        </w:drawing>
+      </w:r>
+    </w:p>
+    <w:p>
+      <w:pPr>
+        <w:jc w:val="center"/>
+        <w:rPr>
+          <w:lang w:val="es-CO"/>
+        </w:rPr>
+      </w:pPr>
+    </w:p>
+    <w:p>
+      <w:pPr>
+        <w:jc w:val="center"/>
+        <w:rPr>
+          <w:lang w:val="es-CO"/>
+        </w:rPr>
+      </w:pPr>
+      <w:r>
+        <w:rPr>
+          <w:lang w:val="es-CO"/>
+        </w:rPr>
+        <w:lastRenderedPageBreak/>
+        <w:drawing>
+          <wp:inline distT="0" distB="0" distL="0" distR="0" wp14:anchorId="29FBD8EC" wp14:editId="3DBD944D">
+            <wp:extent cx="3181350" cy="4840834"/>
+            <wp:effectExtent l="0" t="0" r="0" b="0"/>
+            <wp:docPr id="161" name="Imagen 161"/>
+            <wp:cNvGraphicFramePr>
+              <a:graphicFrameLocks xmlns:a="http://schemas.openxmlformats.org/drawingml/2006/main" noChangeAspect="1"/>
+            </wp:cNvGraphicFramePr>
+            <a:graphic xmlns:a="http://schemas.openxmlformats.org/drawingml/2006/main">
+              <a:graphicData uri="http://schemas.openxmlformats.org/drawingml/2006/picture">
+                <pic:pic xmlns:pic="http://schemas.openxmlformats.org/drawingml/2006/picture">
+                  <pic:nvPicPr>
+                    <pic:cNvPr id="1" name=""/>
+                    <pic:cNvPicPr/>
+                  </pic:nvPicPr>
+                  <pic:blipFill>
+                    <a:blip r:embed="rId74"/>
+                    <a:stretch>
+                      <a:fillRect/>
+                    </a:stretch>
+                  </pic:blipFill>
+                  <pic:spPr>
+                    <a:xfrm>
+                      <a:off x="0" y="0"/>
+                      <a:ext cx="3182570" cy="4842690"/>
+                    </a:xfrm>
+                    <a:prstGeom prst="rect">
+                      <a:avLst/>
+                    </a:prstGeom>
+                  </pic:spPr>
+                </pic:pic>
+              </a:graphicData>
+            </a:graphic>
+          </wp:inline>
+        </w:drawing>
+      </w:r>
+    </w:p>
+    <w:p>
+      <w:pPr>
+        <w:rPr>
+          <w:lang w:val="es-CO"/>
+        </w:rPr>
+      </w:pPr>
+      <w:r>
+        <w:rPr>
+          <w:lang w:val="es-CO"/>
+        </w:rPr>
+        <w:t>Podemos</w:t>
+      </w:r>
+      <w:r>
+        <w:rPr>
+          <w:lang w:val="es-CO"/>
+        </w:rPr>
+        <w:t xml:space="preserve"> ver que mongo </w:t>
+      </w:r>
+      <w:proofErr w:type="spellStart"/>
+      <w:r>
+        <w:rPr>
+          <w:lang w:val="es-CO"/>
+        </w:rPr>
+        <w:t>db</w:t>
+      </w:r>
+      <w:proofErr w:type="spellEnd"/>
+      <w:r>
+        <w:rPr>
+          <w:lang w:val="es-CO"/>
+        </w:rPr>
+        <w:t xml:space="preserve"> que crea id de tipo </w:t>
+      </w:r>
+      <w:proofErr w:type="spellStart"/>
+      <w:r>
+        <w:rPr>
+          <w:lang w:val="es-CO"/>
+        </w:rPr>
+        <w:t>string</w:t>
+      </w:r>
+      <w:proofErr w:type="spellEnd"/>
+    </w:p>
+    <w:p>
+      <w:pPr>
+        <w:rPr>
+          <w:lang w:val="es-CO"/>
+        </w:rPr>
+      </w:pPr>
+      <w:r>
+        <w:rPr>
+          <w:lang w:val="es-CO"/>
+        </w:rPr>
+        <w:drawing>
+          <wp:inline distT="0" distB="0" distL="0" distR="0" wp14:anchorId="2CEF1B26" wp14:editId="6BF15E17">
+            <wp:extent cx="5612130" cy="498475"/>
+            <wp:effectExtent l="0" t="0" r="7620" b="0"/>
+            <wp:docPr id="163" name="Imagen 163"/>
+            <wp:cNvGraphicFramePr>
+              <a:graphicFrameLocks xmlns:a="http://schemas.openxmlformats.org/drawingml/2006/main" noChangeAspect="1"/>
+            </wp:cNvGraphicFramePr>
+            <a:graphic xmlns:a="http://schemas.openxmlformats.org/drawingml/2006/main">
+              <a:graphicData uri="http://schemas.openxmlformats.org/drawingml/2006/picture">
+                <pic:pic xmlns:pic="http://schemas.openxmlformats.org/drawingml/2006/picture">
+                  <pic:nvPicPr>
+                    <pic:cNvPr id="1" name=""/>
+                    <pic:cNvPicPr/>
+                  </pic:nvPicPr>
+                  <pic:blipFill>
+                    <a:blip r:embed="rId75"/>
+                    <a:stretch>
+                      <a:fillRect/>
+                    </a:stretch>
+                  </pic:blipFill>
+                  <pic:spPr>
+                    <a:xfrm>
+                      <a:off x="0" y="0"/>
+                      <a:ext cx="5612130" cy="498475"/>
+                    </a:xfrm>
+                    <a:prstGeom prst="rect">
+                      <a:avLst/>
+                    </a:prstGeom>
+                  </pic:spPr>
+                </pic:pic>
+              </a:graphicData>
+            </a:graphic>
+          </wp:inline>
+        </w:drawing>
+      </w:r>
+    </w:p>
+    <w:p>
+      <w:pPr>
+        <w:rPr>
+          <w:lang w:val="es-CO"/>
+        </w:rPr>
+      </w:pPr>
+      <w:r>
+        <w:rPr>
+          <w:lang w:val="es-CO"/>
+        </w:rPr>
+        <w:t>Y si lo volvemos a duplicar podemos ver que sale error de que esta repetido a través del id</w:t>
+      </w:r>
+      <w:r>
+        <w:rPr>
+          <w:lang w:val="es-CO"/>
+        </w:rPr>
+        <w:t xml:space="preserve">, lo cual no admite llaves </w:t>
+      </w:r>
+      <w:r>
+        <w:rPr>
+          <w:lang w:val="es-CO"/>
+        </w:rPr>
+        <w:t>primarias duplicadas</w:t>
+      </w:r>
+      <w:r>
+        <w:rPr>
+          <w:lang w:val="es-CO"/>
+        </w:rPr>
+        <w:t>.</w:t>
+      </w:r>
+    </w:p>
+    <w:p>
+      <w:pPr>
+        <w:rPr>
+          <w:lang w:val="es-CO"/>
+        </w:rPr>
+      </w:pPr>
+    </w:p>
+    <w:p>
+      <w:pPr>
+        <w:rPr>
+          <w:lang w:val="es-CO"/>
+        </w:rPr>
+      </w:pPr>
+    </w:p>
+    <w:p>
+      <w:pPr>
+        <w:rPr>
+          <w:lang w:val="es-CO"/>
+        </w:rPr>
+      </w:pPr>
+    </w:p>
+    <w:p>
+      <w:pPr>
+        <w:rPr>
+          <w:lang w:val="es-CO"/>
+        </w:rPr>
+      </w:pPr>
+    </w:p>
+    <w:p>
+      <w:pPr>
+        <w:rPr>
+          <w:lang w:val="es-CO"/>
+        </w:rPr>
+      </w:pPr>
+    </w:p>
+    <w:p>
+      <w:pPr>
+        <w:rPr>
+          <w:lang w:val="es-CO"/>
+        </w:rPr>
+      </w:pPr>
+    </w:p>
+    <w:p>
+      <w:pPr>
+        <w:pStyle w:val="Ttulo2"/>
+        <w:rPr>
+          <w:b/>
+          <w:lang w:val="es-CO"/>
+        </w:rPr>
+      </w:pPr>
+      <w:bookmarkStart w:id="33" w:name="_Toc222148443"/>
+      <w:r>
+        <w:rPr>
+          <w:b/>
+        </w:rPr>
+        <w:lastRenderedPageBreak/>
+        <w:t xml:space="preserve">30. Entendiendo </w:t>
+      </w:r>
+      <w:proofErr w:type="spellStart"/>
+      <w:r>
+        <w:rPr>
+          <w:b/>
+        </w:rPr>
+        <w:t>Create</w:t>
+      </w:r>
+      <w:proofErr w:type="spellEnd"/>
+      <w:r>
+        <w:rPr>
+          <w:b/>
+        </w:rPr>
+        <w:t xml:space="preserve">, </w:t>
+      </w:r>
+      <w:proofErr w:type="spellStart"/>
+      <w:r>
+        <w:rPr>
+          <w:b/>
+        </w:rPr>
+        <w:t>Read</w:t>
+      </w:r>
+      <w:proofErr w:type="spellEnd"/>
+      <w:r>
+        <w:rPr>
+          <w:b/>
+        </w:rPr>
+        <w:t xml:space="preserve">, </w:t>
+      </w:r>
+      <w:proofErr w:type="spellStart"/>
+      <w:r>
+        <w:rPr>
+          <w:b/>
+        </w:rPr>
+        <w:t>Update</w:t>
+      </w:r>
+      <w:proofErr w:type="spellEnd"/>
+      <w:r>
+        <w:rPr>
+          <w:b/>
+        </w:rPr>
+        <w:t xml:space="preserve"> y </w:t>
+      </w:r>
+      <w:proofErr w:type="spellStart"/>
+      <w:r>
+        <w:rPr>
+          <w:b/>
+        </w:rPr>
+        <w:t>Delete</w:t>
+      </w:r>
+      <w:proofErr w:type="spellEnd"/>
+      <w:r>
+        <w:rPr>
+          <w:b/>
+        </w:rPr>
+        <w:t>(CRUD)</w:t>
+      </w:r>
+      <w:bookmarkEnd w:id="33"/>
+    </w:p>
+    <w:p>
+      <w:pPr>
+        <w:ind w:left="720"/>
+        <w:rPr>
+          <w:lang w:val="es-CO"/>
+        </w:rPr>
+      </w:pPr>
+    </w:p>
+    <w:p>
+      <w:pPr>
+        <w:rPr>
+          <w:lang w:val="es-CO"/>
+        </w:rPr>
+      </w:pPr>
+      <w:r>
+        <w:rPr>
+          <w:lang w:val="es-CO"/>
+        </w:rPr>
+        <w:drawing>
+          <wp:inline distT="0" distB="0" distL="0" distR="0" wp14:anchorId="25B377AB" wp14:editId="71029064">
+            <wp:extent cx="5612130" cy="3145155"/>
+            <wp:effectExtent l="0" t="0" r="7620" b="0"/>
+            <wp:docPr id="164" name="Imagen 164"/>
+            <wp:cNvGraphicFramePr>
+              <a:graphicFrameLocks xmlns:a="http://schemas.openxmlformats.org/drawingml/2006/main" noChangeAspect="1"/>
+            </wp:cNvGraphicFramePr>
+            <a:graphic xmlns:a="http://schemas.openxmlformats.org/drawingml/2006/main">
+              <a:graphicData uri="http://schemas.openxmlformats.org/drawingml/2006/picture">
+                <pic:pic xmlns:pic="http://schemas.openxmlformats.org/drawingml/2006/picture">
+                  <pic:nvPicPr>
+                    <pic:cNvPr id="1" name=""/>
+                    <pic:cNvPicPr/>
+                  </pic:nvPicPr>
+                  <pic:blipFill>
+                    <a:blip r:embed="rId76"/>
+                    <a:stretch>
+                      <a:fillRect/>
+                    </a:stretch>
+                  </pic:blipFill>
+                  <pic:spPr>
+                    <a:xfrm>
+                      <a:off x="0" y="0"/>
+                      <a:ext cx="5612130" cy="3145155"/>
+                    </a:xfrm>
+                    <a:prstGeom prst="rect">
+                      <a:avLst/>
+                    </a:prstGeom>
+                  </pic:spPr>
+                </pic:pic>
+              </a:graphicData>
+            </a:graphic>
+          </wp:inline>
+        </w:drawing>
+      </w:r>
+    </w:p>
+    <w:p>
+      <w:pPr>
+        <w:rPr>
+          <w:lang w:val="es-CO"/>
+        </w:rPr>
+      </w:pPr>
+      <w:r>
+        <w:rPr>
+          <w:lang w:val="es-CO"/>
+        </w:rPr>
+        <w:drawing>
+          <wp:inline distT="0" distB="0" distL="0" distR="0" wp14:anchorId="0A6A5227" wp14:editId="2BDE6588">
+            <wp:extent cx="5612130" cy="3035935"/>
+            <wp:effectExtent l="0" t="0" r="7620" b="0"/>
+            <wp:docPr id="165" name="Imagen 165"/>
+            <wp:cNvGraphicFramePr>
+              <a:graphicFrameLocks xmlns:a="http://schemas.openxmlformats.org/drawingml/2006/main" noChangeAspect="1"/>
+            </wp:cNvGraphicFramePr>
+            <a:graphic xmlns:a="http://schemas.openxmlformats.org/drawingml/2006/main">
+              <a:graphicData uri="http://schemas.openxmlformats.org/drawingml/2006/picture">
+                <pic:pic xmlns:pic="http://schemas.openxmlformats.org/drawingml/2006/picture">
+                  <pic:nvPicPr>
+                    <pic:cNvPr id="1" name=""/>
+                    <pic:cNvPicPr/>
+                  </pic:nvPicPr>
+                  <pic:blipFill>
+                    <a:blip r:embed="rId77"/>
+                    <a:stretch>
+                      <a:fillRect/>
+                    </a:stretch>
+                  </pic:blipFill>
+                  <pic:spPr>
+                    <a:xfrm>
+                      <a:off x="0" y="0"/>
+                      <a:ext cx="5612130" cy="3035935"/>
+                    </a:xfrm>
+                    <a:prstGeom prst="rect">
+                      <a:avLst/>
+                    </a:prstGeom>
+                  </pic:spPr>
+                </pic:pic>
+              </a:graphicData>
+            </a:graphic>
+          </wp:inline>
+        </w:drawing>
+      </w:r>
+    </w:p>
+    <w:p>
+      <w:pPr>
+        <w:rPr>
+          <w:lang w:val="es-CO"/>
+        </w:rPr>
+      </w:pPr>
+    </w:p>
+    <w:p>
+      <w:pPr>
+        <w:rPr>
+          <w:lang w:val="es-CO"/>
+        </w:rPr>
+      </w:pPr>
+    </w:p>
+    <w:p>
+      <w:pPr>
+        <w:rPr>
+          <w:lang w:val="es-CO"/>
+        </w:rPr>
+      </w:pPr>
+    </w:p>
+    <w:p>
+      <w:pPr>
+        <w:rPr>
+          <w:lang w:val="es-CO"/>
+        </w:rPr>
+      </w:pPr>
+    </w:p>
+    <w:p>
+      <w:pPr>
+        <w:pStyle w:val="Ttulo2"/>
+        <w:rPr>
+          <w:b/>
+        </w:rPr>
+      </w:pPr>
+      <w:bookmarkStart w:id="34" w:name="_Toc222148444"/>
+      <w:r>
+        <w:rPr>
+          <w:b/>
+        </w:rPr>
+        <w:lastRenderedPageBreak/>
+        <w:t xml:space="preserve">31. Trabajando </w:t>
+      </w:r>
+      <w:proofErr w:type="spellStart"/>
+      <w:r>
+        <w:rPr>
+          <w:b/>
+        </w:rPr>
+        <w:t>Create</w:t>
+      </w:r>
+      <w:proofErr w:type="spellEnd"/>
+      <w:r>
+        <w:rPr>
+          <w:b/>
+        </w:rPr>
+        <w:t xml:space="preserve">, </w:t>
+      </w:r>
+      <w:proofErr w:type="spellStart"/>
+      <w:r>
+        <w:rPr>
+          <w:b/>
+        </w:rPr>
+        <w:t>Read</w:t>
+      </w:r>
+      <w:proofErr w:type="spellEnd"/>
+      <w:r>
+        <w:rPr>
+          <w:b/>
+        </w:rPr>
+        <w:t xml:space="preserve">, </w:t>
+      </w:r>
+      <w:proofErr w:type="spellStart"/>
+      <w:r>
+        <w:rPr>
+          <w:b/>
+        </w:rPr>
+        <w:t>Update</w:t>
+      </w:r>
+      <w:proofErr w:type="spellEnd"/>
+      <w:r>
+        <w:rPr>
+          <w:b/>
+        </w:rPr>
+        <w:t xml:space="preserve"> y </w:t>
+      </w:r>
+      <w:proofErr w:type="spellStart"/>
+      <w:r>
+        <w:rPr>
+          <w:b/>
+        </w:rPr>
+        <w:t>Delete</w:t>
+      </w:r>
+      <w:proofErr w:type="spellEnd"/>
+      <w:r>
+        <w:rPr>
+          <w:b/>
+        </w:rPr>
+        <w:t>(CRUD)</w:t>
+      </w:r>
+      <w:bookmarkEnd w:id="34"/>
+    </w:p>
+    <w:p/>
+    <w:p>
+      <w:pPr>
+        <w:pStyle w:val="Ttulo3"/>
+      </w:pPr>
+      <w:bookmarkStart w:id="35" w:name="_Toc222148445"/>
+      <w:proofErr w:type="spellStart"/>
+      <w:r>
+        <w:t>Read</w:t>
+      </w:r>
+      <w:proofErr w:type="spellEnd"/>
+      <w:r>
+        <w:t xml:space="preserve"> (Leer):</w:t>
+      </w:r>
+      <w:bookmarkEnd w:id="35"/>
+    </w:p>
+    <w:p/>
+    <w:p>
+      <w:proofErr w:type="spellStart"/>
+      <w:r>
+        <w:t>Read</w:t>
+      </w:r>
+      <w:proofErr w:type="spellEnd"/>
+      <w:r>
+        <w:t xml:space="preserve"> </w:t>
+      </w:r>
+      <w:proofErr w:type="spellStart"/>
+      <w:r>
+        <w:t>All</w:t>
+      </w:r>
+      <w:proofErr w:type="spellEnd"/>
+      <w:r>
+        <w:t>:</w:t>
+      </w:r>
+    </w:p>
+    <w:p/>
+    <w:p>
+      <w:pPr>
+        <w:jc w:val="center"/>
+      </w:pPr>
+      <w:r>
+        <w:drawing>
+          <wp:inline distT="0" distB="0" distL="0" distR="0" wp14:anchorId="0DE9D133" wp14:editId="5E0B4D3E">
+            <wp:extent cx="3061642" cy="4429125"/>
+            <wp:effectExtent l="0" t="0" r="5715" b="0"/>
+            <wp:docPr id="166" name="Imagen 166"/>
+            <wp:cNvGraphicFramePr>
+              <a:graphicFrameLocks xmlns:a="http://schemas.openxmlformats.org/drawingml/2006/main" noChangeAspect="1"/>
+            </wp:cNvGraphicFramePr>
+            <a:graphic xmlns:a="http://schemas.openxmlformats.org/drawingml/2006/main">
+              <a:graphicData uri="http://schemas.openxmlformats.org/drawingml/2006/picture">
+                <pic:pic xmlns:pic="http://schemas.openxmlformats.org/drawingml/2006/picture">
+                  <pic:nvPicPr>
+                    <pic:cNvPr id="1" name=""/>
+                    <pic:cNvPicPr/>
+                  </pic:nvPicPr>
+                  <pic:blipFill>
+                    <a:blip r:embed="rId78"/>
+                    <a:stretch>
+                      <a:fillRect/>
+                    </a:stretch>
+                  </pic:blipFill>
+                  <pic:spPr>
+                    <a:xfrm>
+                      <a:off x="0" y="0"/>
+                      <a:ext cx="3066466" cy="4436104"/>
+                    </a:xfrm>
+                    <a:prstGeom prst="rect">
+                      <a:avLst/>
+                    </a:prstGeom>
+                  </pic:spPr>
+                </pic:pic>
+              </a:graphicData>
+            </a:graphic>
+          </wp:inline>
+        </w:drawing>
+      </w:r>
+    </w:p>
+    <w:p/>
+    <w:p>
+      <w:r>
+        <w:t xml:space="preserve">Comando para leer de maneras ordenada los datos para versiones anteriores de mongo, ya que en versiones anteriores los datos se visualizaban de manera recta: </w:t>
+      </w:r>
+    </w:p>
+    <w:p/>
+    <w:p>
+      <w:pPr>
+        <w:jc w:val="center"/>
+      </w:pPr>
+      <w:r>
+        <w:lastRenderedPageBreak/>
+        <w:drawing>
+          <wp:inline distT="0" distB="0" distL="0" distR="0" wp14:anchorId="729F3ACE" wp14:editId="619FF7A1">
+            <wp:extent cx="3314700" cy="4921056"/>
+            <wp:effectExtent l="0" t="0" r="0" b="0"/>
+            <wp:docPr id="167" name="Imagen 167"/>
+            <wp:cNvGraphicFramePr>
+              <a:graphicFrameLocks xmlns:a="http://schemas.openxmlformats.org/drawingml/2006/main" noChangeAspect="1"/>
+            </wp:cNvGraphicFramePr>
+            <a:graphic xmlns:a="http://schemas.openxmlformats.org/drawingml/2006/main">
+              <a:graphicData uri="http://schemas.openxmlformats.org/drawingml/2006/picture">
+                <pic:pic xmlns:pic="http://schemas.openxmlformats.org/drawingml/2006/picture">
+                  <pic:nvPicPr>
+                    <pic:cNvPr id="1" name=""/>
+                    <pic:cNvPicPr/>
+                  </pic:nvPicPr>
+                  <pic:blipFill>
+                    <a:blip r:embed="rId79"/>
+                    <a:stretch>
+                      <a:fillRect/>
+                    </a:stretch>
+                  </pic:blipFill>
+                  <pic:spPr>
+                    <a:xfrm>
+                      <a:off x="0" y="0"/>
+                      <a:ext cx="3316539" cy="4923786"/>
+                    </a:xfrm>
+                    <a:prstGeom prst="rect">
+                      <a:avLst/>
+                    </a:prstGeom>
+                  </pic:spPr>
+                </pic:pic>
+              </a:graphicData>
+            </a:graphic>
+          </wp:inline>
+        </w:drawing>
+      </w:r>
+    </w:p>
+    <w:p>
+      <w:r>
+        <w:t xml:space="preserve">También </w:t>
+      </w:r>
+      <w:proofErr w:type="spellStart"/>
+      <w:r>
+        <w:t>mongoDb</w:t>
+      </w:r>
+      <w:proofErr w:type="spellEnd"/>
+      <w:r>
+        <w:t xml:space="preserve"> nos permite trabajar de manera flexible y con datos no estructurados, es decir podemos un documento con dos datos únicamente:</w:t>
+      </w:r>
+    </w:p>
+    <w:p>
+      <w:pPr>
+        <w:jc w:val="center"/>
+      </w:pPr>
+      <w:r>
+        <w:drawing>
+          <wp:inline distT="0" distB="0" distL="0" distR="0" wp14:anchorId="50EBD300" wp14:editId="020A75FB">
+            <wp:extent cx="5612130" cy="787400"/>
+            <wp:effectExtent l="0" t="0" r="7620" b="0"/>
+            <wp:docPr id="168" name="Imagen 168"/>
+            <wp:cNvGraphicFramePr>
+              <a:graphicFrameLocks xmlns:a="http://schemas.openxmlformats.org/drawingml/2006/main" noChangeAspect="1"/>
+            </wp:cNvGraphicFramePr>
+            <a:graphic xmlns:a="http://schemas.openxmlformats.org/drawingml/2006/main">
+              <a:graphicData uri="http://schemas.openxmlformats.org/drawingml/2006/picture">
+                <pic:pic xmlns:pic="http://schemas.openxmlformats.org/drawingml/2006/picture">
+                  <pic:nvPicPr>
+                    <pic:cNvPr id="1" name=""/>
+                    <pic:cNvPicPr/>
+                  </pic:nvPicPr>
+                  <pic:blipFill>
+                    <a:blip r:embed="rId80"/>
+                    <a:stretch>
+                      <a:fillRect/>
+                    </a:stretch>
+                  </pic:blipFill>
+                  <pic:spPr>
+                    <a:xfrm>
+                      <a:off x="0" y="0"/>
+                      <a:ext cx="5612130" cy="787400"/>
+                    </a:xfrm>
+                    <a:prstGeom prst="rect">
+                      <a:avLst/>
+                    </a:prstGeom>
+                  </pic:spPr>
+                </pic:pic>
+              </a:graphicData>
+            </a:graphic>
+          </wp:inline>
+        </w:drawing>
+      </w:r>
+    </w:p>
+    <w:p>
+      <w:pPr>
+        <w:jc w:val="center"/>
+      </w:pPr>
+      <w:r>
+        <w:lastRenderedPageBreak/>
+        <w:drawing>
+          <wp:inline distT="0" distB="0" distL="0" distR="0" wp14:anchorId="665CBC87" wp14:editId="0EB9768B">
+            <wp:extent cx="3114675" cy="3196425"/>
+            <wp:effectExtent l="0" t="0" r="0" b="4445"/>
+            <wp:docPr id="169" name="Imagen 169"/>
+            <wp:cNvGraphicFramePr>
+              <a:graphicFrameLocks xmlns:a="http://schemas.openxmlformats.org/drawingml/2006/main" noChangeAspect="1"/>
+            </wp:cNvGraphicFramePr>
+            <a:graphic xmlns:a="http://schemas.openxmlformats.org/drawingml/2006/main">
+              <a:graphicData uri="http://schemas.openxmlformats.org/drawingml/2006/picture">
+                <pic:pic xmlns:pic="http://schemas.openxmlformats.org/drawingml/2006/picture">
+                  <pic:nvPicPr>
+                    <pic:cNvPr id="1" name=""/>
+                    <pic:cNvPicPr/>
+                  </pic:nvPicPr>
+                  <pic:blipFill>
+                    <a:blip r:embed="rId81"/>
+                    <a:stretch>
+                      <a:fillRect/>
+                    </a:stretch>
+                  </pic:blipFill>
+                  <pic:spPr>
+                    <a:xfrm>
+                      <a:off x="0" y="0"/>
+                      <a:ext cx="3116607" cy="3198407"/>
+                    </a:xfrm>
+                    <a:prstGeom prst="rect">
+                      <a:avLst/>
+                    </a:prstGeom>
+                  </pic:spPr>
+                </pic:pic>
+              </a:graphicData>
+            </a:graphic>
+          </wp:inline>
+        </w:drawing>
+      </w:r>
+    </w:p>
+    <w:p>
+      <w:pPr>
+        <w:pStyle w:val="Ttulo3"/>
+      </w:pPr>
+      <w:r>
+        <w:t xml:space="preserve"> </w:t>
+      </w:r>
+      <w:bookmarkStart w:id="36" w:name="_Toc222148446"/>
+      <w:proofErr w:type="spellStart"/>
+      <w:r>
+        <w:t>Update</w:t>
+      </w:r>
+      <w:proofErr w:type="spellEnd"/>
+      <w:r>
+        <w:t xml:space="preserve"> (Editar)</w:t>
+      </w:r>
+      <w:r>
+        <w:t>:</w:t>
+      </w:r>
+      <w:bookmarkEnd w:id="36"/>
+    </w:p>
+    <w:p/>
+    <w:p>
+      <w:r>
+        <w:drawing>
+          <wp:inline distT="0" distB="0" distL="0" distR="0" wp14:anchorId="7C056166" wp14:editId="75767B04">
+            <wp:extent cx="5612130" cy="1412240"/>
+            <wp:effectExtent l="0" t="0" r="7620" b="0"/>
+            <wp:docPr id="170" name="Imagen 170"/>
+            <wp:cNvGraphicFramePr>
+              <a:graphicFrameLocks xmlns:a="http://schemas.openxmlformats.org/drawingml/2006/main" noChangeAspect="1"/>
+            </wp:cNvGraphicFramePr>
+            <a:graphic xmlns:a="http://schemas.openxmlformats.org/drawingml/2006/main">
+              <a:graphicData uri="http://schemas.openxmlformats.org/drawingml/2006/picture">
+                <pic:pic xmlns:pic="http://schemas.openxmlformats.org/drawingml/2006/picture">
+                  <pic:nvPicPr>
+                    <pic:cNvPr id="1" name=""/>
+                    <pic:cNvPicPr/>
+                  </pic:nvPicPr>
+                  <pic:blipFill>
+                    <a:blip r:embed="rId82"/>
+                    <a:stretch>
+                      <a:fillRect/>
+                    </a:stretch>
+                  </pic:blipFill>
+                  <pic:spPr>
+                    <a:xfrm>
+                      <a:off x="0" y="0"/>
+                      <a:ext cx="5612130" cy="1412240"/>
+                    </a:xfrm>
+                    <a:prstGeom prst="rect">
+                      <a:avLst/>
+                    </a:prstGeom>
+                  </pic:spPr>
+                </pic:pic>
+              </a:graphicData>
+            </a:graphic>
+          </wp:inline>
+        </w:drawing>
+      </w:r>
+    </w:p>
+    <w:p>
+      <w:r>
+        <w:t xml:space="preserve">Primer dato filtrado todos los campos </w:t>
+      </w:r>
+      <w:proofErr w:type="spellStart"/>
+      <w:r>
+        <w:t>Jhon</w:t>
+      </w:r>
+      <w:proofErr w:type="spellEnd"/>
+      <w:r>
+        <w:t xml:space="preserve"> y el segundo créame un nuevo campo</w:t>
+      </w:r>
+      <w:r>
+        <w:t>.</w:t>
+      </w:r>
+    </w:p>
+    <w:p>
+      <w:pPr>
+        <w:jc w:val="center"/>
+      </w:pPr>
+      <w:r>
+        <w:lastRenderedPageBreak/>
+        <w:drawing>
+          <wp:inline distT="0" distB="0" distL="0" distR="0" wp14:anchorId="5D5A371F" wp14:editId="6901850A">
+            <wp:extent cx="3896269" cy="3982006"/>
+            <wp:effectExtent l="0" t="0" r="9525" b="0"/>
+            <wp:docPr id="171" name="Imagen 171"/>
+            <wp:cNvGraphicFramePr>
+              <a:graphicFrameLocks xmlns:a="http://schemas.openxmlformats.org/drawingml/2006/main" noChangeAspect="1"/>
+            </wp:cNvGraphicFramePr>
+            <a:graphic xmlns:a="http://schemas.openxmlformats.org/drawingml/2006/main">
+              <a:graphicData uri="http://schemas.openxmlformats.org/drawingml/2006/picture">
+                <pic:pic xmlns:pic="http://schemas.openxmlformats.org/drawingml/2006/picture">
+                  <pic:nvPicPr>
+                    <pic:cNvPr id="1" name=""/>
+                    <pic:cNvPicPr/>
+                  </pic:nvPicPr>
+                  <pic:blipFill>
+                    <a:blip r:embed="rId83"/>
+                    <a:stretch>
+                      <a:fillRect/>
+                    </a:stretch>
+                  </pic:blipFill>
+                  <pic:spPr>
+                    <a:xfrm>
+                      <a:off x="0" y="0"/>
+                      <a:ext cx="3896269" cy="3982006"/>
+                    </a:xfrm>
+                    <a:prstGeom prst="rect">
+                      <a:avLst/>
+                    </a:prstGeom>
+                  </pic:spPr>
+                </pic:pic>
+              </a:graphicData>
+            </a:graphic>
+          </wp:inline>
+        </w:drawing>
+      </w:r>
+    </w:p>
+    <w:p>
+      <w:r>
+        <w:t xml:space="preserve">Podemos ver que se actualiza solamente un solo documento </w:t>
+      </w:r>
+      <w:proofErr w:type="spellStart"/>
+      <w:r>
+        <w:t>jhon</w:t>
+      </w:r>
+      <w:proofErr w:type="spellEnd"/>
+      <w:r>
+        <w:t xml:space="preserve">, es to es porque el método que realizamos </w:t>
+      </w:r>
+      <w:proofErr w:type="spellStart"/>
+      <w:r>
+        <w:rPr>
+          <w:b/>
+        </w:rPr>
+        <w:t>updateOne</w:t>
+      </w:r>
+      <w:proofErr w:type="spellEnd"/>
+      <w:r>
+        <w:rPr>
+          <w:b/>
+        </w:rPr>
+        <w:t xml:space="preserve"> </w:t>
+      </w:r>
+      <w:r>
+        <w:t xml:space="preserve">actualízame uno no </w:t>
+      </w:r>
+      <w:r>
+        <w:t>más</w:t>
+      </w:r>
+      <w:r>
+        <w:t>.</w:t>
+      </w:r>
+    </w:p>
+    <w:p/>
+    <w:p>
+      <w:pPr>
+        <w:jc w:val="center"/>
+      </w:pPr>
+      <w:r>
+        <w:drawing>
+          <wp:inline distT="0" distB="0" distL="0" distR="0" wp14:anchorId="7A59B63B" wp14:editId="5EB10153">
+            <wp:extent cx="5029200" cy="2385996"/>
+            <wp:effectExtent l="0" t="0" r="0" b="0"/>
+            <wp:docPr id="172" name="Imagen 172"/>
+            <wp:cNvGraphicFramePr>
+              <a:graphicFrameLocks xmlns:a="http://schemas.openxmlformats.org/drawingml/2006/main" noChangeAspect="1"/>
+            </wp:cNvGraphicFramePr>
+            <a:graphic xmlns:a="http://schemas.openxmlformats.org/drawingml/2006/main">
+              <a:graphicData uri="http://schemas.openxmlformats.org/drawingml/2006/picture">
+                <pic:pic xmlns:pic="http://schemas.openxmlformats.org/drawingml/2006/picture">
+                  <pic:nvPicPr>
+                    <pic:cNvPr id="1" name=""/>
+                    <pic:cNvPicPr/>
+                  </pic:nvPicPr>
+                  <pic:blipFill>
+                    <a:blip r:embed="rId84"/>
+                    <a:stretch>
+                      <a:fillRect/>
+                    </a:stretch>
+                  </pic:blipFill>
+                  <pic:spPr>
+                    <a:xfrm>
+                      <a:off x="0" y="0"/>
+                      <a:ext cx="5032950" cy="2387775"/>
+                    </a:xfrm>
+                    <a:prstGeom prst="rect">
+                      <a:avLst/>
+                    </a:prstGeom>
+                  </pic:spPr>
+                </pic:pic>
+              </a:graphicData>
+            </a:graphic>
+          </wp:inline>
+        </w:drawing>
+      </w:r>
+    </w:p>
+    <w:p>
+      <w:pPr>
+        <w:jc w:val="center"/>
+      </w:pPr>
+      <w:r>
+        <w:lastRenderedPageBreak/>
+        <w:drawing>
+          <wp:inline distT="0" distB="0" distL="0" distR="0" wp14:anchorId="478CABC9" wp14:editId="7AA727AA">
+            <wp:extent cx="4733925" cy="3032219"/>
+            <wp:effectExtent l="0" t="0" r="0" b="0"/>
+            <wp:docPr id="173" name="Imagen 173"/>
+            <wp:cNvGraphicFramePr>
+              <a:graphicFrameLocks xmlns:a="http://schemas.openxmlformats.org/drawingml/2006/main" noChangeAspect="1"/>
+            </wp:cNvGraphicFramePr>
+            <a:graphic xmlns:a="http://schemas.openxmlformats.org/drawingml/2006/main">
+              <a:graphicData uri="http://schemas.openxmlformats.org/drawingml/2006/picture">
+                <pic:pic xmlns:pic="http://schemas.openxmlformats.org/drawingml/2006/picture">
+                  <pic:nvPicPr>
+                    <pic:cNvPr id="1" name=""/>
+                    <pic:cNvPicPr/>
+                  </pic:nvPicPr>
+                  <pic:blipFill>
+                    <a:blip r:embed="rId85"/>
+                    <a:stretch>
+                      <a:fillRect/>
+                    </a:stretch>
+                  </pic:blipFill>
+                  <pic:spPr>
+                    <a:xfrm>
+                      <a:off x="0" y="0"/>
+                      <a:ext cx="4734932" cy="3032864"/>
+                    </a:xfrm>
+                    <a:prstGeom prst="rect">
+                      <a:avLst/>
+                    </a:prstGeom>
+                  </pic:spPr>
+                </pic:pic>
+              </a:graphicData>
+            </a:graphic>
+          </wp:inline>
+        </w:drawing>
+      </w:r>
+    </w:p>
+    <w:p/>
+    <w:p>
+      <w:pPr>
+        <w:pStyle w:val="Ttulo3"/>
+      </w:pPr>
+      <w:bookmarkStart w:id="37" w:name="_Toc222148447"/>
+      <w:proofErr w:type="spellStart"/>
+      <w:r>
+        <w:t>Delete</w:t>
+      </w:r>
+      <w:proofErr w:type="spellEnd"/>
+      <w:r>
+        <w:t xml:space="preserve"> (Eliminar)</w:t>
+      </w:r>
+      <w:r>
+        <w:t>:</w:t>
+      </w:r>
+      <w:bookmarkEnd w:id="37"/>
+    </w:p>
+    <w:p/>
+    <w:p>
+      <w:r>
+        <w:t>Con el siguiente comando es para eliminar un documento por id:</w:t>
+      </w:r>
+    </w:p>
+    <w:p/>
+    <w:p>
+      <w:pPr>
+        <w:jc w:val="center"/>
+      </w:pPr>
+    </w:p>
+    <w:p>
+      <w:pPr>
+        <w:jc w:val="center"/>
+      </w:pPr>
+      <w:r>
+        <w:lastRenderedPageBreak/>
+        <w:drawing>
+          <wp:inline distT="0" distB="0" distL="0" distR="0" wp14:anchorId="79A9A94E" wp14:editId="7CD0FB9C">
+            <wp:extent cx="3124200" cy="4428477"/>
+            <wp:effectExtent l="0" t="0" r="0" b="0"/>
+            <wp:docPr id="174" name="Imagen 174"/>
+            <wp:cNvGraphicFramePr>
+              <a:graphicFrameLocks xmlns:a="http://schemas.openxmlformats.org/drawingml/2006/main" noChangeAspect="1"/>
+            </wp:cNvGraphicFramePr>
+            <a:graphic xmlns:a="http://schemas.openxmlformats.org/drawingml/2006/main">
+              <a:graphicData uri="http://schemas.openxmlformats.org/drawingml/2006/picture">
+                <pic:pic xmlns:pic="http://schemas.openxmlformats.org/drawingml/2006/picture">
+                  <pic:nvPicPr>
+                    <pic:cNvPr id="1" name=""/>
+                    <pic:cNvPicPr/>
+                  </pic:nvPicPr>
+                  <pic:blipFill>
+                    <a:blip r:embed="rId86"/>
+                    <a:stretch>
+                      <a:fillRect/>
+                    </a:stretch>
+                  </pic:blipFill>
+                  <pic:spPr>
+                    <a:xfrm>
+                      <a:off x="0" y="0"/>
+                      <a:ext cx="3129820" cy="4436443"/>
+                    </a:xfrm>
+                    <a:prstGeom prst="rect">
+                      <a:avLst/>
+                    </a:prstGeom>
+                  </pic:spPr>
+                </pic:pic>
+              </a:graphicData>
+            </a:graphic>
+          </wp:inline>
+        </w:drawing>
+      </w:r>
+    </w:p>
+    <w:p>
+      <w:pPr>
+        <w:jc w:val="center"/>
+      </w:pPr>
+      <w:r>
+        <w:drawing>
+          <wp:inline distT="0" distB="0" distL="0" distR="0" wp14:anchorId="78518DA0" wp14:editId="6BB31A00">
+            <wp:extent cx="3711969" cy="3600450"/>
+            <wp:effectExtent l="0" t="0" r="3175" b="0"/>
+            <wp:docPr id="175" name="Imagen 175"/>
+            <wp:cNvGraphicFramePr>
+              <a:graphicFrameLocks xmlns:a="http://schemas.openxmlformats.org/drawingml/2006/main" noChangeAspect="1"/>
+            </wp:cNvGraphicFramePr>
+            <a:graphic xmlns:a="http://schemas.openxmlformats.org/drawingml/2006/main">
+              <a:graphicData uri="http://schemas.openxmlformats.org/drawingml/2006/picture">
+                <pic:pic xmlns:pic="http://schemas.openxmlformats.org/drawingml/2006/picture">
+                  <pic:nvPicPr>
+                    <pic:cNvPr id="1" name=""/>
+                    <pic:cNvPicPr/>
+                  </pic:nvPicPr>
+                  <pic:blipFill>
+                    <a:blip r:embed="rId87"/>
+                    <a:stretch>
+                      <a:fillRect/>
+                    </a:stretch>
+                  </pic:blipFill>
+                  <pic:spPr>
+                    <a:xfrm>
+                      <a:off x="0" y="0"/>
+                      <a:ext cx="3714947" cy="3603339"/>
+                    </a:xfrm>
+                    <a:prstGeom prst="rect">
+                      <a:avLst/>
+                    </a:prstGeom>
+                  </pic:spPr>
+                </pic:pic>
+              </a:graphicData>
+            </a:graphic>
+          </wp:inline>
+        </w:drawing>
+      </w:r>
+    </w:p>
+    <w:p>
+      <w:r>
+        <w:lastRenderedPageBreak/>
+        <w:t xml:space="preserve">Para eliminar </w:t>
+      </w:r>
+      <w:r>
+        <w:t xml:space="preserve">todos los datos de la </w:t>
+      </w:r>
+      <w:proofErr w:type="spellStart"/>
+      <w:r>
+        <w:t>colletion</w:t>
+      </w:r>
+      <w:proofErr w:type="spellEnd"/>
+      <w:r>
+        <w:t xml:space="preserve">: </w:t>
+      </w:r>
+    </w:p>
+    <w:p>
+      <w:pPr>
+        <w:jc w:val="center"/>
+      </w:pPr>
+      <w:r>
+        <w:drawing>
+          <wp:inline distT="0" distB="0" distL="0" distR="0" wp14:anchorId="50F95AF9" wp14:editId="0923EEBB">
+            <wp:extent cx="3534268" cy="1038370"/>
+            <wp:effectExtent l="0" t="0" r="0" b="9525"/>
+            <wp:docPr id="176" name="Imagen 176"/>
+            <wp:cNvGraphicFramePr>
+              <a:graphicFrameLocks xmlns:a="http://schemas.openxmlformats.org/drawingml/2006/main" noChangeAspect="1"/>
+            </wp:cNvGraphicFramePr>
+            <a:graphic xmlns:a="http://schemas.openxmlformats.org/drawingml/2006/main">
+              <a:graphicData uri="http://schemas.openxmlformats.org/drawingml/2006/picture">
+                <pic:pic xmlns:pic="http://schemas.openxmlformats.org/drawingml/2006/picture">
+                  <pic:nvPicPr>
+                    <pic:cNvPr id="1" name=""/>
+                    <pic:cNvPicPr/>
+                  </pic:nvPicPr>
+                  <pic:blipFill>
+                    <a:blip r:embed="rId88"/>
+                    <a:stretch>
+                      <a:fillRect/>
+                    </a:stretch>
+                  </pic:blipFill>
+                  <pic:spPr>
+                    <a:xfrm>
+                      <a:off x="0" y="0"/>
+                      <a:ext cx="3534268" cy="1038370"/>
+                    </a:xfrm>
+                    <a:prstGeom prst="rect">
+                      <a:avLst/>
+                    </a:prstGeom>
+                  </pic:spPr>
+                </pic:pic>
+              </a:graphicData>
+            </a:graphic>
+          </wp:inline>
+        </w:drawing>
+      </w:r>
+    </w:p>
+    <w:p/>
+    <w:p>
+      <w:pPr>
+        <w:pStyle w:val="Ttulo2"/>
+        <w:rPr>
+          <w:b/>
+        </w:rPr>
+      </w:pPr>
+      <w:bookmarkStart w:id="38" w:name="_Toc222148448"/>
+      <w:r>
+        <w:rPr>
+          <w:b/>
+        </w:rPr>
+        <w:t>32. Profundizando sobre “</w:t>
+      </w:r>
+      <w:proofErr w:type="spellStart"/>
+      <w:proofErr w:type="gramStart"/>
+      <w:r>
+        <w:rPr>
+          <w:b/>
+        </w:rPr>
+        <w:t>insertOne</w:t>
+      </w:r>
+      <w:proofErr w:type="spellEnd"/>
+      <w:r>
+        <w:rPr>
+          <w:b/>
+        </w:rPr>
+        <w:t>(</w:t>
+      </w:r>
+      <w:proofErr w:type="gramEnd"/>
+      <w:r>
+        <w:rPr>
+          <w:b/>
+        </w:rPr>
+        <w:t>)” &amp; “</w:t>
+      </w:r>
+      <w:proofErr w:type="spellStart"/>
+      <w:r>
+        <w:rPr>
+          <w:b/>
+        </w:rPr>
+        <w:t>insertMany</w:t>
+      </w:r>
+      <w:proofErr w:type="spellEnd"/>
+      <w:r>
+        <w:rPr>
+          <w:b/>
+        </w:rPr>
+        <w:t>()”</w:t>
+      </w:r>
+      <w:bookmarkEnd w:id="38"/>
+    </w:p>
+    <w:p/>
+    <w:p>
+      <w:pPr>
+        <w:pStyle w:val="Ttulo3"/>
+      </w:pPr>
+      <w:bookmarkStart w:id="39" w:name="_Toc222148449"/>
+      <w:proofErr w:type="spellStart"/>
+      <w:r>
+        <w:t>Create</w:t>
+      </w:r>
+      <w:proofErr w:type="spellEnd"/>
+      <w:r>
+        <w:t xml:space="preserve"> (Crear Nueva </w:t>
+      </w:r>
+      <w:proofErr w:type="spellStart"/>
+      <w:r>
+        <w:t>Collection</w:t>
+      </w:r>
+      <w:proofErr w:type="spellEnd"/>
+      <w:r>
+        <w:t>):</w:t>
+      </w:r>
+      <w:bookmarkEnd w:id="39"/>
+      <w:r>
+        <w:t xml:space="preserve"> </w:t>
+      </w:r>
+    </w:p>
+    <w:p/>
+    <w:p>
+      <w:r>
+        <w:t>Insertando:</w:t>
+      </w:r>
+    </w:p>
+    <w:p>
+      <w:pPr>
+        <w:jc w:val="center"/>
+      </w:pPr>
+      <w:r>
+        <w:drawing>
+          <wp:inline distT="0" distB="0" distL="0" distR="0" wp14:anchorId="428A4178" wp14:editId="4CFE61A6">
+            <wp:extent cx="3019425" cy="2935784"/>
+            <wp:effectExtent l="0" t="0" r="0" b="0"/>
+            <wp:docPr id="192" name="Imagen 192"/>
+            <wp:cNvGraphicFramePr>
+              <a:graphicFrameLocks xmlns:a="http://schemas.openxmlformats.org/drawingml/2006/main" noChangeAspect="1"/>
+            </wp:cNvGraphicFramePr>
+            <a:graphic xmlns:a="http://schemas.openxmlformats.org/drawingml/2006/main">
+              <a:graphicData uri="http://schemas.openxmlformats.org/drawingml/2006/picture">
+                <pic:pic xmlns:pic="http://schemas.openxmlformats.org/drawingml/2006/picture">
+                  <pic:nvPicPr>
+                    <pic:cNvPr id="1" name=""/>
+                    <pic:cNvPicPr/>
+                  </pic:nvPicPr>
+                  <pic:blipFill>
+                    <a:blip r:embed="rId89"/>
+                    <a:stretch>
+                      <a:fillRect/>
+                    </a:stretch>
+                  </pic:blipFill>
+                  <pic:spPr>
+                    <a:xfrm>
+                      <a:off x="0" y="0"/>
+                      <a:ext cx="3021871" cy="2938162"/>
+                    </a:xfrm>
+                    <a:prstGeom prst="rect">
+                      <a:avLst/>
+                    </a:prstGeom>
+                  </pic:spPr>
+                </pic:pic>
+              </a:graphicData>
+            </a:graphic>
+          </wp:inline>
+        </w:drawing>
+      </w:r>
+    </w:p>
+    <w:p/>
+    <w:p/>
+    <w:p>
+      <w:pPr>
+        <w:pStyle w:val="Ttulo3"/>
+      </w:pPr>
+      <w:bookmarkStart w:id="40" w:name="_Toc222148450"/>
+      <w:proofErr w:type="spellStart"/>
+      <w:r>
+        <w:t>Create</w:t>
+      </w:r>
+      <w:proofErr w:type="spellEnd"/>
+      <w:r>
+        <w:t xml:space="preserve"> (Crear)</w:t>
+      </w:r>
+      <w:r>
+        <w:t>:</w:t>
+      </w:r>
+      <w:bookmarkEnd w:id="40"/>
+      <w:r>
+        <w:t xml:space="preserve"> </w:t>
+      </w:r>
+    </w:p>
+    <w:p/>
+    <w:p>
+      <w:r>
+        <w:t>Para insertar uno:</w:t>
+      </w:r>
+    </w:p>
+    <w:p>
+      <w:pPr>
+        <w:jc w:val="center"/>
+      </w:pPr>
+      <w:r>
+        <w:lastRenderedPageBreak/>
+        <w:drawing>
+          <wp:inline distT="0" distB="0" distL="0" distR="0" wp14:anchorId="55F4FAF7" wp14:editId="324CB185">
+            <wp:extent cx="3629025" cy="1700558"/>
+            <wp:effectExtent l="0" t="0" r="0" b="0"/>
+            <wp:docPr id="177" name="Imagen 177"/>
+            <wp:cNvGraphicFramePr>
+              <a:graphicFrameLocks xmlns:a="http://schemas.openxmlformats.org/drawingml/2006/main" noChangeAspect="1"/>
+            </wp:cNvGraphicFramePr>
+            <a:graphic xmlns:a="http://schemas.openxmlformats.org/drawingml/2006/main">
+              <a:graphicData uri="http://schemas.openxmlformats.org/drawingml/2006/picture">
+                <pic:pic xmlns:pic="http://schemas.openxmlformats.org/drawingml/2006/picture">
+                  <pic:nvPicPr>
+                    <pic:cNvPr id="1" name=""/>
+                    <pic:cNvPicPr/>
+                  </pic:nvPicPr>
+                  <pic:blipFill>
+                    <a:blip r:embed="rId90"/>
+                    <a:stretch>
+                      <a:fillRect/>
+                    </a:stretch>
+                  </pic:blipFill>
+                  <pic:spPr>
+                    <a:xfrm>
+                      <a:off x="0" y="0"/>
+                      <a:ext cx="3631791" cy="1701854"/>
+                    </a:xfrm>
+                    <a:prstGeom prst="rect">
+                      <a:avLst/>
+                    </a:prstGeom>
+                  </pic:spPr>
+                </pic:pic>
+              </a:graphicData>
+            </a:graphic>
+          </wp:inline>
+        </w:drawing>
+      </w:r>
+    </w:p>
+    <w:p>
+      <w:r>
+        <w:t>Para insertar</w:t>
+      </w:r>
+      <w:r>
+        <w:t xml:space="preserve"> varios o</w:t>
+      </w:r>
+      <w:r>
+        <w:t xml:space="preserve"> muchos</w:t>
+      </w:r>
+      <w:r>
+        <w:t xml:space="preserve"> con []</w:t>
+      </w:r>
+      <w:r>
+        <w:t>:</w:t>
+      </w:r>
+    </w:p>
+    <w:p>
+      <w:pPr>
+        <w:jc w:val="center"/>
+      </w:pPr>
+      <w:r>
+        <w:drawing>
+          <wp:inline distT="0" distB="0" distL="0" distR="0" wp14:anchorId="43430259" wp14:editId="7CBDF1A9">
+            <wp:extent cx="2850332" cy="2924175"/>
+            <wp:effectExtent l="0" t="0" r="7620" b="0"/>
+            <wp:docPr id="178" name="Imagen 178"/>
+            <wp:cNvGraphicFramePr>
+              <a:graphicFrameLocks xmlns:a="http://schemas.openxmlformats.org/drawingml/2006/main" noChangeAspect="1"/>
+            </wp:cNvGraphicFramePr>
+            <a:graphic xmlns:a="http://schemas.openxmlformats.org/drawingml/2006/main">
+              <a:graphicData uri="http://schemas.openxmlformats.org/drawingml/2006/picture">
+                <pic:pic xmlns:pic="http://schemas.openxmlformats.org/drawingml/2006/picture">
+                  <pic:nvPicPr>
+                    <pic:cNvPr id="1" name=""/>
+                    <pic:cNvPicPr/>
+                  </pic:nvPicPr>
+                  <pic:blipFill>
+                    <a:blip r:embed="rId91"/>
+                    <a:stretch>
+                      <a:fillRect/>
+                    </a:stretch>
+                  </pic:blipFill>
+                  <pic:spPr>
+                    <a:xfrm>
+                      <a:off x="0" y="0"/>
+                      <a:ext cx="2852354" cy="2926250"/>
+                    </a:xfrm>
+                    <a:prstGeom prst="rect">
+                      <a:avLst/>
+                    </a:prstGeom>
+                  </pic:spPr>
+                </pic:pic>
+              </a:graphicData>
+            </a:graphic>
+          </wp:inline>
+        </w:drawing>
+      </w:r>
+    </w:p>
+    <w:p>
+      <w:pPr>
+        <w:pStyle w:val="Ttulo2"/>
+        <w:rPr>
+          <w:b/>
+        </w:rPr>
+      </w:pPr>
+      <w:bookmarkStart w:id="41" w:name="_Toc222148451"/>
+      <w:r>
+        <w:rPr>
+          <w:b/>
+        </w:rPr>
+        <w:t>33. Profundizando en la búsqueda de datos</w:t>
+      </w:r>
+      <w:bookmarkEnd w:id="41"/>
+    </w:p>
+    <w:p/>
+    <w:p>
+      <w:pPr>
+        <w:pStyle w:val="Ttulo3"/>
+      </w:pPr>
+      <w:bookmarkStart w:id="42" w:name="_Toc222148452"/>
+      <w:proofErr w:type="spellStart"/>
+      <w:proofErr w:type="gramStart"/>
+      <w:r>
+        <w:t>Read</w:t>
+      </w:r>
+      <w:proofErr w:type="spellEnd"/>
+      <w:r>
+        <w:t>(</w:t>
+      </w:r>
+      <w:proofErr w:type="gramEnd"/>
+      <w:r>
+        <w:t>Leer o Visualizar):</w:t>
+      </w:r>
+      <w:bookmarkEnd w:id="42"/>
+    </w:p>
+    <w:p/>
+    <w:p>
+      <w:r>
+        <w:t xml:space="preserve">Obtener todos los datos: </w:t>
+      </w:r>
+    </w:p>
+    <w:p>
+      <w:pPr>
+        <w:jc w:val="center"/>
+      </w:pPr>
+      <w:r>
+        <w:lastRenderedPageBreak/>
+        <w:drawing>
+          <wp:inline distT="0" distB="0" distL="0" distR="0" wp14:anchorId="1DECDEBA" wp14:editId="232942A4">
+            <wp:extent cx="2600325" cy="3568947"/>
+            <wp:effectExtent l="0" t="0" r="0" b="0"/>
+            <wp:docPr id="179" name="Imagen 179"/>
+            <wp:cNvGraphicFramePr>
+              <a:graphicFrameLocks xmlns:a="http://schemas.openxmlformats.org/drawingml/2006/main" noChangeAspect="1"/>
+            </wp:cNvGraphicFramePr>
+            <a:graphic xmlns:a="http://schemas.openxmlformats.org/drawingml/2006/main">
+              <a:graphicData uri="http://schemas.openxmlformats.org/drawingml/2006/picture">
+                <pic:pic xmlns:pic="http://schemas.openxmlformats.org/drawingml/2006/picture">
+                  <pic:nvPicPr>
+                    <pic:cNvPr id="1" name=""/>
+                    <pic:cNvPicPr/>
+                  </pic:nvPicPr>
+                  <pic:blipFill>
+                    <a:blip r:embed="rId92"/>
+                    <a:stretch>
+                      <a:fillRect/>
+                    </a:stretch>
+                  </pic:blipFill>
+                  <pic:spPr>
+                    <a:xfrm>
+                      <a:off x="0" y="0"/>
+                      <a:ext cx="2607583" cy="3578909"/>
+                    </a:xfrm>
+                    <a:prstGeom prst="rect">
+                      <a:avLst/>
+                    </a:prstGeom>
+                  </pic:spPr>
+                </pic:pic>
+              </a:graphicData>
+            </a:graphic>
+          </wp:inline>
+        </w:drawing>
+      </w:r>
+    </w:p>
+    <w:p>
+      <w:r>
+        <w:t xml:space="preserve">Recordemos para visualizar en versiones anteriores: </w:t>
+      </w:r>
+    </w:p>
+    <w:p>
+      <w:pPr>
+        <w:jc w:val="center"/>
+      </w:pPr>
+      <w:r>
+        <w:drawing>
+          <wp:inline distT="0" distB="0" distL="0" distR="0" wp14:anchorId="00EE427B" wp14:editId="4F79254D">
+            <wp:extent cx="2933838" cy="4038600"/>
+            <wp:effectExtent l="0" t="0" r="0" b="0"/>
+            <wp:docPr id="180" name="Imagen 180"/>
+            <wp:cNvGraphicFramePr>
+              <a:graphicFrameLocks xmlns:a="http://schemas.openxmlformats.org/drawingml/2006/main" noChangeAspect="1"/>
+            </wp:cNvGraphicFramePr>
+            <a:graphic xmlns:a="http://schemas.openxmlformats.org/drawingml/2006/main">
+              <a:graphicData uri="http://schemas.openxmlformats.org/drawingml/2006/picture">
+                <pic:pic xmlns:pic="http://schemas.openxmlformats.org/drawingml/2006/picture">
+                  <pic:nvPicPr>
+                    <pic:cNvPr id="1" name=""/>
+                    <pic:cNvPicPr/>
+                  </pic:nvPicPr>
+                  <pic:blipFill>
+                    <a:blip r:embed="rId93"/>
+                    <a:stretch>
+                      <a:fillRect/>
+                    </a:stretch>
+                  </pic:blipFill>
+                  <pic:spPr>
+                    <a:xfrm>
+                      <a:off x="0" y="0"/>
+                      <a:ext cx="2942628" cy="4050701"/>
+                    </a:xfrm>
+                    <a:prstGeom prst="rect">
+                      <a:avLst/>
+                    </a:prstGeom>
+                  </pic:spPr>
+                </pic:pic>
+              </a:graphicData>
+            </a:graphic>
+          </wp:inline>
+        </w:drawing>
+      </w:r>
+    </w:p>
+    <w:p>
+      <w:r>
+        <w:lastRenderedPageBreak/>
+        <w:t>Buscar un nombre en específico:</w:t>
+      </w:r>
+    </w:p>
+    <w:p>
+      <w:r>
+        <w:t xml:space="preserve">No se encuentra en </w:t>
+      </w:r>
+      <w:proofErr w:type="gramStart"/>
+      <w:r>
+        <w:t>la BD</w:t>
+      </w:r>
+      <w:proofErr w:type="gramEnd"/>
+    </w:p>
+    <w:p>
+      <w:pPr>
+        <w:jc w:val="center"/>
+      </w:pPr>
+      <w:r>
+        <w:drawing>
+          <wp:inline distT="0" distB="0" distL="0" distR="0" wp14:anchorId="7598D2C9" wp14:editId="02DB7032">
+            <wp:extent cx="4220164" cy="666843"/>
+            <wp:effectExtent l="0" t="0" r="9525" b="0"/>
+            <wp:docPr id="181" name="Imagen 181"/>
+            <wp:cNvGraphicFramePr>
+              <a:graphicFrameLocks xmlns:a="http://schemas.openxmlformats.org/drawingml/2006/main" noChangeAspect="1"/>
+            </wp:cNvGraphicFramePr>
+            <a:graphic xmlns:a="http://schemas.openxmlformats.org/drawingml/2006/main">
+              <a:graphicData uri="http://schemas.openxmlformats.org/drawingml/2006/picture">
+                <pic:pic xmlns:pic="http://schemas.openxmlformats.org/drawingml/2006/picture">
+                  <pic:nvPicPr>
+                    <pic:cNvPr id="1" name=""/>
+                    <pic:cNvPicPr/>
+                  </pic:nvPicPr>
+                  <pic:blipFill>
+                    <a:blip r:embed="rId94"/>
+                    <a:stretch>
+                      <a:fillRect/>
+                    </a:stretch>
+                  </pic:blipFill>
+                  <pic:spPr>
+                    <a:xfrm>
+                      <a:off x="0" y="0"/>
+                      <a:ext cx="4220164" cy="666843"/>
+                    </a:xfrm>
+                    <a:prstGeom prst="rect">
+                      <a:avLst/>
+                    </a:prstGeom>
+                  </pic:spPr>
+                </pic:pic>
+              </a:graphicData>
+            </a:graphic>
+          </wp:inline>
+        </w:drawing>
+      </w:r>
+    </w:p>
+    <w:p>
+      <w:r>
+        <w:t>Si se encuentra</w:t>
+      </w:r>
+    </w:p>
+    <w:p>
+      <w:pPr>
+        <w:jc w:val="center"/>
+      </w:pPr>
+      <w:r>
+        <w:drawing>
+          <wp:inline distT="0" distB="0" distL="0" distR="0" wp14:anchorId="376BD55A" wp14:editId="3EE4B776">
+            <wp:extent cx="3905795" cy="1971950"/>
+            <wp:effectExtent l="0" t="0" r="0" b="9525"/>
+            <wp:docPr id="182" name="Imagen 182"/>
+            <wp:cNvGraphicFramePr>
+              <a:graphicFrameLocks xmlns:a="http://schemas.openxmlformats.org/drawingml/2006/main" noChangeAspect="1"/>
+            </wp:cNvGraphicFramePr>
+            <a:graphic xmlns:a="http://schemas.openxmlformats.org/drawingml/2006/main">
+              <a:graphicData uri="http://schemas.openxmlformats.org/drawingml/2006/picture">
+                <pic:pic xmlns:pic="http://schemas.openxmlformats.org/drawingml/2006/picture">
+                  <pic:nvPicPr>
+                    <pic:cNvPr id="1" name=""/>
+                    <pic:cNvPicPr/>
+                  </pic:nvPicPr>
+                  <pic:blipFill>
+                    <a:blip r:embed="rId95"/>
+                    <a:stretch>
+                      <a:fillRect/>
+                    </a:stretch>
+                  </pic:blipFill>
+                  <pic:spPr>
+                    <a:xfrm>
+                      <a:off x="0" y="0"/>
+                      <a:ext cx="3905795" cy="1971950"/>
+                    </a:xfrm>
+                    <a:prstGeom prst="rect">
+                      <a:avLst/>
+                    </a:prstGeom>
+                  </pic:spPr>
+                </pic:pic>
+              </a:graphicData>
+            </a:graphic>
+          </wp:inline>
+        </w:drawing>
+      </w:r>
+    </w:p>
+    <w:p>
+      <w:pPr>
+        <w:jc w:val="center"/>
+      </w:pPr>
+    </w:p>
+    <w:p>
+      <w:r>
+        <w:t>Búsqueda p</w:t>
+      </w:r>
+      <w:r>
+        <w:t>or otro campo entero</w:t>
+      </w:r>
+    </w:p>
+    <w:p>
+      <w:pPr>
+        <w:jc w:val="center"/>
+      </w:pPr>
+      <w:r>
+        <w:drawing>
+          <wp:inline distT="0" distB="0" distL="0" distR="0" wp14:anchorId="675F0B92" wp14:editId="444BDAD9">
+            <wp:extent cx="3705742" cy="1905266"/>
+            <wp:effectExtent l="0" t="0" r="9525" b="0"/>
+            <wp:docPr id="183" name="Imagen 183"/>
+            <wp:cNvGraphicFramePr>
+              <a:graphicFrameLocks xmlns:a="http://schemas.openxmlformats.org/drawingml/2006/main" noChangeAspect="1"/>
+            </wp:cNvGraphicFramePr>
+            <a:graphic xmlns:a="http://schemas.openxmlformats.org/drawingml/2006/main">
+              <a:graphicData uri="http://schemas.openxmlformats.org/drawingml/2006/picture">
+                <pic:pic xmlns:pic="http://schemas.openxmlformats.org/drawingml/2006/picture">
+                  <pic:nvPicPr>
+                    <pic:cNvPr id="1" name=""/>
+                    <pic:cNvPicPr/>
+                  </pic:nvPicPr>
+                  <pic:blipFill>
+                    <a:blip r:embed="rId96"/>
+                    <a:stretch>
+                      <a:fillRect/>
+                    </a:stretch>
+                  </pic:blipFill>
+                  <pic:spPr>
+                    <a:xfrm>
+                      <a:off x="0" y="0"/>
+                      <a:ext cx="3705742" cy="1905266"/>
+                    </a:xfrm>
+                    <a:prstGeom prst="rect">
+                      <a:avLst/>
+                    </a:prstGeom>
+                  </pic:spPr>
+                </pic:pic>
+              </a:graphicData>
+            </a:graphic>
+          </wp:inline>
+        </w:drawing>
+      </w:r>
+    </w:p>
+    <w:p>
+      <w:r>
+        <w:t>Búsqueda por otro campo booleano</w:t>
+      </w:r>
+    </w:p>
+    <w:p>
+      <w:pPr>
+        <w:jc w:val="center"/>
+      </w:pPr>
+      <w:r>
+        <w:lastRenderedPageBreak/>
+        <w:drawing>
+          <wp:inline distT="0" distB="0" distL="0" distR="0" wp14:anchorId="2D178582" wp14:editId="7A699B6C">
+            <wp:extent cx="4220164" cy="1829055"/>
+            <wp:effectExtent l="0" t="0" r="9525" b="0"/>
+            <wp:docPr id="184" name="Imagen 184"/>
+            <wp:cNvGraphicFramePr>
+              <a:graphicFrameLocks xmlns:a="http://schemas.openxmlformats.org/drawingml/2006/main" noChangeAspect="1"/>
+            </wp:cNvGraphicFramePr>
+            <a:graphic xmlns:a="http://schemas.openxmlformats.org/drawingml/2006/main">
+              <a:graphicData uri="http://schemas.openxmlformats.org/drawingml/2006/picture">
+                <pic:pic xmlns:pic="http://schemas.openxmlformats.org/drawingml/2006/picture">
+                  <pic:nvPicPr>
+                    <pic:cNvPr id="1" name=""/>
+                    <pic:cNvPicPr/>
+                  </pic:nvPicPr>
+                  <pic:blipFill>
+                    <a:blip r:embed="rId97"/>
+                    <a:stretch>
+                      <a:fillRect/>
+                    </a:stretch>
+                  </pic:blipFill>
+                  <pic:spPr>
+                    <a:xfrm>
+                      <a:off x="0" y="0"/>
+                      <a:ext cx="4220164" cy="1829055"/>
+                    </a:xfrm>
+                    <a:prstGeom prst="rect">
+                      <a:avLst/>
+                    </a:prstGeom>
+                  </pic:spPr>
+                </pic:pic>
+              </a:graphicData>
+            </a:graphic>
+          </wp:inline>
+        </w:drawing>
+      </w:r>
+    </w:p>
+    <w:p>
+      <w:r>
+        <w:t xml:space="preserve">Podemos ver que podemos realizar búsquedas de diferentes tipos de campos ya sea </w:t>
+      </w:r>
+      <w:proofErr w:type="spellStart"/>
+      <w:r>
+        <w:t>string</w:t>
+      </w:r>
+      <w:proofErr w:type="spellEnd"/>
+      <w:r>
+        <w:t>, booleano, entero, etc.</w:t>
+      </w:r>
+    </w:p>
+    <w:p/>
+    <w:p>
+      <w:pPr>
+        <w:pStyle w:val="Ttulo2"/>
+        <w:rPr>
+          <w:b/>
+        </w:rPr>
+      </w:pPr>
+      <w:bookmarkStart w:id="43" w:name="_Toc222148453"/>
+      <w:r>
+        <w:rPr>
+          <w:b/>
+        </w:rPr>
+        <w:t>34. Profundizando sobre “</w:t>
+      </w:r>
+      <w:proofErr w:type="spellStart"/>
+      <w:proofErr w:type="gramStart"/>
+      <w:r>
+        <w:rPr>
+          <w:b/>
+        </w:rPr>
+        <w:t>updateOne</w:t>
+      </w:r>
+      <w:proofErr w:type="spellEnd"/>
+      <w:r>
+        <w:rPr>
+          <w:b/>
+        </w:rPr>
+        <w:t>(</w:t>
+      </w:r>
+      <w:proofErr w:type="gramEnd"/>
+      <w:r>
+        <w:rPr>
+          <w:b/>
+        </w:rPr>
+        <w:t>)” &amp; “</w:t>
+      </w:r>
+      <w:proofErr w:type="spellStart"/>
+      <w:r>
+        <w:rPr>
+          <w:b/>
+        </w:rPr>
+        <w:t>updateMany</w:t>
+      </w:r>
+      <w:proofErr w:type="spellEnd"/>
+      <w:r>
+        <w:rPr>
+          <w:b/>
+        </w:rPr>
+        <w:t>()”</w:t>
+      </w:r>
+      <w:bookmarkEnd w:id="43"/>
+    </w:p>
+    <w:p/>
+    <w:p>
+      <w:pPr>
+        <w:pStyle w:val="Ttulo3"/>
+      </w:pPr>
+      <w:bookmarkStart w:id="44" w:name="_Toc222148454"/>
+      <w:proofErr w:type="spellStart"/>
+      <w:r>
+        <w:t>Update</w:t>
+      </w:r>
+      <w:proofErr w:type="spellEnd"/>
+      <w:r>
+        <w:t>(Editar)</w:t>
+      </w:r>
+      <w:r>
+        <w:t>:</w:t>
+      </w:r>
+      <w:bookmarkEnd w:id="44"/>
+    </w:p>
+    <w:p/>
+    <w:p>
+      <w:pPr>
+        <w:pStyle w:val="Ttulo4"/>
+      </w:pPr>
+      <w:proofErr w:type="spellStart"/>
+      <w:proofErr w:type="gramStart"/>
+      <w:r>
+        <w:t>UpdateOne</w:t>
+      </w:r>
+      <w:proofErr w:type="spellEnd"/>
+      <w:r>
+        <w:t>(</w:t>
+      </w:r>
+      <w:proofErr w:type="gramEnd"/>
+      <w:r>
+        <w:t>):</w:t>
+      </w:r>
+    </w:p>
+    <w:p/>
+    <w:p>
+      <w:r>
+        <w:t>Actualizamos por id copiamos el id, lo cual lo copiamos</w:t>
+      </w:r>
+    </w:p>
+    <w:p>
+      <w:r>
+        <w:drawing>
+          <wp:inline distT="0" distB="0" distL="0" distR="0" wp14:anchorId="407C7E36" wp14:editId="0302C0C0">
+            <wp:extent cx="3305175" cy="822057"/>
+            <wp:effectExtent l="0" t="0" r="0" b="0"/>
+            <wp:docPr id="186" name="Imagen 186"/>
+            <wp:cNvGraphicFramePr>
+              <a:graphicFrameLocks xmlns:a="http://schemas.openxmlformats.org/drawingml/2006/main" noChangeAspect="1"/>
+            </wp:cNvGraphicFramePr>
+            <a:graphic xmlns:a="http://schemas.openxmlformats.org/drawingml/2006/main">
+              <a:graphicData uri="http://schemas.openxmlformats.org/drawingml/2006/picture">
+                <pic:pic xmlns:pic="http://schemas.openxmlformats.org/drawingml/2006/picture">
+                  <pic:nvPicPr>
+                    <pic:cNvPr id="1" name=""/>
+                    <pic:cNvPicPr/>
+                  </pic:nvPicPr>
+                  <pic:blipFill>
+                    <a:blip r:embed="rId98"/>
+                    <a:stretch>
+                      <a:fillRect/>
+                    </a:stretch>
+                  </pic:blipFill>
+                  <pic:spPr>
+                    <a:xfrm>
+                      <a:off x="0" y="0"/>
+                      <a:ext cx="3312649" cy="823916"/>
+                    </a:xfrm>
+                    <a:prstGeom prst="rect">
+                      <a:avLst/>
+                    </a:prstGeom>
+                  </pic:spPr>
+                </pic:pic>
+              </a:graphicData>
+            </a:graphic>
+          </wp:inline>
+        </w:drawing>
+      </w:r>
+    </w:p>
+    <w:p>
+      <w:r>
+        <w:t>Luego lo pegamos en la estructura</w:t>
+      </w:r>
+    </w:p>
+    <w:p>
+      <w:r>
+        <w:drawing>
+          <wp:inline distT="0" distB="0" distL="0" distR="0" wp14:anchorId="1BA94524" wp14:editId="47CE432E">
+            <wp:extent cx="5612130" cy="1006475"/>
+            <wp:effectExtent l="0" t="0" r="7620" b="3175"/>
+            <wp:docPr id="185" name="Imagen 185"/>
+            <wp:cNvGraphicFramePr>
+              <a:graphicFrameLocks xmlns:a="http://schemas.openxmlformats.org/drawingml/2006/main" noChangeAspect="1"/>
+            </wp:cNvGraphicFramePr>
+            <a:graphic xmlns:a="http://schemas.openxmlformats.org/drawingml/2006/main">
+              <a:graphicData uri="http://schemas.openxmlformats.org/drawingml/2006/picture">
+                <pic:pic xmlns:pic="http://schemas.openxmlformats.org/drawingml/2006/picture">
+                  <pic:nvPicPr>
+                    <pic:cNvPr id="1" name=""/>
+                    <pic:cNvPicPr/>
+                  </pic:nvPicPr>
+                  <pic:blipFill>
+                    <a:blip r:embed="rId99"/>
+                    <a:stretch>
+                      <a:fillRect/>
+                    </a:stretch>
+                  </pic:blipFill>
+                  <pic:spPr>
+                    <a:xfrm>
+                      <a:off x="0" y="0"/>
+                      <a:ext cx="5612130" cy="1006475"/>
+                    </a:xfrm>
+                    <a:prstGeom prst="rect">
+                      <a:avLst/>
+                    </a:prstGeom>
+                  </pic:spPr>
+                </pic:pic>
+              </a:graphicData>
+            </a:graphic>
+          </wp:inline>
+        </w:drawing>
+      </w:r>
+    </w:p>
+    <w:p>
+      <w:r>
+        <w:lastRenderedPageBreak/>
+        <w:drawing>
+          <wp:inline distT="0" distB="0" distL="0" distR="0" wp14:anchorId="4EF42908" wp14:editId="07D6F246">
+            <wp:extent cx="5305425" cy="1832106"/>
+            <wp:effectExtent l="0" t="0" r="0" b="0"/>
+            <wp:docPr id="187" name="Imagen 187"/>
+            <wp:cNvGraphicFramePr>
+              <a:graphicFrameLocks xmlns:a="http://schemas.openxmlformats.org/drawingml/2006/main" noChangeAspect="1"/>
+            </wp:cNvGraphicFramePr>
+            <a:graphic xmlns:a="http://schemas.openxmlformats.org/drawingml/2006/main">
+              <a:graphicData uri="http://schemas.openxmlformats.org/drawingml/2006/picture">
+                <pic:pic xmlns:pic="http://schemas.openxmlformats.org/drawingml/2006/picture">
+                  <pic:nvPicPr>
+                    <pic:cNvPr id="1" name=""/>
+                    <pic:cNvPicPr/>
+                  </pic:nvPicPr>
+                  <pic:blipFill>
+                    <a:blip r:embed="rId100"/>
+                    <a:stretch>
+                      <a:fillRect/>
+                    </a:stretch>
+                  </pic:blipFill>
+                  <pic:spPr>
+                    <a:xfrm>
+                      <a:off x="0" y="0"/>
+                      <a:ext cx="5309256" cy="1833429"/>
+                    </a:xfrm>
+                    <a:prstGeom prst="rect">
+                      <a:avLst/>
+                    </a:prstGeom>
+                  </pic:spPr>
+                </pic:pic>
+              </a:graphicData>
+            </a:graphic>
+          </wp:inline>
+        </w:drawing>
+      </w:r>
+    </w:p>
+    <w:p/>
+    <w:p>
+      <w:r>
+        <w:t>Actualizar tres documentos a la ves:</w:t>
+      </w:r>
+    </w:p>
+    <w:p>
+      <w:r>
+        <w:drawing>
+          <wp:inline distT="0" distB="0" distL="0" distR="0" wp14:anchorId="5C191D27" wp14:editId="4A804413">
+            <wp:extent cx="5612130" cy="1310640"/>
+            <wp:effectExtent l="0" t="0" r="7620" b="3810"/>
+            <wp:docPr id="188" name="Imagen 188"/>
+            <wp:cNvGraphicFramePr>
+              <a:graphicFrameLocks xmlns:a="http://schemas.openxmlformats.org/drawingml/2006/main" noChangeAspect="1"/>
+            </wp:cNvGraphicFramePr>
+            <a:graphic xmlns:a="http://schemas.openxmlformats.org/drawingml/2006/main">
+              <a:graphicData uri="http://schemas.openxmlformats.org/drawingml/2006/picture">
+                <pic:pic xmlns:pic="http://schemas.openxmlformats.org/drawingml/2006/picture">
+                  <pic:nvPicPr>
+                    <pic:cNvPr id="1" name=""/>
+                    <pic:cNvPicPr/>
+                  </pic:nvPicPr>
+                  <pic:blipFill>
+                    <a:blip r:embed="rId101"/>
+                    <a:stretch>
+                      <a:fillRect/>
+                    </a:stretch>
+                  </pic:blipFill>
+                  <pic:spPr>
+                    <a:xfrm>
+                      <a:off x="0" y="0"/>
+                      <a:ext cx="5612130" cy="1310640"/>
+                    </a:xfrm>
+                    <a:prstGeom prst="rect">
+                      <a:avLst/>
+                    </a:prstGeom>
+                  </pic:spPr>
+                </pic:pic>
+              </a:graphicData>
+            </a:graphic>
+          </wp:inline>
+        </w:drawing>
+      </w:r>
+    </w:p>
+    <w:p>
+      <w:r>
+        <w:t>En</w:t>
+      </w:r>
+      <w:r>
+        <w:t xml:space="preserve"> e</w:t>
+      </w:r>
+      <w:r>
+        <w:t xml:space="preserve">ste caso mongo no deja por el comando </w:t>
+      </w:r>
+      <w:proofErr w:type="spellStart"/>
+      <w:r>
+        <w:t>One</w:t>
+      </w:r>
+      <w:proofErr w:type="spellEnd"/>
+      <w:r>
+        <w:t>, lo cual actualiza uno.</w:t>
+      </w:r>
+    </w:p>
+    <w:p/>
+    <w:p>
+      <w:r>
+        <w:t xml:space="preserve">Actualizar un campo nombre: </w:t>
+      </w:r>
+    </w:p>
+    <w:p>
+      <w:r>
+        <w:drawing>
+          <wp:inline distT="0" distB="0" distL="0" distR="0" wp14:anchorId="35C05DC0" wp14:editId="2FD96837">
+            <wp:extent cx="5612130" cy="2148840"/>
+            <wp:effectExtent l="0" t="0" r="7620" b="3810"/>
+            <wp:docPr id="189" name="Imagen 189"/>
+            <wp:cNvGraphicFramePr>
+              <a:graphicFrameLocks xmlns:a="http://schemas.openxmlformats.org/drawingml/2006/main" noChangeAspect="1"/>
+            </wp:cNvGraphicFramePr>
+            <a:graphic xmlns:a="http://schemas.openxmlformats.org/drawingml/2006/main">
+              <a:graphicData uri="http://schemas.openxmlformats.org/drawingml/2006/picture">
+                <pic:pic xmlns:pic="http://schemas.openxmlformats.org/drawingml/2006/picture">
+                  <pic:nvPicPr>
+                    <pic:cNvPr id="1" name=""/>
+                    <pic:cNvPicPr/>
+                  </pic:nvPicPr>
+                  <pic:blipFill>
+                    <a:blip r:embed="rId102"/>
+                    <a:stretch>
+                      <a:fillRect/>
+                    </a:stretch>
+                  </pic:blipFill>
+                  <pic:spPr>
+                    <a:xfrm>
+                      <a:off x="0" y="0"/>
+                      <a:ext cx="5612130" cy="2148840"/>
+                    </a:xfrm>
+                    <a:prstGeom prst="rect">
+                      <a:avLst/>
+                    </a:prstGeom>
+                  </pic:spPr>
+                </pic:pic>
+              </a:graphicData>
+            </a:graphic>
+          </wp:inline>
+        </w:drawing>
+      </w:r>
+    </w:p>
+    <w:p>
+      <w:pPr>
+        <w:pStyle w:val="Ttulo4"/>
+      </w:pPr>
+      <w:proofErr w:type="spellStart"/>
+      <w:proofErr w:type="gramStart"/>
+      <w:r>
+        <w:t>UpdateMany</w:t>
+      </w:r>
+      <w:proofErr w:type="spellEnd"/>
+      <w:r>
+        <w:t>(</w:t>
+      </w:r>
+      <w:proofErr w:type="gramEnd"/>
+      <w:r>
+        <w:t>):</w:t>
+      </w:r>
+    </w:p>
+    <w:p/>
+    <w:p>
+      <w:pPr>
+        <w:rPr>
+          <w:b/>
+        </w:rPr>
+      </w:pPr>
+      <w:r>
+        <w:rPr>
+          <w:b/>
+        </w:rPr>
+        <w:t xml:space="preserve">Actualizar varios campos con mismo nombre: </w:t>
+      </w:r>
+    </w:p>
+    <w:p>
+      <w:pPr>
+        <w:rPr>
+          <w:b/>
+        </w:rPr>
+      </w:pPr>
+      <w:r>
+        <w:rPr>
+          <w:b/>
+        </w:rPr>
+        <w:lastRenderedPageBreak/>
+        <w:drawing>
+          <wp:inline distT="0" distB="0" distL="0" distR="0" wp14:anchorId="427FDB2D" wp14:editId="3E0814FB">
+            <wp:extent cx="5612130" cy="1091565"/>
+            <wp:effectExtent l="0" t="0" r="7620" b="0"/>
+            <wp:docPr id="190" name="Imagen 190"/>
+            <wp:cNvGraphicFramePr>
+              <a:graphicFrameLocks xmlns:a="http://schemas.openxmlformats.org/drawingml/2006/main" noChangeAspect="1"/>
+            </wp:cNvGraphicFramePr>
+            <a:graphic xmlns:a="http://schemas.openxmlformats.org/drawingml/2006/main">
+              <a:graphicData uri="http://schemas.openxmlformats.org/drawingml/2006/picture">
+                <pic:pic xmlns:pic="http://schemas.openxmlformats.org/drawingml/2006/picture">
+                  <pic:nvPicPr>
+                    <pic:cNvPr id="1" name=""/>
+                    <pic:cNvPicPr/>
+                  </pic:nvPicPr>
+                  <pic:blipFill>
+                    <a:blip r:embed="rId103"/>
+                    <a:stretch>
+                      <a:fillRect/>
+                    </a:stretch>
+                  </pic:blipFill>
+                  <pic:spPr>
+                    <a:xfrm>
+                      <a:off x="0" y="0"/>
+                      <a:ext cx="5612130" cy="1091565"/>
+                    </a:xfrm>
+                    <a:prstGeom prst="rect">
+                      <a:avLst/>
+                    </a:prstGeom>
+                  </pic:spPr>
+                </pic:pic>
+              </a:graphicData>
+            </a:graphic>
+          </wp:inline>
+        </w:drawing>
+      </w:r>
+    </w:p>
+    <w:p>
+      <w:pPr>
+        <w:jc w:val="center"/>
+        <w:rPr>
+          <w:b/>
+        </w:rPr>
+      </w:pPr>
+      <w:r>
+        <w:rPr>
+          <w:b/>
+        </w:rPr>
+        <w:drawing>
+          <wp:inline distT="0" distB="0" distL="0" distR="0" wp14:anchorId="5719AD89" wp14:editId="0F233E22">
+            <wp:extent cx="3476625" cy="4160416"/>
+            <wp:effectExtent l="0" t="0" r="0" b="0"/>
+            <wp:docPr id="191" name="Imagen 191"/>
+            <wp:cNvGraphicFramePr>
+              <a:graphicFrameLocks xmlns:a="http://schemas.openxmlformats.org/drawingml/2006/main" noChangeAspect="1"/>
+            </wp:cNvGraphicFramePr>
+            <a:graphic xmlns:a="http://schemas.openxmlformats.org/drawingml/2006/main">
+              <a:graphicData uri="http://schemas.openxmlformats.org/drawingml/2006/picture">
+                <pic:pic xmlns:pic="http://schemas.openxmlformats.org/drawingml/2006/picture">
+                  <pic:nvPicPr>
+                    <pic:cNvPr id="1" name=""/>
+                    <pic:cNvPicPr/>
+                  </pic:nvPicPr>
+                  <pic:blipFill>
+                    <a:blip r:embed="rId104"/>
+                    <a:stretch>
+                      <a:fillRect/>
+                    </a:stretch>
+                  </pic:blipFill>
+                  <pic:spPr>
+                    <a:xfrm>
+                      <a:off x="0" y="0"/>
+                      <a:ext cx="3479022" cy="4163284"/>
+                    </a:xfrm>
+                    <a:prstGeom prst="rect">
+                      <a:avLst/>
+                    </a:prstGeom>
+                  </pic:spPr>
+                </pic:pic>
+              </a:graphicData>
+            </a:graphic>
+          </wp:inline>
+        </w:drawing>
+      </w:r>
+    </w:p>
+    <w:p>
+      <w:pPr>
+        <w:rPr>
+          <w:b/>
+        </w:rPr>
+      </w:pPr>
+    </w:p>
+    <w:p/>
+    <w:p/>
+    <w:p>
+      <w:pPr>
+        <w:pStyle w:val="Ttulo2"/>
+        <w:rPr>
+          <w:b/>
+        </w:rPr>
+      </w:pPr>
+      <w:bookmarkStart w:id="45" w:name="_Toc222148455"/>
+      <w:r>
+        <w:rPr>
+          <w:b/>
+        </w:rPr>
+        <w:t>35. Aprendiendo sobre “</w:t>
+      </w:r>
+      <w:proofErr w:type="spellStart"/>
+      <w:proofErr w:type="gramStart"/>
+      <w:r>
+        <w:rPr>
+          <w:b/>
+        </w:rPr>
+        <w:t>find</w:t>
+      </w:r>
+      <w:proofErr w:type="spellEnd"/>
+      <w:r>
+        <w:rPr>
+          <w:b/>
+        </w:rPr>
+        <w:t>(</w:t>
+      </w:r>
+      <w:proofErr w:type="gramEnd"/>
+      <w:r>
+        <w:rPr>
+          <w:b/>
+        </w:rPr>
+        <w:t xml:space="preserve">)” &amp; Cursor </w:t>
+      </w:r>
+      <w:proofErr w:type="spellStart"/>
+      <w:r>
+        <w:rPr>
+          <w:b/>
+        </w:rPr>
+        <w:t>Object</w:t>
+      </w:r>
+      <w:bookmarkEnd w:id="45"/>
+      <w:proofErr w:type="spellEnd"/>
+      <w:r>
+        <w:rPr>
+          <w:b/>
+        </w:rPr>
+        <w:tab/>
+      </w:r>
+    </w:p>
+    <w:p/>
+    <w:p>
+      <w:r>
+        <w:lastRenderedPageBreak/>
+        <w:drawing>
+          <wp:inline distT="0" distB="0" distL="0" distR="0" wp14:anchorId="56135E44" wp14:editId="40142E38">
+            <wp:extent cx="5612130" cy="3094355"/>
+            <wp:effectExtent l="0" t="0" r="7620" b="0"/>
+            <wp:docPr id="193" name="Imagen 193"/>
+            <wp:cNvGraphicFramePr>
+              <a:graphicFrameLocks xmlns:a="http://schemas.openxmlformats.org/drawingml/2006/main" noChangeAspect="1"/>
+            </wp:cNvGraphicFramePr>
+            <a:graphic xmlns:a="http://schemas.openxmlformats.org/drawingml/2006/main">
+              <a:graphicData uri="http://schemas.openxmlformats.org/drawingml/2006/picture">
+                <pic:pic xmlns:pic="http://schemas.openxmlformats.org/drawingml/2006/picture">
+                  <pic:nvPicPr>
+                    <pic:cNvPr id="1" name=""/>
+                    <pic:cNvPicPr/>
+                  </pic:nvPicPr>
+                  <pic:blipFill>
+                    <a:blip r:embed="rId105"/>
+                    <a:stretch>
+                      <a:fillRect/>
+                    </a:stretch>
+                  </pic:blipFill>
+                  <pic:spPr>
+                    <a:xfrm>
+                      <a:off x="0" y="0"/>
+                      <a:ext cx="5612130" cy="3094355"/>
+                    </a:xfrm>
+                    <a:prstGeom prst="rect">
+                      <a:avLst/>
+                    </a:prstGeom>
+                  </pic:spPr>
+                </pic:pic>
+              </a:graphicData>
+            </a:graphic>
+          </wp:inline>
+        </w:drawing>
+      </w:r>
+    </w:p>
+    <w:p>
+      <w:r>
+        <w:t xml:space="preserve">En el </w:t>
+      </w:r>
+      <w:proofErr w:type="spellStart"/>
+      <w:r>
+        <w:t>find</w:t>
+      </w:r>
+      <w:proofErr w:type="spellEnd"/>
+      <w:r>
+        <w:t xml:space="preserve"> mongo nos entrega de 20 en </w:t>
+      </w:r>
+      <w:proofErr w:type="gramStart"/>
+      <w:r>
+        <w:t>20 ,</w:t>
+      </w:r>
+      <w:proofErr w:type="gramEnd"/>
+      <w:r>
+        <w:t xml:space="preserve"> debido para manejar cantidad de </w:t>
+      </w:r>
+      <w:proofErr w:type="spellStart"/>
+      <w:r>
+        <w:t>daots</w:t>
+      </w:r>
+      <w:proofErr w:type="spellEnd"/>
+      <w:r>
+        <w:t xml:space="preserve"> tan grandes. Esto lo hace el objeto cursor. </w:t>
+      </w:r>
+    </w:p>
+    <w:p>
+      <w:pPr>
+        <w:pStyle w:val="Ttulo3"/>
+      </w:pPr>
+      <w:bookmarkStart w:id="46" w:name="_Toc222148456"/>
+      <w:proofErr w:type="spellStart"/>
+      <w:proofErr w:type="gramStart"/>
+      <w:r>
+        <w:t>ToArray</w:t>
+      </w:r>
+      <w:proofErr w:type="spellEnd"/>
+      <w:r>
+        <w:t>(</w:t>
+      </w:r>
+      <w:proofErr w:type="gramEnd"/>
+      <w:r>
+        <w:t xml:space="preserve">) </w:t>
+      </w:r>
+      <w:r>
+        <w:t>Traernos todos los documentos:</w:t>
+      </w:r>
+      <w:bookmarkEnd w:id="46"/>
+      <w:r>
+        <w:t xml:space="preserve"> </w:t>
+      </w:r>
+    </w:p>
+    <w:p/>
+    <w:p>
+      <w:r>
+        <w:drawing>
+          <wp:inline distT="0" distB="0" distL="0" distR="0" wp14:anchorId="613DFA2D" wp14:editId="21B37667">
+            <wp:extent cx="4124901" cy="3743847"/>
+            <wp:effectExtent l="0" t="0" r="9525" b="0"/>
+            <wp:docPr id="194" name="Imagen 194"/>
+            <wp:cNvGraphicFramePr>
+              <a:graphicFrameLocks xmlns:a="http://schemas.openxmlformats.org/drawingml/2006/main" noChangeAspect="1"/>
+            </wp:cNvGraphicFramePr>
+            <a:graphic xmlns:a="http://schemas.openxmlformats.org/drawingml/2006/main">
+              <a:graphicData uri="http://schemas.openxmlformats.org/drawingml/2006/picture">
+                <pic:pic xmlns:pic="http://schemas.openxmlformats.org/drawingml/2006/picture">
+                  <pic:nvPicPr>
+                    <pic:cNvPr id="1" name=""/>
+                    <pic:cNvPicPr/>
+                  </pic:nvPicPr>
+                  <pic:blipFill>
+                    <a:blip r:embed="rId106"/>
+                    <a:stretch>
+                      <a:fillRect/>
+                    </a:stretch>
+                  </pic:blipFill>
+                  <pic:spPr>
+                    <a:xfrm>
+                      <a:off x="0" y="0"/>
+                      <a:ext cx="4124901" cy="3743847"/>
+                    </a:xfrm>
+                    <a:prstGeom prst="rect">
+                      <a:avLst/>
+                    </a:prstGeom>
+                  </pic:spPr>
+                </pic:pic>
+              </a:graphicData>
+            </a:graphic>
+          </wp:inline>
+        </w:drawing>
+      </w:r>
+    </w:p>
+    <w:p/>
+    <w:p>
+      <w:pPr>
+        <w:pStyle w:val="Ttulo3"/>
+      </w:pPr>
+      <w:bookmarkStart w:id="47" w:name="_Toc222148457"/>
+      <w:proofErr w:type="spellStart"/>
+      <w:proofErr w:type="gramStart"/>
+      <w:r>
+        <w:lastRenderedPageBreak/>
+        <w:t>ForEach</w:t>
+      </w:r>
+      <w:proofErr w:type="spellEnd"/>
+      <w:r>
+        <w:t>(</w:t>
+      </w:r>
+      <w:proofErr w:type="gramEnd"/>
+      <w:r>
+        <w:t xml:space="preserve">) </w:t>
+      </w:r>
+      <w:r>
+        <w:t xml:space="preserve">Iterar documento por documento, sin </w:t>
+      </w:r>
+      <w:proofErr w:type="spellStart"/>
+      <w:r>
+        <w:t>array</w:t>
+      </w:r>
+      <w:proofErr w:type="spellEnd"/>
+      <w:r>
+        <w:t xml:space="preserve"> :</w:t>
+      </w:r>
+      <w:bookmarkEnd w:id="47"/>
+      <w:r>
+        <w:t xml:space="preserve"> </w:t>
+      </w:r>
+    </w:p>
+    <w:p/>
+    <w:p>
+      <w:r>
+        <w:drawing>
+          <wp:inline distT="0" distB="0" distL="0" distR="0" wp14:anchorId="7CD21007" wp14:editId="21BDC8BE">
+            <wp:extent cx="5612130" cy="4112895"/>
+            <wp:effectExtent l="0" t="0" r="7620" b="1905"/>
+            <wp:docPr id="195" name="Imagen 195"/>
+            <wp:cNvGraphicFramePr>
+              <a:graphicFrameLocks xmlns:a="http://schemas.openxmlformats.org/drawingml/2006/main" noChangeAspect="1"/>
+            </wp:cNvGraphicFramePr>
+            <a:graphic xmlns:a="http://schemas.openxmlformats.org/drawingml/2006/main">
+              <a:graphicData uri="http://schemas.openxmlformats.org/drawingml/2006/picture">
+                <pic:pic xmlns:pic="http://schemas.openxmlformats.org/drawingml/2006/picture">
+                  <pic:nvPicPr>
+                    <pic:cNvPr id="1" name=""/>
+                    <pic:cNvPicPr/>
+                  </pic:nvPicPr>
+                  <pic:blipFill>
+                    <a:blip r:embed="rId107"/>
+                    <a:stretch>
+                      <a:fillRect/>
+                    </a:stretch>
+                  </pic:blipFill>
+                  <pic:spPr>
+                    <a:xfrm>
+                      <a:off x="0" y="0"/>
+                      <a:ext cx="5612130" cy="4112895"/>
+                    </a:xfrm>
+                    <a:prstGeom prst="rect">
+                      <a:avLst/>
+                    </a:prstGeom>
+                  </pic:spPr>
+                </pic:pic>
+              </a:graphicData>
+            </a:graphic>
+          </wp:inline>
+        </w:drawing>
+      </w:r>
+    </w:p>
+    <w:p/>
+    <w:p>
+      <w:pPr>
+        <w:pStyle w:val="Ttulo2"/>
+        <w:rPr>
+          <w:b/>
+        </w:rPr>
+      </w:pPr>
+      <w:bookmarkStart w:id="48" w:name="_Toc222148458"/>
+      <w:r>
+        <w:rPr>
+          <w:b/>
+        </w:rPr>
+        <w:t>36. Aprendiendo sobre “</w:t>
+      </w:r>
+      <w:proofErr w:type="spellStart"/>
+      <w:r>
+        <w:rPr>
+          <w:b/>
+        </w:rPr>
+        <w:t>Projection</w:t>
+      </w:r>
+      <w:proofErr w:type="spellEnd"/>
+      <w:r>
+        <w:rPr>
+          <w:b/>
+        </w:rPr>
+        <w:t>”</w:t>
+      </w:r>
+      <w:bookmarkEnd w:id="48"/>
+    </w:p>
+    <w:p/>
+    <w:p>
+      <w:r>
+        <w:t xml:space="preserve">Para traernos de la </w:t>
+      </w:r>
+      <w:proofErr w:type="spellStart"/>
+      <w:r>
+        <w:t>collétion</w:t>
+      </w:r>
+      <w:proofErr w:type="spellEnd"/>
+      <w:r>
+        <w:t xml:space="preserve"> </w:t>
+      </w:r>
+      <w:r>
+        <w:t xml:space="preserve">los campos que </w:t>
+      </w:r>
+      <w:r>
+        <w:t>nosotros nos</w:t>
+      </w:r>
+      <w:r>
+        <w:t xml:space="preserve"> interese</w:t>
+      </w:r>
+      <w:r>
+        <w:t>:</w:t>
+      </w:r>
+    </w:p>
+    <w:p/>
+    <w:p/>
+    <w:p/>
+    <w:p/>
+    <w:p/>
+    <w:p>
+      <w:pPr>
+        <w:jc w:val="center"/>
+      </w:pPr>
+      <w:r>
+        <w:lastRenderedPageBreak/>
+        <w:drawing>
+          <wp:inline distT="0" distB="0" distL="0" distR="0" wp14:anchorId="08CADF98" wp14:editId="69F07108">
+            <wp:extent cx="3924300" cy="3898547"/>
+            <wp:effectExtent l="0" t="0" r="0" b="6985"/>
+            <wp:docPr id="196" name="Imagen 196"/>
+            <wp:cNvGraphicFramePr>
+              <a:graphicFrameLocks xmlns:a="http://schemas.openxmlformats.org/drawingml/2006/main" noChangeAspect="1"/>
+            </wp:cNvGraphicFramePr>
+            <a:graphic xmlns:a="http://schemas.openxmlformats.org/drawingml/2006/main">
+              <a:graphicData uri="http://schemas.openxmlformats.org/drawingml/2006/picture">
+                <pic:pic xmlns:pic="http://schemas.openxmlformats.org/drawingml/2006/picture">
+                  <pic:nvPicPr>
+                    <pic:cNvPr id="1" name=""/>
+                    <pic:cNvPicPr/>
+                  </pic:nvPicPr>
+                  <pic:blipFill>
+                    <a:blip r:embed="rId108"/>
+                    <a:stretch>
+                      <a:fillRect/>
+                    </a:stretch>
+                  </pic:blipFill>
+                  <pic:spPr>
+                    <a:xfrm>
+                      <a:off x="0" y="0"/>
+                      <a:ext cx="3929499" cy="3903712"/>
+                    </a:xfrm>
+                    <a:prstGeom prst="rect">
+                      <a:avLst/>
+                    </a:prstGeom>
+                  </pic:spPr>
+                </pic:pic>
+              </a:graphicData>
+            </a:graphic>
+          </wp:inline>
+        </w:drawing>
+      </w:r>
+    </w:p>
+    <w:p/>
+    <w:p>
+      <w:r>
+        <w:t>Si queremos quitar el id y traernos solo el nombre:</w:t>
+      </w:r>
+    </w:p>
+    <w:p>
+      <w:pPr>
+        <w:jc w:val="center"/>
+      </w:pPr>
+      <w:r>
+        <w:drawing>
+          <wp:inline distT="0" distB="0" distL="0" distR="0" wp14:anchorId="482D1D31" wp14:editId="05C5C01D">
+            <wp:extent cx="3905250" cy="3329066"/>
+            <wp:effectExtent l="0" t="0" r="0" b="5080"/>
+            <wp:docPr id="197" name="Imagen 197"/>
+            <wp:cNvGraphicFramePr>
+              <a:graphicFrameLocks xmlns:a="http://schemas.openxmlformats.org/drawingml/2006/main" noChangeAspect="1"/>
+            </wp:cNvGraphicFramePr>
+            <a:graphic xmlns:a="http://schemas.openxmlformats.org/drawingml/2006/main">
+              <a:graphicData uri="http://schemas.openxmlformats.org/drawingml/2006/picture">
+                <pic:pic xmlns:pic="http://schemas.openxmlformats.org/drawingml/2006/picture">
+                  <pic:nvPicPr>
+                    <pic:cNvPr id="1" name=""/>
+                    <pic:cNvPicPr/>
+                  </pic:nvPicPr>
+                  <pic:blipFill>
+                    <a:blip r:embed="rId109"/>
+                    <a:stretch>
+                      <a:fillRect/>
+                    </a:stretch>
+                  </pic:blipFill>
+                  <pic:spPr>
+                    <a:xfrm>
+                      <a:off x="0" y="0"/>
+                      <a:ext cx="3910981" cy="3333952"/>
+                    </a:xfrm>
+                    <a:prstGeom prst="rect">
+                      <a:avLst/>
+                    </a:prstGeom>
+                  </pic:spPr>
+                </pic:pic>
+              </a:graphicData>
+            </a:graphic>
+          </wp:inline>
+        </w:drawing>
+      </w:r>
+    </w:p>
+    <w:p>
+      <w:pPr>
+        <w:jc w:val="center"/>
+      </w:pPr>
+    </w:p>
+    <w:p>
+      <w:pPr>
+        <w:jc w:val="center"/>
+      </w:pPr>
+    </w:p>
+    <w:p>
+      <w:pPr>
+        <w:pStyle w:val="Ttulo2"/>
+        <w:rPr>
+          <w:b/>
+        </w:rPr>
+      </w:pPr>
+      <w:bookmarkStart w:id="49" w:name="_Toc222148459"/>
+      <w:r>
+        <w:rPr>
+          <w:b/>
+        </w:rPr>
+        <w:t xml:space="preserve">37. Entendiendo Documentos Embebidos &amp; </w:t>
+      </w:r>
+      <w:proofErr w:type="spellStart"/>
+      <w:r>
+        <w:rPr>
+          <w:b/>
+        </w:rPr>
+        <w:t>Arrays</w:t>
+      </w:r>
+      <w:bookmarkEnd w:id="49"/>
+      <w:proofErr w:type="spellEnd"/>
+    </w:p>
+    <w:p/>
+    <w:p>
+      <w:pPr>
+        <w:jc w:val="center"/>
+      </w:pPr>
+      <w:r>
+        <w:drawing>
+          <wp:inline distT="0" distB="0" distL="0" distR="0" wp14:anchorId="0E67CDD0" wp14:editId="3F4F5DA9">
+            <wp:extent cx="5612130" cy="3199130"/>
+            <wp:effectExtent l="0" t="0" r="7620" b="1270"/>
+            <wp:docPr id="198" name="Imagen 198"/>
+            <wp:cNvGraphicFramePr>
+              <a:graphicFrameLocks xmlns:a="http://schemas.openxmlformats.org/drawingml/2006/main" noChangeAspect="1"/>
+            </wp:cNvGraphicFramePr>
+            <a:graphic xmlns:a="http://schemas.openxmlformats.org/drawingml/2006/main">
+              <a:graphicData uri="http://schemas.openxmlformats.org/drawingml/2006/picture">
+                <pic:pic xmlns:pic="http://schemas.openxmlformats.org/drawingml/2006/picture">
+                  <pic:nvPicPr>
+                    <pic:cNvPr id="1" name=""/>
+                    <pic:cNvPicPr/>
+                  </pic:nvPicPr>
+                  <pic:blipFill>
+                    <a:blip r:embed="rId110"/>
+                    <a:stretch>
+                      <a:fillRect/>
+                    </a:stretch>
+                  </pic:blipFill>
+                  <pic:spPr>
+                    <a:xfrm>
+                      <a:off x="0" y="0"/>
+                      <a:ext cx="5612130" cy="3199130"/>
+                    </a:xfrm>
+                    <a:prstGeom prst="rect">
+                      <a:avLst/>
+                    </a:prstGeom>
+                  </pic:spPr>
+                </pic:pic>
+              </a:graphicData>
+            </a:graphic>
+          </wp:inline>
+        </w:drawing>
+      </w:r>
+    </w:p>
+    <w:p>
+      <w:pPr>
+        <w:jc w:val="center"/>
+      </w:pPr>
+      <w:r>
+        <w:drawing>
+          <wp:inline distT="0" distB="0" distL="0" distR="0" wp14:anchorId="62C8DF9A" wp14:editId="4F371486">
+            <wp:extent cx="5612130" cy="3811270"/>
+            <wp:effectExtent l="0" t="0" r="7620" b="0"/>
+            <wp:docPr id="199" name="Imagen 199"/>
+            <wp:cNvGraphicFramePr>
+              <a:graphicFrameLocks xmlns:a="http://schemas.openxmlformats.org/drawingml/2006/main" noChangeAspect="1"/>
+            </wp:cNvGraphicFramePr>
+            <a:graphic xmlns:a="http://schemas.openxmlformats.org/drawingml/2006/main">
+              <a:graphicData uri="http://schemas.openxmlformats.org/drawingml/2006/picture">
+                <pic:pic xmlns:pic="http://schemas.openxmlformats.org/drawingml/2006/picture">
+                  <pic:nvPicPr>
+                    <pic:cNvPr id="1" name=""/>
+                    <pic:cNvPicPr/>
+                  </pic:nvPicPr>
+                  <pic:blipFill>
+                    <a:blip r:embed="rId111"/>
+                    <a:stretch>
+                      <a:fillRect/>
+                    </a:stretch>
+                  </pic:blipFill>
+                  <pic:spPr>
+                    <a:xfrm>
+                      <a:off x="0" y="0"/>
+                      <a:ext cx="5612130" cy="3811270"/>
+                    </a:xfrm>
+                    <a:prstGeom prst="rect">
+                      <a:avLst/>
+                    </a:prstGeom>
+                  </pic:spPr>
+                </pic:pic>
+              </a:graphicData>
+            </a:graphic>
+          </wp:inline>
+        </w:drawing>
+      </w:r>
+    </w:p>
+    <w:p/>
+    <w:p>
+      <w:pPr>
+        <w:pStyle w:val="Ttulo2"/>
+        <w:rPr>
+          <w:b/>
+        </w:rPr>
+      </w:pPr>
+      <w:bookmarkStart w:id="50" w:name="_Toc222148460"/>
+      <w:r>
+        <w:rPr>
+          <w:b/>
+        </w:rPr>
+        <w:lastRenderedPageBreak/>
+        <w:t>38. Trabajando con Documentos Embebidos</w:t>
+      </w:r>
+      <w:r>
+        <w:rPr>
+          <w:b/>
+        </w:rPr>
+        <w:t xml:space="preserve"> o Anidados</w:t>
+      </w:r>
+      <w:bookmarkEnd w:id="50"/>
+    </w:p>
+    <w:p/>
+    <w:p>
+      <w:r>
+        <w:t xml:space="preserve">Es tener un documento dentro de otro documento: </w:t>
+      </w:r>
+    </w:p>
+    <w:p>
+      <w:r>
+        <w:drawing>
+          <wp:inline distT="0" distB="0" distL="0" distR="0" wp14:anchorId="0F1B4302" wp14:editId="23E64D8A">
+            <wp:extent cx="5612130" cy="979170"/>
+            <wp:effectExtent l="0" t="0" r="7620" b="0"/>
+            <wp:docPr id="200" name="Imagen 200"/>
+            <wp:cNvGraphicFramePr>
+              <a:graphicFrameLocks xmlns:a="http://schemas.openxmlformats.org/drawingml/2006/main" noChangeAspect="1"/>
+            </wp:cNvGraphicFramePr>
+            <a:graphic xmlns:a="http://schemas.openxmlformats.org/drawingml/2006/main">
+              <a:graphicData uri="http://schemas.openxmlformats.org/drawingml/2006/picture">
+                <pic:pic xmlns:pic="http://schemas.openxmlformats.org/drawingml/2006/picture">
+                  <pic:nvPicPr>
+                    <pic:cNvPr id="1" name=""/>
+                    <pic:cNvPicPr/>
+                  </pic:nvPicPr>
+                  <pic:blipFill>
+                    <a:blip r:embed="rId112"/>
+                    <a:stretch>
+                      <a:fillRect/>
+                    </a:stretch>
+                  </pic:blipFill>
+                  <pic:spPr>
+                    <a:xfrm>
+                      <a:off x="0" y="0"/>
+                      <a:ext cx="5612130" cy="979170"/>
+                    </a:xfrm>
+                    <a:prstGeom prst="rect">
+                      <a:avLst/>
+                    </a:prstGeom>
+                  </pic:spPr>
+                </pic:pic>
+              </a:graphicData>
+            </a:graphic>
+          </wp:inline>
+        </w:drawing>
+      </w:r>
+    </w:p>
+    <w:p>
+      <w:pPr>
+        <w:jc w:val="center"/>
+      </w:pPr>
+      <w:r>
+        <w:drawing>
+          <wp:inline distT="0" distB="0" distL="0" distR="0" wp14:anchorId="5539683F" wp14:editId="16610CCF">
+            <wp:extent cx="3248025" cy="2219200"/>
+            <wp:effectExtent l="0" t="0" r="0" b="0"/>
+            <wp:docPr id="201" name="Imagen 201"/>
+            <wp:cNvGraphicFramePr>
+              <a:graphicFrameLocks xmlns:a="http://schemas.openxmlformats.org/drawingml/2006/main" noChangeAspect="1"/>
+            </wp:cNvGraphicFramePr>
+            <a:graphic xmlns:a="http://schemas.openxmlformats.org/drawingml/2006/main">
+              <a:graphicData uri="http://schemas.openxmlformats.org/drawingml/2006/picture">
+                <pic:pic xmlns:pic="http://schemas.openxmlformats.org/drawingml/2006/picture">
+                  <pic:nvPicPr>
+                    <pic:cNvPr id="1" name=""/>
+                    <pic:cNvPicPr/>
+                  </pic:nvPicPr>
+                  <pic:blipFill>
+                    <a:blip r:embed="rId113"/>
+                    <a:stretch>
+                      <a:fillRect/>
+                    </a:stretch>
+                  </pic:blipFill>
+                  <pic:spPr>
+                    <a:xfrm>
+                      <a:off x="0" y="0"/>
+                      <a:ext cx="3251035" cy="2221256"/>
+                    </a:xfrm>
+                    <a:prstGeom prst="rect">
+                      <a:avLst/>
+                    </a:prstGeom>
+                  </pic:spPr>
+                </pic:pic>
+              </a:graphicData>
+            </a:graphic>
+          </wp:inline>
+        </w:drawing>
+      </w:r>
+    </w:p>
+    <w:p>
+      <w:pPr>
+        <w:jc w:val="center"/>
+      </w:pPr>
+      <w:r>
+        <w:drawing>
+          <wp:inline distT="0" distB="0" distL="0" distR="0" wp14:anchorId="24352576" wp14:editId="25EAE58D">
+            <wp:extent cx="5612130" cy="2891790"/>
+            <wp:effectExtent l="0" t="0" r="7620" b="3810"/>
+            <wp:docPr id="202" name="Imagen 202"/>
+            <wp:cNvGraphicFramePr>
+              <a:graphicFrameLocks xmlns:a="http://schemas.openxmlformats.org/drawingml/2006/main" noChangeAspect="1"/>
+            </wp:cNvGraphicFramePr>
+            <a:graphic xmlns:a="http://schemas.openxmlformats.org/drawingml/2006/main">
+              <a:graphicData uri="http://schemas.openxmlformats.org/drawingml/2006/picture">
+                <pic:pic xmlns:pic="http://schemas.openxmlformats.org/drawingml/2006/picture">
+                  <pic:nvPicPr>
+                    <pic:cNvPr id="1" name=""/>
+                    <pic:cNvPicPr/>
+                  </pic:nvPicPr>
+                  <pic:blipFill>
+                    <a:blip r:embed="rId114"/>
+                    <a:stretch>
+                      <a:fillRect/>
+                    </a:stretch>
+                  </pic:blipFill>
+                  <pic:spPr>
+                    <a:xfrm>
+                      <a:off x="0" y="0"/>
+                      <a:ext cx="5612130" cy="2891790"/>
+                    </a:xfrm>
+                    <a:prstGeom prst="rect">
+                      <a:avLst/>
+                    </a:prstGeom>
+                  </pic:spPr>
+                </pic:pic>
+              </a:graphicData>
+            </a:graphic>
+          </wp:inline>
+        </w:drawing>
+      </w:r>
+    </w:p>
+    <w:p/>
+    <w:p/>
+    <w:p/>
+    <w:p>
+      <w:pPr>
+        <w:pStyle w:val="Ttulo2"/>
+        <w:rPr>
+          <w:b/>
+        </w:rPr>
+      </w:pPr>
+      <w:bookmarkStart w:id="51" w:name="_Toc222148461"/>
+      <w:r>
+        <w:rPr>
+          <w:b/>
+        </w:rPr>
+        <w:lastRenderedPageBreak/>
+        <w:t xml:space="preserve">39. Trabajando con </w:t>
+      </w:r>
+      <w:proofErr w:type="spellStart"/>
+      <w:r>
+        <w:rPr>
+          <w:b/>
+        </w:rPr>
+        <w:t>Arrays</w:t>
+      </w:r>
+      <w:bookmarkEnd w:id="51"/>
+      <w:proofErr w:type="spellEnd"/>
+    </w:p>
+    <w:p/>
+    <w:p>
+      <w:pPr>
+        <w:ind w:left="720"/>
+        <w:jc w:val="center"/>
+      </w:pPr>
+      <w:r>
+        <w:drawing>
+          <wp:inline distT="0" distB="0" distL="0" distR="0" wp14:anchorId="3F752937" wp14:editId="0CBAF867">
+            <wp:extent cx="5612130" cy="2371725"/>
+            <wp:effectExtent l="0" t="0" r="7620" b="9525"/>
+            <wp:docPr id="203" name="Imagen 203"/>
+            <wp:cNvGraphicFramePr>
+              <a:graphicFrameLocks xmlns:a="http://schemas.openxmlformats.org/drawingml/2006/main" noChangeAspect="1"/>
+            </wp:cNvGraphicFramePr>
+            <a:graphic xmlns:a="http://schemas.openxmlformats.org/drawingml/2006/main">
+              <a:graphicData uri="http://schemas.openxmlformats.org/drawingml/2006/picture">
+                <pic:pic xmlns:pic="http://schemas.openxmlformats.org/drawingml/2006/picture">
+                  <pic:nvPicPr>
+                    <pic:cNvPr id="1" name=""/>
+                    <pic:cNvPicPr/>
+                  </pic:nvPicPr>
+                  <pic:blipFill>
+                    <a:blip r:embed="rId115"/>
+                    <a:stretch>
+                      <a:fillRect/>
+                    </a:stretch>
+                  </pic:blipFill>
+                  <pic:spPr>
+                    <a:xfrm>
+                      <a:off x="0" y="0"/>
+                      <a:ext cx="5612130" cy="2371725"/>
+                    </a:xfrm>
+                    <a:prstGeom prst="rect">
+                      <a:avLst/>
+                    </a:prstGeom>
+                  </pic:spPr>
+                </pic:pic>
+              </a:graphicData>
+            </a:graphic>
+          </wp:inline>
+        </w:drawing>
+      </w:r>
+    </w:p>
+    <w:p>
+      <w:pPr>
+        <w:ind w:left="720"/>
+        <w:jc w:val="center"/>
+      </w:pPr>
+    </w:p>
+    <w:p>
+      <w:pPr>
+        <w:pStyle w:val="Ttulo2"/>
+        <w:rPr>
+          <w:b/>
+        </w:rPr>
+      </w:pPr>
+      <w:bookmarkStart w:id="52" w:name="_Toc222148462"/>
+      <w:r>
+        <w:rPr>
+          <w:b/>
+        </w:rPr>
+        <w:t>40. Accediendo a la Estructura de Datos</w:t>
+      </w:r>
+      <w:bookmarkEnd w:id="52"/>
+    </w:p>
+    <w:p/>
+    <w:p>
+      <w:pPr>
+        <w:pStyle w:val="Ttulo3"/>
+      </w:pPr>
+      <w:bookmarkStart w:id="53" w:name="_Toc222148463"/>
+      <w:r>
+        <w:t xml:space="preserve">Acceder a un </w:t>
+      </w:r>
+      <w:proofErr w:type="spellStart"/>
+      <w:r>
+        <w:t>Array</w:t>
+      </w:r>
+      <w:proofErr w:type="spellEnd"/>
+      <w:r>
+        <w:t>:</w:t>
+      </w:r>
+      <w:bookmarkEnd w:id="53"/>
+      <w:r>
+        <w:t xml:space="preserve"> </w:t>
+      </w:r>
+    </w:p>
+    <w:p>
+      <w:r>
+        <w:t xml:space="preserve"> </w:t>
+      </w:r>
+    </w:p>
+    <w:p>
+      <w:pPr>
+        <w:jc w:val="center"/>
+      </w:pPr>
+      <w:r>
+        <w:drawing>
+          <wp:inline distT="0" distB="0" distL="0" distR="0" wp14:anchorId="7BD83D96" wp14:editId="31BFB035">
+            <wp:extent cx="5612130" cy="1960245"/>
+            <wp:effectExtent l="0" t="0" r="7620" b="1905"/>
+            <wp:docPr id="204" name="Imagen 204"/>
+            <wp:cNvGraphicFramePr>
+              <a:graphicFrameLocks xmlns:a="http://schemas.openxmlformats.org/drawingml/2006/main" noChangeAspect="1"/>
+            </wp:cNvGraphicFramePr>
+            <a:graphic xmlns:a="http://schemas.openxmlformats.org/drawingml/2006/main">
+              <a:graphicData uri="http://schemas.openxmlformats.org/drawingml/2006/picture">
+                <pic:pic xmlns:pic="http://schemas.openxmlformats.org/drawingml/2006/picture">
+                  <pic:nvPicPr>
+                    <pic:cNvPr id="1" name=""/>
+                    <pic:cNvPicPr/>
+                  </pic:nvPicPr>
+                  <pic:blipFill>
+                    <a:blip r:embed="rId116"/>
+                    <a:stretch>
+                      <a:fillRect/>
+                    </a:stretch>
+                  </pic:blipFill>
+                  <pic:spPr>
+                    <a:xfrm>
+                      <a:off x="0" y="0"/>
+                      <a:ext cx="5612130" cy="1960245"/>
+                    </a:xfrm>
+                    <a:prstGeom prst="rect">
+                      <a:avLst/>
+                    </a:prstGeom>
+                  </pic:spPr>
+                </pic:pic>
+              </a:graphicData>
+            </a:graphic>
+          </wp:inline>
+        </w:drawing>
+      </w:r>
+    </w:p>
+    <w:p>
+      <w:r>
+        <w:t xml:space="preserve">Otro </w:t>
+      </w:r>
+      <w:proofErr w:type="gramStart"/>
+      <w:r>
+        <w:t>ejemplo :</w:t>
+      </w:r>
+      <w:proofErr w:type="gramEnd"/>
+    </w:p>
+    <w:p>
+      <w:pPr>
+        <w:jc w:val="center"/>
+      </w:pPr>
+      <w:r>
+        <w:lastRenderedPageBreak/>
+        <w:drawing>
+          <wp:inline distT="0" distB="0" distL="0" distR="0" wp14:anchorId="3AB614B7" wp14:editId="1F68D0BA">
+            <wp:extent cx="3953427" cy="4001058"/>
+            <wp:effectExtent l="0" t="0" r="9525" b="0"/>
+            <wp:docPr id="207" name="Imagen 207"/>
+            <wp:cNvGraphicFramePr>
+              <a:graphicFrameLocks xmlns:a="http://schemas.openxmlformats.org/drawingml/2006/main" noChangeAspect="1"/>
+            </wp:cNvGraphicFramePr>
+            <a:graphic xmlns:a="http://schemas.openxmlformats.org/drawingml/2006/main">
+              <a:graphicData uri="http://schemas.openxmlformats.org/drawingml/2006/picture">
+                <pic:pic xmlns:pic="http://schemas.openxmlformats.org/drawingml/2006/picture">
+                  <pic:nvPicPr>
+                    <pic:cNvPr id="1" name=""/>
+                    <pic:cNvPicPr/>
+                  </pic:nvPicPr>
+                  <pic:blipFill>
+                    <a:blip r:embed="rId117"/>
+                    <a:stretch>
+                      <a:fillRect/>
+                    </a:stretch>
+                  </pic:blipFill>
+                  <pic:spPr>
+                    <a:xfrm>
+                      <a:off x="0" y="0"/>
+                      <a:ext cx="3953427" cy="4001058"/>
+                    </a:xfrm>
+                    <a:prstGeom prst="rect">
+                      <a:avLst/>
+                    </a:prstGeom>
+                  </pic:spPr>
+                </pic:pic>
+              </a:graphicData>
+            </a:graphic>
+          </wp:inline>
+        </w:drawing>
+      </w:r>
+    </w:p>
+    <w:p>
+      <w:r>
+        <w:drawing>
+          <wp:inline distT="0" distB="0" distL="0" distR="0" wp14:anchorId="1717D09C" wp14:editId="12F67BDE">
+            <wp:extent cx="5612130" cy="2303780"/>
+            <wp:effectExtent l="0" t="0" r="7620" b="1270"/>
+            <wp:docPr id="208" name="Imagen 208"/>
+            <wp:cNvGraphicFramePr>
+              <a:graphicFrameLocks xmlns:a="http://schemas.openxmlformats.org/drawingml/2006/main" noChangeAspect="1"/>
+            </wp:cNvGraphicFramePr>
+            <a:graphic xmlns:a="http://schemas.openxmlformats.org/drawingml/2006/main">
+              <a:graphicData uri="http://schemas.openxmlformats.org/drawingml/2006/picture">
+                <pic:pic xmlns:pic="http://schemas.openxmlformats.org/drawingml/2006/picture">
+                  <pic:nvPicPr>
+                    <pic:cNvPr id="1" name=""/>
+                    <pic:cNvPicPr/>
+                  </pic:nvPicPr>
+                  <pic:blipFill>
+                    <a:blip r:embed="rId118"/>
+                    <a:stretch>
+                      <a:fillRect/>
+                    </a:stretch>
+                  </pic:blipFill>
+                  <pic:spPr>
+                    <a:xfrm>
+                      <a:off x="0" y="0"/>
+                      <a:ext cx="5612130" cy="2303780"/>
+                    </a:xfrm>
+                    <a:prstGeom prst="rect">
+                      <a:avLst/>
+                    </a:prstGeom>
+                  </pic:spPr>
+                </pic:pic>
+              </a:graphicData>
+            </a:graphic>
+          </wp:inline>
+        </w:drawing>
+      </w:r>
+    </w:p>
+    <w:p>
+      <w:pPr>
+        <w:pStyle w:val="Ttulo3"/>
+      </w:pPr>
+      <w:bookmarkStart w:id="54" w:name="_Toc222148464"/>
+      <w:r>
+        <w:t>Acceder a un Documento Anidado:</w:t>
+      </w:r>
+      <w:bookmarkEnd w:id="54"/>
+      <w:r>
+        <w:t xml:space="preserve"> </w:t>
+      </w:r>
+    </w:p>
+    <w:p/>
+    <w:p>
+      <w:r>
+        <w:t>Acceder a los clientes que son pago Efectivo:</w:t>
+      </w:r>
+    </w:p>
+    <w:p>
+      <w:pPr>
+        <w:jc w:val="center"/>
+      </w:pPr>
+      <w:r>
+        <w:lastRenderedPageBreak/>
+        <w:drawing>
+          <wp:inline distT="0" distB="0" distL="0" distR="0" wp14:anchorId="21D7BFE4" wp14:editId="6CE9511C">
+            <wp:extent cx="4600575" cy="3512084"/>
+            <wp:effectExtent l="0" t="0" r="0" b="0"/>
+            <wp:docPr id="205" name="Imagen 205"/>
+            <wp:cNvGraphicFramePr>
+              <a:graphicFrameLocks xmlns:a="http://schemas.openxmlformats.org/drawingml/2006/main" noChangeAspect="1"/>
+            </wp:cNvGraphicFramePr>
+            <a:graphic xmlns:a="http://schemas.openxmlformats.org/drawingml/2006/main">
+              <a:graphicData uri="http://schemas.openxmlformats.org/drawingml/2006/picture">
+                <pic:pic xmlns:pic="http://schemas.openxmlformats.org/drawingml/2006/picture">
+                  <pic:nvPicPr>
+                    <pic:cNvPr id="1" name=""/>
+                    <pic:cNvPicPr/>
+                  </pic:nvPicPr>
+                  <pic:blipFill>
+                    <a:blip r:embed="rId119"/>
+                    <a:stretch>
+                      <a:fillRect/>
+                    </a:stretch>
+                  </pic:blipFill>
+                  <pic:spPr>
+                    <a:xfrm>
+                      <a:off x="0" y="0"/>
+                      <a:ext cx="4607796" cy="3517597"/>
+                    </a:xfrm>
+                    <a:prstGeom prst="rect">
+                      <a:avLst/>
+                    </a:prstGeom>
+                  </pic:spPr>
+                </pic:pic>
+              </a:graphicData>
+            </a:graphic>
+          </wp:inline>
+        </w:drawing>
+      </w:r>
+    </w:p>
+    <w:p>
+      <w:pPr>
+        <w:jc w:val="center"/>
+      </w:pPr>
+    </w:p>
+    <w:p>
+      <w:pPr>
+        <w:pStyle w:val="Ttulo3"/>
+      </w:pPr>
+      <w:bookmarkStart w:id="55" w:name="_Toc222148465"/>
+      <w:r>
+        <w:t>Acceder a al responsable:</w:t>
+      </w:r>
+      <w:bookmarkEnd w:id="55"/>
+    </w:p>
+    <w:p/>
+    <w:p>
+      <w:pPr>
+        <w:jc w:val="center"/>
+      </w:pPr>
+      <w:r>
+        <w:drawing>
+          <wp:inline distT="0" distB="0" distL="0" distR="0" wp14:anchorId="4A6EE6DB" wp14:editId="74D095F2">
+            <wp:extent cx="4669169" cy="3685991"/>
+            <wp:effectExtent l="0" t="0" r="0" b="0"/>
+            <wp:docPr id="206" name="Imagen 206"/>
+            <wp:cNvGraphicFramePr>
+              <a:graphicFrameLocks xmlns:a="http://schemas.openxmlformats.org/drawingml/2006/main" noChangeAspect="1"/>
+            </wp:cNvGraphicFramePr>
+            <a:graphic xmlns:a="http://schemas.openxmlformats.org/drawingml/2006/main">
+              <a:graphicData uri="http://schemas.openxmlformats.org/drawingml/2006/picture">
+                <pic:pic xmlns:pic="http://schemas.openxmlformats.org/drawingml/2006/picture">
+                  <pic:nvPicPr>
+                    <pic:cNvPr id="1" name=""/>
+                    <pic:cNvPicPr/>
+                  </pic:nvPicPr>
+                  <pic:blipFill>
+                    <a:blip r:embed="rId120"/>
+                    <a:stretch>
+                      <a:fillRect/>
+                    </a:stretch>
+                  </pic:blipFill>
+                  <pic:spPr>
+                    <a:xfrm>
+                      <a:off x="0" y="0"/>
+                      <a:ext cx="4675448" cy="3690948"/>
+                    </a:xfrm>
+                    <a:prstGeom prst="rect">
+                      <a:avLst/>
+                    </a:prstGeom>
+                  </pic:spPr>
+                </pic:pic>
+              </a:graphicData>
+            </a:graphic>
+          </wp:inline>
+        </w:drawing>
+      </w:r>
+    </w:p>
+    <w:p>
+      <w:bookmarkStart w:id="56" w:name="_GoBack"/>
+      <w:bookmarkEnd w:id="56"/>
+    </w:p>
+    <w:p/>
+    <w:p/>
+    <w:p/>
+    <w:p/>
+    <w:p>
+      <w:pPr>
+        <w:jc w:val="center"/>
+      </w:pPr>
+    </w:p>
+    <w:p/>
+    <w:p/>
+    <w:p/>
+    <w:p/>
+    <w:p/>
+    <w:p/>
+    <w:p/>
     <w:p>
       <w:pPr>
         <w:ind w:firstLine="720"/>
@@ -7167,7 +14240,7 @@
       </w:pPr>
     </w:p>
     <w:sectPr>
-      <w:footerReference w:type="default" r:id="rId69"/>
+      <w:footerReference w:type="default" r:id="rId121"/>
       <w:pgSz w:w="12240" w:h="15840"/>
       <w:pgMar w:top="1417" w:right="1701" w:bottom="1417" w:left="1701" w:header="708" w:footer="708" w:gutter="0"/>
       <w:cols w:space="708"/>
@@ -7241,7 +14314,7 @@
           <w:rPr>
             <w:noProof/>
           </w:rPr>
-          <w:t>29</w:t>
+          <w:t>54</w:t>
         </w:r>
         <w:r>
           <w:fldChar w:fldCharType="end"/>
@@ -10670,7 +17743,7 @@
 </file>
 
 <file path=customXml/itemProps1.xml><?xml version="1.0" encoding="utf-8"?>
-<ds:datastoreItem xmlns:ds="http://schemas.openxmlformats.org/officeDocument/2006/customXml" ds:itemID="{15520FA5-639D-4C8E-9953-2113BB1DBD02}">
+<ds:datastoreItem xmlns:ds="http://schemas.openxmlformats.org/officeDocument/2006/customXml" ds:itemID="{A7414FC7-D9F3-42D2-B966-5955F3CAAD10}">
   <ds:schemaRefs>
     <ds:schemaRef ds:uri="http://schemas.openxmlformats.org/officeDocument/2006/bibliography"/>
   </ds:schemaRefs>

--- a/Documentation mongoDB.docx
+++ b/Documentation mongoDB.docx
@@ -10491,7 +10491,8 @@
       </w:pPr>
       <w:r>
         <w:rPr>
-          <w:lang w:val="es-CO"/>
+          <w:noProof/>
+          <w:lang w:val="en-US" w:eastAsia="en-US"/>
         </w:rPr>
         <w:drawing>
           <wp:inline distT="0" distB="0" distL="0" distR="0" wp14:anchorId="456FA0F3" wp14:editId="667E702E">
@@ -10539,7 +10540,8 @@
       </w:pPr>
       <w:r>
         <w:rPr>
-          <w:lang w:val="es-CO"/>
+          <w:noProof/>
+          <w:lang w:val="en-US" w:eastAsia="en-US"/>
         </w:rPr>
         <w:lastRenderedPageBreak/>
         <w:drawing>
@@ -10636,7 +10638,8 @@
       </w:pPr>
       <w:r>
         <w:rPr>
-          <w:lang w:val="es-CO"/>
+          <w:noProof/>
+          <w:lang w:val="en-US" w:eastAsia="en-US"/>
         </w:rPr>
         <w:drawing>
           <wp:inline distT="0" distB="0" distL="0" distR="0" wp14:anchorId="49647BD7" wp14:editId="2EEFB688">
@@ -10697,7 +10700,8 @@
       </w:pPr>
       <w:r>
         <w:rPr>
-          <w:lang w:val="es-CO"/>
+          <w:noProof/>
+          <w:lang w:val="en-US" w:eastAsia="en-US"/>
         </w:rPr>
         <w:lastRenderedPageBreak/>
         <w:drawing>
@@ -10796,7 +10800,8 @@
       </w:pPr>
       <w:r>
         <w:rPr>
-          <w:lang w:val="es-CO"/>
+          <w:noProof/>
+          <w:lang w:val="en-US" w:eastAsia="en-US"/>
         </w:rPr>
         <w:drawing>
           <wp:inline distT="0" distB="0" distL="0" distR="0" wp14:anchorId="249F8425" wp14:editId="169D420E">
@@ -10852,7 +10857,8 @@
       </w:pPr>
       <w:r>
         <w:rPr>
-          <w:lang w:val="es-CO"/>
+          <w:noProof/>
+          <w:lang w:val="en-US" w:eastAsia="en-US"/>
         </w:rPr>
         <w:lastRenderedPageBreak/>
         <w:drawing>
@@ -10941,7 +10947,8 @@
       </w:pPr>
       <w:r>
         <w:rPr>
-          <w:lang w:val="es-CO"/>
+          <w:noProof/>
+          <w:lang w:val="en-US" w:eastAsia="en-US"/>
         </w:rPr>
         <w:drawing>
           <wp:inline distT="0" distB="0" distL="0" distR="0" wp14:anchorId="2CEF1B26" wp14:editId="6BF15E17">
@@ -11143,7 +11150,8 @@
       </w:pPr>
       <w:r>
         <w:rPr>
-          <w:lang w:val="es-CO"/>
+          <w:noProof/>
+          <w:lang w:val="en-US" w:eastAsia="en-US"/>
         </w:rPr>
         <w:drawing>
           <wp:inline distT="0" distB="0" distL="0" distR="0" wp14:anchorId="25B377AB" wp14:editId="71029064">
@@ -11190,7 +11198,8 @@
       </w:pPr>
       <w:r>
         <w:rPr>
-          <w:lang w:val="es-CO"/>
+          <w:noProof/>
+          <w:lang w:val="en-US" w:eastAsia="en-US"/>
         </w:rPr>
         <w:drawing>
           <wp:inline distT="0" distB="0" distL="0" distR="0" wp14:anchorId="0A6A5227" wp14:editId="2BDE6588">
@@ -11371,6 +11380,10 @@
         <w:jc w:val="center"/>
       </w:pPr>
       <w:r>
+        <w:rPr>
+          <w:noProof/>
+          <w:lang w:val="en-US" w:eastAsia="en-US"/>
+        </w:rPr>
         <w:drawing>
           <wp:inline distT="0" distB="0" distL="0" distR="0" wp14:anchorId="0DE9D133" wp14:editId="5E0B4D3E">
             <wp:extent cx="3061642" cy="4429125"/>
@@ -11420,6 +11433,10 @@
         <w:jc w:val="center"/>
       </w:pPr>
       <w:r>
+        <w:rPr>
+          <w:noProof/>
+          <w:lang w:val="en-US" w:eastAsia="en-US"/>
+        </w:rPr>
         <w:lastRenderedPageBreak/>
         <w:drawing>
           <wp:inline distT="0" distB="0" distL="0" distR="0" wp14:anchorId="729F3ACE" wp14:editId="619FF7A1">
@@ -11476,6 +11493,10 @@
         <w:jc w:val="center"/>
       </w:pPr>
       <w:r>
+        <w:rPr>
+          <w:noProof/>
+          <w:lang w:val="en-US" w:eastAsia="en-US"/>
+        </w:rPr>
         <w:drawing>
           <wp:inline distT="0" distB="0" distL="0" distR="0" wp14:anchorId="50EBD300" wp14:editId="020A75FB">
             <wp:extent cx="5612130" cy="787400"/>
@@ -11518,6 +11539,10 @@
         <w:jc w:val="center"/>
       </w:pPr>
       <w:r>
+        <w:rPr>
+          <w:noProof/>
+          <w:lang w:val="en-US" w:eastAsia="en-US"/>
+        </w:rPr>
         <w:lastRenderedPageBreak/>
         <w:drawing>
           <wp:inline distT="0" distB="0" distL="0" distR="0" wp14:anchorId="665CBC87" wp14:editId="0EB9768B">
@@ -11580,6 +11605,10 @@
     <w:p/>
     <w:p>
       <w:r>
+        <w:rPr>
+          <w:noProof/>
+          <w:lang w:val="en-US" w:eastAsia="en-US"/>
+        </w:rPr>
         <w:drawing>
           <wp:inline distT="0" distB="0" distL="0" distR="0" wp14:anchorId="7C056166" wp14:editId="75767B04">
             <wp:extent cx="5612130" cy="1412240"/>
@@ -11638,6 +11667,10 @@
         <w:jc w:val="center"/>
       </w:pPr>
       <w:r>
+        <w:rPr>
+          <w:noProof/>
+          <w:lang w:val="en-US" w:eastAsia="en-US"/>
+        </w:rPr>
         <w:lastRenderedPageBreak/>
         <w:drawing>
           <wp:inline distT="0" distB="0" distL="0" distR="0" wp14:anchorId="5D5A371F" wp14:editId="6901850A">
@@ -11718,6 +11751,10 @@
         <w:jc w:val="center"/>
       </w:pPr>
       <w:r>
+        <w:rPr>
+          <w:noProof/>
+          <w:lang w:val="en-US" w:eastAsia="en-US"/>
+        </w:rPr>
         <w:drawing>
           <wp:inline distT="0" distB="0" distL="0" distR="0" wp14:anchorId="7A59B63B" wp14:editId="5EB10153">
             <wp:extent cx="5029200" cy="2385996"/>
@@ -11760,6 +11797,10 @@
         <w:jc w:val="center"/>
       </w:pPr>
       <w:r>
+        <w:rPr>
+          <w:noProof/>
+          <w:lang w:val="en-US" w:eastAsia="en-US"/>
+        </w:rPr>
         <w:lastRenderedPageBreak/>
         <w:drawing>
           <wp:inline distT="0" distB="0" distL="0" distR="0" wp14:anchorId="478CABC9" wp14:editId="7AA727AA">
@@ -11834,6 +11875,10 @@
         <w:jc w:val="center"/>
       </w:pPr>
       <w:r>
+        <w:rPr>
+          <w:noProof/>
+          <w:lang w:val="en-US" w:eastAsia="en-US"/>
+        </w:rPr>
         <w:lastRenderedPageBreak/>
         <w:drawing>
           <wp:inline distT="0" distB="0" distL="0" distR="0" wp14:anchorId="79A9A94E" wp14:editId="7CD0FB9C">
@@ -11877,6 +11922,10 @@
         <w:jc w:val="center"/>
       </w:pPr>
       <w:r>
+        <w:rPr>
+          <w:noProof/>
+          <w:lang w:val="en-US" w:eastAsia="en-US"/>
+        </w:rPr>
         <w:drawing>
           <wp:inline distT="0" distB="0" distL="0" distR="0" wp14:anchorId="78518DA0" wp14:editId="6BB31A00">
             <wp:extent cx="3711969" cy="3600450"/>
@@ -11936,6 +11985,10 @@
         <w:jc w:val="center"/>
       </w:pPr>
       <w:r>
+        <w:rPr>
+          <w:noProof/>
+          <w:lang w:val="en-US" w:eastAsia="en-US"/>
+        </w:rPr>
         <w:drawing>
           <wp:inline distT="0" distB="0" distL="0" distR="0" wp14:anchorId="50F95AF9" wp14:editId="0923EEBB">
             <wp:extent cx="3534268" cy="1038370"/>
@@ -12064,6 +12117,10 @@
         <w:jc w:val="center"/>
       </w:pPr>
       <w:r>
+        <w:rPr>
+          <w:noProof/>
+          <w:lang w:val="en-US" w:eastAsia="en-US"/>
+        </w:rPr>
         <w:drawing>
           <wp:inline distT="0" distB="0" distL="0" distR="0" wp14:anchorId="428A4178" wp14:editId="4CFE61A6">
             <wp:extent cx="3019425" cy="2935784"/>
@@ -12135,6 +12192,10 @@
         <w:jc w:val="center"/>
       </w:pPr>
       <w:r>
+        <w:rPr>
+          <w:noProof/>
+          <w:lang w:val="en-US" w:eastAsia="en-US"/>
+        </w:rPr>
         <w:lastRenderedPageBreak/>
         <w:drawing>
           <wp:inline distT="0" distB="0" distL="0" distR="0" wp14:anchorId="55F4FAF7" wp14:editId="324CB185">
@@ -12195,6 +12256,10 @@
         <w:jc w:val="center"/>
       </w:pPr>
       <w:r>
+        <w:rPr>
+          <w:noProof/>
+          <w:lang w:val="en-US" w:eastAsia="en-US"/>
+        </w:rPr>
         <w:drawing>
           <wp:inline distT="0" distB="0" distL="0" distR="0" wp14:anchorId="43430259" wp14:editId="7CBDF1A9">
             <wp:extent cx="2850332" cy="2924175"/>
@@ -12280,6 +12345,10 @@
         <w:jc w:val="center"/>
       </w:pPr>
       <w:r>
+        <w:rPr>
+          <w:noProof/>
+          <w:lang w:val="en-US" w:eastAsia="en-US"/>
+        </w:rPr>
         <w:lastRenderedPageBreak/>
         <w:drawing>
           <wp:inline distT="0" distB="0" distL="0" distR="0" wp14:anchorId="1DECDEBA" wp14:editId="232942A4">
@@ -12328,6 +12397,10 @@
         <w:jc w:val="center"/>
       </w:pPr>
       <w:r>
+        <w:rPr>
+          <w:noProof/>
+          <w:lang w:val="en-US" w:eastAsia="en-US"/>
+        </w:rPr>
         <w:drawing>
           <wp:inline distT="0" distB="0" distL="0" distR="0" wp14:anchorId="00EE427B" wp14:editId="4F79254D">
             <wp:extent cx="2933838" cy="4038600"/>
@@ -12386,6 +12459,10 @@
         <w:jc w:val="center"/>
       </w:pPr>
       <w:r>
+        <w:rPr>
+          <w:noProof/>
+          <w:lang w:val="en-US" w:eastAsia="en-US"/>
+        </w:rPr>
         <w:drawing>
           <wp:inline distT="0" distB="0" distL="0" distR="0" wp14:anchorId="7598D2C9" wp14:editId="02DB7032">
             <wp:extent cx="4220164" cy="666843"/>
@@ -12433,6 +12510,10 @@
         <w:jc w:val="center"/>
       </w:pPr>
       <w:r>
+        <w:rPr>
+          <w:noProof/>
+          <w:lang w:val="en-US" w:eastAsia="en-US"/>
+        </w:rPr>
         <w:drawing>
           <wp:inline distT="0" distB="0" distL="0" distR="0" wp14:anchorId="376BD55A" wp14:editId="3EE4B776">
             <wp:extent cx="3905795" cy="1971950"/>
@@ -12488,6 +12569,10 @@
         <w:jc w:val="center"/>
       </w:pPr>
       <w:r>
+        <w:rPr>
+          <w:noProof/>
+          <w:lang w:val="en-US" w:eastAsia="en-US"/>
+        </w:rPr>
         <w:drawing>
           <wp:inline distT="0" distB="0" distL="0" distR="0" wp14:anchorId="675F0B92" wp14:editId="444BDAD9">
             <wp:extent cx="3705742" cy="1905266"/>
@@ -12535,6 +12620,10 @@
         <w:jc w:val="center"/>
       </w:pPr>
       <w:r>
+        <w:rPr>
+          <w:noProof/>
+          <w:lang w:val="en-US" w:eastAsia="en-US"/>
+        </w:rPr>
         <w:lastRenderedPageBreak/>
         <w:drawing>
           <wp:inline distT="0" distB="0" distL="0" distR="0" wp14:anchorId="2D178582" wp14:editId="7A699B6C">
@@ -12685,6 +12774,10 @@
     </w:p>
     <w:p>
       <w:r>
+        <w:rPr>
+          <w:noProof/>
+          <w:lang w:val="en-US" w:eastAsia="en-US"/>
+        </w:rPr>
         <w:drawing>
           <wp:inline distT="0" distB="0" distL="0" distR="0" wp14:anchorId="407C7E36" wp14:editId="0302C0C0">
             <wp:extent cx="3305175" cy="822057"/>
@@ -12729,6 +12822,10 @@
     </w:p>
     <w:p>
       <w:r>
+        <w:rPr>
+          <w:noProof/>
+          <w:lang w:val="en-US" w:eastAsia="en-US"/>
+        </w:rPr>
         <w:drawing>
           <wp:inline distT="0" distB="0" distL="0" distR="0" wp14:anchorId="1BA94524" wp14:editId="47CE432E">
             <wp:extent cx="5612130" cy="1006475"/>
@@ -12768,6 +12865,10 @@
     </w:p>
     <w:p>
       <w:r>
+        <w:rPr>
+          <w:noProof/>
+          <w:lang w:val="en-US" w:eastAsia="en-US"/>
+        </w:rPr>
         <w:lastRenderedPageBreak/>
         <w:drawing>
           <wp:inline distT="0" distB="0" distL="0" distR="0" wp14:anchorId="4EF42908" wp14:editId="07D6F246">
@@ -12814,6 +12915,10 @@
     </w:p>
     <w:p>
       <w:r>
+        <w:rPr>
+          <w:noProof/>
+          <w:lang w:val="en-US" w:eastAsia="en-US"/>
+        </w:rPr>
         <w:drawing>
           <wp:inline distT="0" distB="0" distL="0" distR="0" wp14:anchorId="5C191D27" wp14:editId="4A804413">
             <wp:extent cx="5612130" cy="1310640"/>
@@ -12878,6 +12983,10 @@
     </w:p>
     <w:p>
       <w:r>
+        <w:rPr>
+          <w:noProof/>
+          <w:lang w:val="en-US" w:eastAsia="en-US"/>
+        </w:rPr>
         <w:drawing>
           <wp:inline distT="0" distB="0" distL="0" distR="0" wp14:anchorId="35C05DC0" wp14:editId="2FD96837">
             <wp:extent cx="5612130" cy="2148840"/>
@@ -12956,6 +13065,8 @@
       <w:r>
         <w:rPr>
           <w:b/>
+          <w:noProof/>
+          <w:lang w:val="en-US" w:eastAsia="en-US"/>
         </w:rPr>
         <w:lastRenderedPageBreak/>
         <w:drawing>
@@ -13005,6 +13116,8 @@
       <w:r>
         <w:rPr>
           <w:b/>
+          <w:noProof/>
+          <w:lang w:val="en-US" w:eastAsia="en-US"/>
         </w:rPr>
         <w:drawing>
           <wp:inline distT="0" distB="0" distL="0" distR="0" wp14:anchorId="5719AD89" wp14:editId="0F233E22">
@@ -13107,6 +13220,10 @@
     <w:p/>
     <w:p>
       <w:r>
+        <w:rPr>
+          <w:noProof/>
+          <w:lang w:val="en-US" w:eastAsia="en-US"/>
+        </w:rPr>
         <w:lastRenderedPageBreak/>
         <w:drawing>
           <wp:inline distT="0" distB="0" distL="0" distR="0" wp14:anchorId="56135E44" wp14:editId="40142E38">
@@ -13203,6 +13320,10 @@
     <w:p/>
     <w:p>
       <w:r>
+        <w:rPr>
+          <w:noProof/>
+          <w:lang w:val="en-US" w:eastAsia="en-US"/>
+        </w:rPr>
         <w:drawing>
           <wp:inline distT="0" distB="0" distL="0" distR="0" wp14:anchorId="613DFA2D" wp14:editId="21B37667">
             <wp:extent cx="4124901" cy="3743847"/>
@@ -13279,6 +13400,10 @@
     <w:p/>
     <w:p>
       <w:r>
+        <w:rPr>
+          <w:noProof/>
+          <w:lang w:val="en-US" w:eastAsia="en-US"/>
+        </w:rPr>
         <w:drawing>
           <wp:inline distT="0" distB="0" distL="0" distR="0" wp14:anchorId="7CD21007" wp14:editId="21BDC8BE">
             <wp:extent cx="5612130" cy="4112895"/>
@@ -13383,6 +13508,10 @@
         <w:jc w:val="center"/>
       </w:pPr>
       <w:r>
+        <w:rPr>
+          <w:noProof/>
+          <w:lang w:val="en-US" w:eastAsia="en-US"/>
+        </w:rPr>
         <w:lastRenderedPageBreak/>
         <w:drawing>
           <wp:inline distT="0" distB="0" distL="0" distR="0" wp14:anchorId="08CADF98" wp14:editId="69F07108">
@@ -13432,6 +13561,10 @@
         <w:jc w:val="center"/>
       </w:pPr>
       <w:r>
+        <w:rPr>
+          <w:noProof/>
+          <w:lang w:val="en-US" w:eastAsia="en-US"/>
+        </w:rPr>
         <w:drawing>
           <wp:inline distT="0" distB="0" distL="0" distR="0" wp14:anchorId="482D1D31" wp14:editId="05C5C01D">
             <wp:extent cx="3905250" cy="3329066"/>
@@ -13509,6 +13642,10 @@
         <w:jc w:val="center"/>
       </w:pPr>
       <w:r>
+        <w:rPr>
+          <w:noProof/>
+          <w:lang w:val="en-US" w:eastAsia="en-US"/>
+        </w:rPr>
         <w:drawing>
           <wp:inline distT="0" distB="0" distL="0" distR="0" wp14:anchorId="0E67CDD0" wp14:editId="3F4F5DA9">
             <wp:extent cx="5612130" cy="3199130"/>
@@ -13551,6 +13688,10 @@
         <w:jc w:val="center"/>
       </w:pPr>
       <w:r>
+        <w:rPr>
+          <w:noProof/>
+          <w:lang w:val="en-US" w:eastAsia="en-US"/>
+        </w:rPr>
         <w:drawing>
           <wp:inline distT="0" distB="0" distL="0" distR="0" wp14:anchorId="62C8DF9A" wp14:editId="4F371486">
             <wp:extent cx="5612130" cy="3811270"/>
@@ -13620,6 +13761,10 @@
     </w:p>
     <w:p>
       <w:r>
+        <w:rPr>
+          <w:noProof/>
+          <w:lang w:val="en-US" w:eastAsia="en-US"/>
+        </w:rPr>
         <w:drawing>
           <wp:inline distT="0" distB="0" distL="0" distR="0" wp14:anchorId="0F1B4302" wp14:editId="23E64D8A">
             <wp:extent cx="5612130" cy="979170"/>
@@ -13662,6 +13807,10 @@
         <w:jc w:val="center"/>
       </w:pPr>
       <w:r>
+        <w:rPr>
+          <w:noProof/>
+          <w:lang w:val="en-US" w:eastAsia="en-US"/>
+        </w:rPr>
         <w:drawing>
           <wp:inline distT="0" distB="0" distL="0" distR="0" wp14:anchorId="5539683F" wp14:editId="16610CCF">
             <wp:extent cx="3248025" cy="2219200"/>
@@ -13704,6 +13853,10 @@
         <w:jc w:val="center"/>
       </w:pPr>
       <w:r>
+        <w:rPr>
+          <w:noProof/>
+          <w:lang w:val="en-US" w:eastAsia="en-US"/>
+        </w:rPr>
         <w:drawing>
           <wp:inline distT="0" distB="0" distL="0" distR="0" wp14:anchorId="24352576" wp14:editId="25EAE58D">
             <wp:extent cx="5612130" cy="2891790"/>
@@ -13776,6 +13929,10 @@
         <w:jc w:val="center"/>
       </w:pPr>
       <w:r>
+        <w:rPr>
+          <w:noProof/>
+          <w:lang w:val="en-US" w:eastAsia="en-US"/>
+        </w:rPr>
         <w:drawing>
           <wp:inline distT="0" distB="0" distL="0" distR="0" wp14:anchorId="3F752937" wp14:editId="0CBAF867">
             <wp:extent cx="5612130" cy="2371725"/>
@@ -13867,6 +14024,10 @@
         <w:jc w:val="center"/>
       </w:pPr>
       <w:r>
+        <w:rPr>
+          <w:noProof/>
+          <w:lang w:val="en-US" w:eastAsia="en-US"/>
+        </w:rPr>
         <w:drawing>
           <wp:inline distT="0" distB="0" distL="0" distR="0" wp14:anchorId="7BD83D96" wp14:editId="31BFB035">
             <wp:extent cx="5612130" cy="1960245"/>
@@ -13919,6 +14080,10 @@
         <w:jc w:val="center"/>
       </w:pPr>
       <w:r>
+        <w:rPr>
+          <w:noProof/>
+          <w:lang w:val="en-US" w:eastAsia="en-US"/>
+        </w:rPr>
         <w:lastRenderedPageBreak/>
         <w:drawing>
           <wp:inline distT="0" distB="0" distL="0" distR="0" wp14:anchorId="3AB614B7" wp14:editId="1F68D0BA">
@@ -13959,6 +14124,10 @@
     </w:p>
     <w:p>
       <w:r>
+        <w:rPr>
+          <w:noProof/>
+          <w:lang w:val="en-US" w:eastAsia="en-US"/>
+        </w:rPr>
         <w:drawing>
           <wp:inline distT="0" distB="0" distL="0" distR="0" wp14:anchorId="1717D09C" wp14:editId="12F67BDE">
             <wp:extent cx="5612130" cy="2303780"/>
@@ -14020,6 +14189,10 @@
         <w:jc w:val="center"/>
       </w:pPr>
       <w:r>
+        <w:rPr>
+          <w:noProof/>
+          <w:lang w:val="en-US" w:eastAsia="en-US"/>
+        </w:rPr>
         <w:lastRenderedPageBreak/>
         <w:drawing>
           <wp:inline distT="0" distB="0" distL="0" distR="0" wp14:anchorId="21D7BFE4" wp14:editId="6CE9511C">
@@ -14079,6 +14252,10 @@
         <w:jc w:val="center"/>
       </w:pPr>
       <w:r>
+        <w:rPr>
+          <w:noProof/>
+          <w:lang w:val="en-US" w:eastAsia="en-US"/>
+        </w:rPr>
         <w:drawing>
           <wp:inline distT="0" distB="0" distL="0" distR="0" wp14:anchorId="4A6EE6DB" wp14:editId="74D095F2">
             <wp:extent cx="4669169" cy="3685991"/>
@@ -14117,8 +14294,294 @@
       </w:r>
     </w:p>
     <w:p>
+      <w:pPr>
+        <w:pStyle w:val="Ttulo1"/>
+        <w:jc w:val="center"/>
+        <w:rPr>
+          <w:rFonts w:ascii="Arial" w:hAnsi="Arial" w:cs="Arial"/>
+          <w:b/>
+          <w:sz w:val="24"/>
+          <w:szCs w:val="24"/>
+          <w:lang w:val="es-MX"/>
+        </w:rPr>
+      </w:pPr>
+      <w:r>
+        <w:rPr>
+          <w:rFonts w:ascii="Arial" w:hAnsi="Arial" w:cs="Arial"/>
+          <w:b/>
+          <w:sz w:val="24"/>
+          <w:szCs w:val="24"/>
+          <w:lang w:val="es-MX"/>
+        </w:rPr>
+        <w:lastRenderedPageBreak/>
+        <w:t xml:space="preserve">Sección 5: Profundizando en </w:t>
+      </w:r>
+      <w:proofErr w:type="gramStart"/>
+      <w:r>
+        <w:rPr>
+          <w:rFonts w:ascii="Arial" w:hAnsi="Arial" w:cs="Arial"/>
+          <w:b/>
+          <w:sz w:val="24"/>
+          <w:szCs w:val="24"/>
+          <w:lang w:val="es-MX"/>
+        </w:rPr>
+        <w:t>las  Operaciones</w:t>
+      </w:r>
+      <w:proofErr w:type="gramEnd"/>
+      <w:r>
+        <w:rPr>
+          <w:rFonts w:ascii="Arial" w:hAnsi="Arial" w:cs="Arial"/>
+          <w:b/>
+          <w:sz w:val="24"/>
+          <w:szCs w:val="24"/>
+          <w:lang w:val="es-MX"/>
+        </w:rPr>
+        <w:t xml:space="preserve"> “</w:t>
+      </w:r>
+      <w:proofErr w:type="spellStart"/>
+      <w:r>
+        <w:rPr>
+          <w:rFonts w:ascii="Arial" w:hAnsi="Arial" w:cs="Arial"/>
+          <w:b/>
+          <w:sz w:val="24"/>
+          <w:szCs w:val="24"/>
+          <w:lang w:val="es-MX"/>
+        </w:rPr>
+        <w:t>Create</w:t>
+      </w:r>
+      <w:proofErr w:type="spellEnd"/>
+      <w:r>
+        <w:rPr>
+          <w:rFonts w:ascii="Arial" w:hAnsi="Arial" w:cs="Arial"/>
+          <w:b/>
+          <w:sz w:val="24"/>
+          <w:szCs w:val="24"/>
+          <w:lang w:val="es-MX"/>
+        </w:rPr>
+        <w:t>”</w:t>
+      </w:r>
+    </w:p>
+    <w:p>
+      <w:pPr>
+        <w:rPr>
+          <w:lang w:val="es-MX"/>
+        </w:rPr>
+      </w:pPr>
+    </w:p>
+    <w:p>
+      <w:pPr>
+        <w:pStyle w:val="Ttulo2"/>
+        <w:rPr>
+          <w:b/>
+          <w:lang w:val="es-MX"/>
+        </w:rPr>
+      </w:pPr>
+      <w:r>
+        <w:rPr>
+          <w:b/>
+          <w:lang w:val="es-MX"/>
+        </w:rPr>
+        <w:t xml:space="preserve">43. Crear documentos en </w:t>
+      </w:r>
+      <w:proofErr w:type="spellStart"/>
+      <w:r>
+        <w:rPr>
+          <w:b/>
+          <w:lang w:val="es-MX"/>
+        </w:rPr>
+        <w:t>MongoDB</w:t>
+      </w:r>
+      <w:proofErr w:type="spellEnd"/>
+    </w:p>
+    <w:p>
+      <w:pPr>
+        <w:rPr>
+          <w:lang w:val="es-MX"/>
+        </w:rPr>
+      </w:pPr>
+    </w:p>
+    <w:p>
+      <w:pPr>
+        <w:jc w:val="center"/>
+        <w:rPr>
+          <w:lang w:val="es-MX"/>
+        </w:rPr>
+      </w:pPr>
+      <w:r>
+        <w:rPr>
+          <w:lang w:val="es-MX"/>
+        </w:rPr>
+        <w:drawing>
+          <wp:inline distT="0" distB="0" distL="0" distR="0" wp14:anchorId="47F8A985" wp14:editId="4721C5E1">
+            <wp:extent cx="5612130" cy="3266440"/>
+            <wp:effectExtent l="0" t="0" r="7620" b="0"/>
+            <wp:docPr id="162" name="Imagen 162"/>
+            <wp:cNvGraphicFramePr>
+              <a:graphicFrameLocks xmlns:a="http://schemas.openxmlformats.org/drawingml/2006/main" noChangeAspect="1"/>
+            </wp:cNvGraphicFramePr>
+            <a:graphic xmlns:a="http://schemas.openxmlformats.org/drawingml/2006/main">
+              <a:graphicData uri="http://schemas.openxmlformats.org/drawingml/2006/picture">
+                <pic:pic xmlns:pic="http://schemas.openxmlformats.org/drawingml/2006/picture">
+                  <pic:nvPicPr>
+                    <pic:cNvPr id="1" name=""/>
+                    <pic:cNvPicPr/>
+                  </pic:nvPicPr>
+                  <pic:blipFill>
+                    <a:blip r:embed="rId121"/>
+                    <a:stretch>
+                      <a:fillRect/>
+                    </a:stretch>
+                  </pic:blipFill>
+                  <pic:spPr>
+                    <a:xfrm>
+                      <a:off x="0" y="0"/>
+                      <a:ext cx="5612130" cy="3266440"/>
+                    </a:xfrm>
+                    <a:prstGeom prst="rect">
+                      <a:avLst/>
+                    </a:prstGeom>
+                  </pic:spPr>
+                </pic:pic>
+              </a:graphicData>
+            </a:graphic>
+          </wp:inline>
+        </w:drawing>
+      </w:r>
+    </w:p>
+    <w:p>
+      <w:pPr>
+        <w:pStyle w:val="Ttulo2"/>
+        <w:rPr>
+          <w:b/>
+        </w:rPr>
+      </w:pPr>
+      <w:r>
+        <w:rPr>
+          <w:b/>
+        </w:rPr>
+        <w:t xml:space="preserve">44. Aprendiendo los </w:t>
+      </w:r>
+      <w:proofErr w:type="spellStart"/>
+      <w:r>
+        <w:rPr>
+          <w:b/>
+        </w:rPr>
+        <w:t>metodos</w:t>
+      </w:r>
+      <w:proofErr w:type="spellEnd"/>
+      <w:r>
+        <w:rPr>
+          <w:b/>
+        </w:rPr>
+        <w:t xml:space="preserve"> “</w:t>
+      </w:r>
+      <w:proofErr w:type="spellStart"/>
+      <w:proofErr w:type="gramStart"/>
+      <w:r>
+        <w:rPr>
+          <w:b/>
+        </w:rPr>
+        <w:t>insert</w:t>
+      </w:r>
+      <w:proofErr w:type="spellEnd"/>
+      <w:r>
+        <w:rPr>
+          <w:b/>
+        </w:rPr>
+        <w:t>(</w:t>
+      </w:r>
+      <w:proofErr w:type="gramEnd"/>
+      <w:r>
+        <w:rPr>
+          <w:b/>
+        </w:rPr>
+        <w:t>)</w:t>
+      </w:r>
+      <w:r>
+        <w:rPr>
+          <w:b/>
+        </w:rPr>
+        <w:t>”</w:t>
+      </w:r>
+    </w:p>
+    <w:p/>
+    <w:p>
+      <w:r>
+        <w:drawing>
+          <wp:inline distT="0" distB="0" distL="0" distR="0" wp14:anchorId="3B2E25E0" wp14:editId="2187D8C0">
+            <wp:extent cx="5612130" cy="2153285"/>
+            <wp:effectExtent l="0" t="0" r="7620" b="0"/>
+            <wp:docPr id="209" name="Imagen 209"/>
+            <wp:cNvGraphicFramePr>
+              <a:graphicFrameLocks xmlns:a="http://schemas.openxmlformats.org/drawingml/2006/main" noChangeAspect="1"/>
+            </wp:cNvGraphicFramePr>
+            <a:graphic xmlns:a="http://schemas.openxmlformats.org/drawingml/2006/main">
+              <a:graphicData uri="http://schemas.openxmlformats.org/drawingml/2006/picture">
+                <pic:pic xmlns:pic="http://schemas.openxmlformats.org/drawingml/2006/picture">
+                  <pic:nvPicPr>
+                    <pic:cNvPr id="1" name=""/>
+                    <pic:cNvPicPr/>
+                  </pic:nvPicPr>
+                  <pic:blipFill>
+                    <a:blip r:embed="rId122"/>
+                    <a:stretch>
+                      <a:fillRect/>
+                    </a:stretch>
+                  </pic:blipFill>
+                  <pic:spPr>
+                    <a:xfrm>
+                      <a:off x="0" y="0"/>
+                      <a:ext cx="5612130" cy="2153285"/>
+                    </a:xfrm>
+                    <a:prstGeom prst="rect">
+                      <a:avLst/>
+                    </a:prstGeom>
+                  </pic:spPr>
+                </pic:pic>
+              </a:graphicData>
+            </a:graphic>
+          </wp:inline>
+        </w:drawing>
+      </w:r>
+    </w:p>
+    <w:p/>
+    <w:p>
+      <w:r>
+        <w:t>Min: 4:44</w:t>
+      </w:r>
       <w:bookmarkStart w:id="56" w:name="_GoBack"/>
       <w:bookmarkEnd w:id="56"/>
+    </w:p>
+    <w:p/>
+    <w:p>
+      <w:pPr>
+        <w:rPr>
+          <w:lang w:val="es-MX"/>
+        </w:rPr>
+      </w:pPr>
+    </w:p>
+    <w:p>
+      <w:pPr>
+        <w:rPr>
+          <w:lang w:val="es-MX"/>
+        </w:rPr>
+      </w:pPr>
+    </w:p>
+    <w:p>
+      <w:pPr>
+        <w:rPr>
+          <w:lang w:val="es-MX"/>
+        </w:rPr>
+      </w:pPr>
+    </w:p>
+    <w:p>
+      <w:pPr>
+        <w:pStyle w:val="Ttulo1"/>
+        <w:rPr>
+          <w:b/>
+          <w:lang w:val="es-MX"/>
+        </w:rPr>
+      </w:pPr>
     </w:p>
     <w:p/>
     <w:p/>
@@ -14240,7 +14703,7 @@
       </w:pPr>
     </w:p>
     <w:sectPr>
-      <w:footerReference w:type="default" r:id="rId121"/>
+      <w:footerReference w:type="default" r:id="rId123"/>
       <w:pgSz w:w="12240" w:h="15840"/>
       <w:pgMar w:top="1417" w:right="1701" w:bottom="1417" w:left="1701" w:header="708" w:footer="708" w:gutter="0"/>
       <w:cols w:space="708"/>
@@ -14314,7 +14777,7 @@
           <w:rPr>
             <w:noProof/>
           </w:rPr>
-          <w:t>54</w:t>
+          <w:t>57</w:t>
         </w:r>
         <w:r>
           <w:fldChar w:fldCharType="end"/>
@@ -17743,7 +18206,7 @@
 </file>
 
 <file path=customXml/itemProps1.xml><?xml version="1.0" encoding="utf-8"?>
-<ds:datastoreItem xmlns:ds="http://schemas.openxmlformats.org/officeDocument/2006/customXml" ds:itemID="{A7414FC7-D9F3-42D2-B966-5955F3CAAD10}">
+<ds:datastoreItem xmlns:ds="http://schemas.openxmlformats.org/officeDocument/2006/customXml" ds:itemID="{B3954224-C81F-4E4E-874A-072ECCADB77C}">
   <ds:schemaRefs>
     <ds:schemaRef ds:uri="http://schemas.openxmlformats.org/officeDocument/2006/bibliography"/>
   </ds:schemaRefs>
